--- a/plots/benchmark_tables/benchmark_tables.docx
+++ b/plots/benchmark_tables/benchmark_tables.docx
@@ -13433,6 +13433,5310 @@
           <w:sz w:val="18"/>
         </w:rPr>
         <w:t>Values are mean execution times in seconds. The warm-session benchmark reuses the same Spark session across iterations and reports the measured phases for each query.</w:t>
+      </w:r>
+    </w:p>
+    <w:p/>
+    <w:p>
+      <w:pPr>
+        <w:jc w:val="center"/>
+      </w:pPr>
+      <w:r>
+        <w:rPr>
+          <w:rFonts w:ascii="Times New Roman" w:hAnsi="Times New Roman"/>
+          <w:b/>
+          <w:sz w:val="20"/>
+        </w:rPr>
+        <w:t>Table 6: Cold-start vs warm-session benchmark phase comparison</w:t>
+      </w:r>
+    </w:p>
+    <w:tbl>
+      <w:tblPr>
+        <w:tblW w:type="auto" w:w="0"/>
+        <w:jc w:val="center"/>
+        <w:tblLayout w:type="autofit"/>
+        <w:tblLook w:firstColumn="1" w:firstRow="1" w:lastColumn="0" w:lastRow="0" w:noHBand="0" w:noVBand="1" w:val="04A0"/>
+      </w:tblPr>
+      <w:tblGrid>
+        <w:gridCol w:w="1275"/>
+        <w:gridCol w:w="1275"/>
+        <w:gridCol w:w="1275"/>
+        <w:gridCol w:w="1275"/>
+        <w:gridCol w:w="1275"/>
+        <w:gridCol w:w="1275"/>
+        <w:gridCol w:w="1275"/>
+        <w:gridCol w:w="1275"/>
+      </w:tblGrid>
+      <w:tr>
+        <w:tc>
+          <w:tcPr>
+            <w:tcW w:type="dxa" w:w="1275"/>
+            <w:vAlign w:val="center"/>
+            <w:shd w:fill="F2F2F2"/>
+            <w:tcBorders>
+              <w:top w:val="single" w:sz="14" w:color="000000"/>
+              <w:bottom w:val="single" w:sz="14" w:color="000000"/>
+              <w:left w:val="nil" w:sz="0" w:color="FFFFFF"/>
+              <w:right w:val="nil" w:sz="0" w:color="FFFFFF"/>
+            </w:tcBorders>
+          </w:tcPr>
+          <w:p>
+            <w:pPr>
+              <w:jc w:val="center"/>
+            </w:pPr>
+            <w:r/>
+            <w:r>
+              <w:rPr>
+                <w:rFonts w:ascii="Times New Roman" w:hAnsi="Times New Roman"/>
+                <w:b/>
+                <w:sz w:val="18"/>
+              </w:rPr>
+              <w:t>Query</w:t>
+            </w:r>
+          </w:p>
+        </w:tc>
+        <w:tc>
+          <w:tcPr>
+            <w:tcW w:type="dxa" w:w="1275"/>
+            <w:vAlign w:val="center"/>
+            <w:shd w:fill="F2F2F2"/>
+            <w:tcBorders>
+              <w:top w:val="single" w:sz="14" w:color="000000"/>
+              <w:bottom w:val="single" w:sz="14" w:color="000000"/>
+              <w:left w:val="nil" w:sz="0" w:color="FFFFFF"/>
+              <w:right w:val="nil" w:sz="0" w:color="FFFFFF"/>
+            </w:tcBorders>
+          </w:tcPr>
+          <w:p>
+            <w:pPr>
+              <w:jc w:val="center"/>
+            </w:pPr>
+            <w:r/>
+            <w:r>
+              <w:rPr>
+                <w:rFonts w:ascii="Times New Roman" w:hAnsi="Times New Roman"/>
+                <w:b/>
+                <w:sz w:val="18"/>
+              </w:rPr>
+              <w:t>Phase</w:t>
+            </w:r>
+          </w:p>
+        </w:tc>
+        <w:tc>
+          <w:tcPr>
+            <w:tcW w:type="dxa" w:w="1275"/>
+            <w:vAlign w:val="center"/>
+            <w:shd w:fill="F2F2F2"/>
+            <w:tcBorders>
+              <w:top w:val="single" w:sz="14" w:color="000000"/>
+              <w:bottom w:val="single" w:sz="14" w:color="000000"/>
+              <w:left w:val="nil" w:sz="0" w:color="FFFFFF"/>
+              <w:right w:val="nil" w:sz="0" w:color="FFFFFF"/>
+            </w:tcBorders>
+          </w:tcPr>
+          <w:p>
+            <w:pPr>
+              <w:jc w:val="center"/>
+            </w:pPr>
+            <w:r/>
+            <w:r>
+              <w:rPr>
+                <w:rFonts w:ascii="Times New Roman" w:hAnsi="Times New Roman"/>
+                <w:b/>
+                <w:sz w:val="18"/>
+              </w:rPr>
+              <w:t>Mode</w:t>
+            </w:r>
+          </w:p>
+        </w:tc>
+        <w:tc>
+          <w:tcPr>
+            <w:tcW w:type="dxa" w:w="1275"/>
+            <w:vAlign w:val="center"/>
+            <w:shd w:fill="F2F2F2"/>
+            <w:tcBorders>
+              <w:top w:val="single" w:sz="14" w:color="000000"/>
+              <w:bottom w:val="single" w:sz="14" w:color="000000"/>
+              <w:left w:val="nil" w:sz="0" w:color="FFFFFF"/>
+              <w:right w:val="nil" w:sz="0" w:color="FFFFFF"/>
+            </w:tcBorders>
+          </w:tcPr>
+          <w:p>
+            <w:pPr>
+              <w:jc w:val="center"/>
+            </w:pPr>
+            <w:r/>
+            <w:r>
+              <w:rPr>
+                <w:rFonts w:ascii="Times New Roman" w:hAnsi="Times New Roman"/>
+                <w:b/>
+                <w:sz w:val="18"/>
+              </w:rPr>
+              <w:t>Mean (s)</w:t>
+            </w:r>
+          </w:p>
+        </w:tc>
+        <w:tc>
+          <w:tcPr>
+            <w:tcW w:type="dxa" w:w="1275"/>
+            <w:vAlign w:val="center"/>
+            <w:shd w:fill="F2F2F2"/>
+            <w:tcBorders>
+              <w:top w:val="single" w:sz="14" w:color="000000"/>
+              <w:bottom w:val="single" w:sz="14" w:color="000000"/>
+              <w:left w:val="nil" w:sz="0" w:color="FFFFFF"/>
+              <w:right w:val="nil" w:sz="0" w:color="FFFFFF"/>
+            </w:tcBorders>
+          </w:tcPr>
+          <w:p>
+            <w:pPr>
+              <w:jc w:val="center"/>
+            </w:pPr>
+            <w:r/>
+            <w:r>
+              <w:rPr>
+                <w:rFonts w:ascii="Times New Roman" w:hAnsi="Times New Roman"/>
+                <w:b/>
+                <w:sz w:val="18"/>
+              </w:rPr>
+              <w:t>StdDev</w:t>
+            </w:r>
+          </w:p>
+        </w:tc>
+        <w:tc>
+          <w:tcPr>
+            <w:tcW w:type="dxa" w:w="1275"/>
+            <w:vAlign w:val="center"/>
+            <w:shd w:fill="F2F2F2"/>
+            <w:tcBorders>
+              <w:top w:val="single" w:sz="14" w:color="000000"/>
+              <w:bottom w:val="single" w:sz="14" w:color="000000"/>
+              <w:left w:val="nil" w:sz="0" w:color="FFFFFF"/>
+              <w:right w:val="nil" w:sz="0" w:color="FFFFFF"/>
+            </w:tcBorders>
+          </w:tcPr>
+          <w:p>
+            <w:pPr>
+              <w:jc w:val="center"/>
+            </w:pPr>
+            <w:r/>
+            <w:r>
+              <w:rPr>
+                <w:rFonts w:ascii="Times New Roman" w:hAnsi="Times New Roman"/>
+                <w:b/>
+                <w:sz w:val="18"/>
+              </w:rPr>
+              <w:t>Median</w:t>
+            </w:r>
+          </w:p>
+        </w:tc>
+        <w:tc>
+          <w:tcPr>
+            <w:tcW w:type="dxa" w:w="1275"/>
+            <w:vAlign w:val="center"/>
+            <w:shd w:fill="F2F2F2"/>
+            <w:tcBorders>
+              <w:top w:val="single" w:sz="14" w:color="000000"/>
+              <w:bottom w:val="single" w:sz="14" w:color="000000"/>
+              <w:left w:val="nil" w:sz="0" w:color="FFFFFF"/>
+              <w:right w:val="nil" w:sz="0" w:color="FFFFFF"/>
+            </w:tcBorders>
+          </w:tcPr>
+          <w:p>
+            <w:pPr>
+              <w:jc w:val="center"/>
+            </w:pPr>
+            <w:r/>
+            <w:r>
+              <w:rPr>
+                <w:rFonts w:ascii="Times New Roman" w:hAnsi="Times New Roman"/>
+                <w:b/>
+                <w:sz w:val="18"/>
+              </w:rPr>
+              <w:t>Min</w:t>
+            </w:r>
+          </w:p>
+        </w:tc>
+        <w:tc>
+          <w:tcPr>
+            <w:tcW w:type="dxa" w:w="1275"/>
+            <w:vAlign w:val="center"/>
+            <w:shd w:fill="F2F2F2"/>
+            <w:tcBorders>
+              <w:top w:val="single" w:sz="14" w:color="000000"/>
+              <w:bottom w:val="single" w:sz="14" w:color="000000"/>
+              <w:left w:val="nil" w:sz="0" w:color="FFFFFF"/>
+              <w:right w:val="nil" w:sz="0" w:color="FFFFFF"/>
+            </w:tcBorders>
+          </w:tcPr>
+          <w:p>
+            <w:pPr>
+              <w:jc w:val="center"/>
+            </w:pPr>
+            <w:r/>
+            <w:r>
+              <w:rPr>
+                <w:rFonts w:ascii="Times New Roman" w:hAnsi="Times New Roman"/>
+                <w:b/>
+                <w:sz w:val="18"/>
+              </w:rPr>
+              <w:t>Max</w:t>
+            </w:r>
+          </w:p>
+        </w:tc>
+      </w:tr>
+      <w:tr>
+        <w:tc>
+          <w:tcPr>
+            <w:tcW w:type="dxa" w:w="1275"/>
+            <w:vAlign w:val="center"/>
+            <w:tcBorders>
+              <w:top w:val="single" w:sz="14" w:color="000000"/>
+              <w:bottom w:val="single" w:sz="4" w:color="BFBFBF"/>
+              <w:left w:val="nil" w:sz="0" w:color="FFFFFF"/>
+              <w:right w:val="nil" w:sz="0" w:color="FFFFFF"/>
+            </w:tcBorders>
+          </w:tcPr>
+          <w:p>
+            <w:pPr>
+              <w:jc w:val="center"/>
+            </w:pPr>
+            <w:r/>
+            <w:r>
+              <w:rPr>
+                <w:rFonts w:ascii="Times New Roman" w:hAnsi="Times New Roman"/>
+                <w:b w:val="0"/>
+                <w:sz w:val="18"/>
+              </w:rPr>
+              <w:t>Q1</w:t>
+            </w:r>
+          </w:p>
+        </w:tc>
+        <w:tc>
+          <w:tcPr>
+            <w:tcW w:type="dxa" w:w="1275"/>
+            <w:vAlign w:val="center"/>
+            <w:tcBorders>
+              <w:top w:val="single" w:sz="14" w:color="000000"/>
+              <w:bottom w:val="single" w:sz="4" w:color="BFBFBF"/>
+              <w:left w:val="nil" w:sz="0" w:color="FFFFFF"/>
+              <w:right w:val="nil" w:sz="0" w:color="FFFFFF"/>
+            </w:tcBorders>
+          </w:tcPr>
+          <w:p>
+            <w:pPr>
+              <w:jc w:val="center"/>
+            </w:pPr>
+            <w:r/>
+            <w:r>
+              <w:rPr>
+                <w:rFonts w:ascii="Times New Roman" w:hAnsi="Times New Roman"/>
+                <w:b w:val="0"/>
+                <w:sz w:val="18"/>
+              </w:rPr>
+              <w:t>Spark start</w:t>
+            </w:r>
+          </w:p>
+        </w:tc>
+        <w:tc>
+          <w:tcPr>
+            <w:tcW w:type="dxa" w:w="1275"/>
+            <w:vAlign w:val="center"/>
+            <w:tcBorders>
+              <w:top w:val="single" w:sz="14" w:color="000000"/>
+              <w:bottom w:val="single" w:sz="4" w:color="BFBFBF"/>
+              <w:left w:val="nil" w:sz="0" w:color="FFFFFF"/>
+              <w:right w:val="nil" w:sz="0" w:color="FFFFFF"/>
+            </w:tcBorders>
+          </w:tcPr>
+          <w:p>
+            <w:pPr>
+              <w:jc w:val="center"/>
+            </w:pPr>
+            <w:r/>
+            <w:r>
+              <w:rPr>
+                <w:rFonts w:ascii="Times New Roman" w:hAnsi="Times New Roman"/>
+                <w:b w:val="0"/>
+                <w:sz w:val="18"/>
+              </w:rPr>
+              <w:t>cold start</w:t>
+            </w:r>
+          </w:p>
+        </w:tc>
+        <w:tc>
+          <w:tcPr>
+            <w:tcW w:type="dxa" w:w="1275"/>
+            <w:vAlign w:val="center"/>
+            <w:tcBorders>
+              <w:top w:val="single" w:sz="14" w:color="000000"/>
+              <w:bottom w:val="single" w:sz="4" w:color="BFBFBF"/>
+              <w:left w:val="nil" w:sz="0" w:color="FFFFFF"/>
+              <w:right w:val="nil" w:sz="0" w:color="FFFFFF"/>
+            </w:tcBorders>
+          </w:tcPr>
+          <w:p>
+            <w:pPr>
+              <w:jc w:val="center"/>
+            </w:pPr>
+            <w:r/>
+            <w:r>
+              <w:rPr>
+                <w:rFonts w:ascii="Times New Roman" w:hAnsi="Times New Roman"/>
+                <w:b w:val="0"/>
+                <w:sz w:val="18"/>
+              </w:rPr>
+              <w:t>0.24</w:t>
+            </w:r>
+          </w:p>
+        </w:tc>
+        <w:tc>
+          <w:tcPr>
+            <w:tcW w:type="dxa" w:w="1275"/>
+            <w:vAlign w:val="center"/>
+            <w:tcBorders>
+              <w:top w:val="single" w:sz="14" w:color="000000"/>
+              <w:bottom w:val="single" w:sz="4" w:color="BFBFBF"/>
+              <w:left w:val="nil" w:sz="0" w:color="FFFFFF"/>
+              <w:right w:val="nil" w:sz="0" w:color="FFFFFF"/>
+            </w:tcBorders>
+          </w:tcPr>
+          <w:p>
+            <w:pPr>
+              <w:jc w:val="center"/>
+            </w:pPr>
+            <w:r/>
+            <w:r>
+              <w:rPr>
+                <w:rFonts w:ascii="Times New Roman" w:hAnsi="Times New Roman"/>
+                <w:b w:val="0"/>
+                <w:sz w:val="18"/>
+              </w:rPr>
+              <w:t>0.49</w:t>
+            </w:r>
+          </w:p>
+        </w:tc>
+        <w:tc>
+          <w:tcPr>
+            <w:tcW w:type="dxa" w:w="1275"/>
+            <w:vAlign w:val="center"/>
+            <w:tcBorders>
+              <w:top w:val="single" w:sz="14" w:color="000000"/>
+              <w:bottom w:val="single" w:sz="4" w:color="BFBFBF"/>
+              <w:left w:val="nil" w:sz="0" w:color="FFFFFF"/>
+              <w:right w:val="nil" w:sz="0" w:color="FFFFFF"/>
+            </w:tcBorders>
+          </w:tcPr>
+          <w:p>
+            <w:pPr>
+              <w:jc w:val="center"/>
+            </w:pPr>
+            <w:r/>
+            <w:r>
+              <w:rPr>
+                <w:rFonts w:ascii="Times New Roman" w:hAnsi="Times New Roman"/>
+                <w:b w:val="0"/>
+                <w:sz w:val="18"/>
+              </w:rPr>
+              <w:t>0.11</w:t>
+            </w:r>
+          </w:p>
+        </w:tc>
+        <w:tc>
+          <w:tcPr>
+            <w:tcW w:type="dxa" w:w="1275"/>
+            <w:vAlign w:val="center"/>
+            <w:tcBorders>
+              <w:top w:val="single" w:sz="14" w:color="000000"/>
+              <w:bottom w:val="single" w:sz="4" w:color="BFBFBF"/>
+              <w:left w:val="nil" w:sz="0" w:color="FFFFFF"/>
+              <w:right w:val="nil" w:sz="0" w:color="FFFFFF"/>
+            </w:tcBorders>
+          </w:tcPr>
+          <w:p>
+            <w:pPr>
+              <w:jc w:val="center"/>
+            </w:pPr>
+            <w:r/>
+            <w:r>
+              <w:rPr>
+                <w:rFonts w:ascii="Times New Roman" w:hAnsi="Times New Roman"/>
+                <w:b w:val="0"/>
+                <w:sz w:val="18"/>
+              </w:rPr>
+              <w:t>0.09</w:t>
+            </w:r>
+          </w:p>
+        </w:tc>
+        <w:tc>
+          <w:tcPr>
+            <w:tcW w:type="dxa" w:w="1275"/>
+            <w:vAlign w:val="center"/>
+            <w:tcBorders>
+              <w:top w:val="single" w:sz="14" w:color="000000"/>
+              <w:bottom w:val="single" w:sz="4" w:color="BFBFBF"/>
+              <w:left w:val="nil" w:sz="0" w:color="FFFFFF"/>
+              <w:right w:val="nil" w:sz="0" w:color="FFFFFF"/>
+            </w:tcBorders>
+          </w:tcPr>
+          <w:p>
+            <w:pPr>
+              <w:jc w:val="center"/>
+            </w:pPr>
+            <w:r/>
+            <w:r>
+              <w:rPr>
+                <w:rFonts w:ascii="Times New Roman" w:hAnsi="Times New Roman"/>
+                <w:b w:val="0"/>
+                <w:sz w:val="18"/>
+              </w:rPr>
+              <w:t>2.00</w:t>
+            </w:r>
+          </w:p>
+        </w:tc>
+      </w:tr>
+      <w:tr>
+        <w:tc>
+          <w:tcPr>
+            <w:tcW w:type="dxa" w:w="1275"/>
+            <w:vAlign w:val="center"/>
+            <w:tcBorders>
+              <w:top w:val="single" w:sz="10" w:color="000000"/>
+              <w:bottom w:val="single" w:sz="4" w:color="BFBFBF"/>
+              <w:left w:val="nil" w:sz="0" w:color="FFFFFF"/>
+              <w:right w:val="nil" w:sz="0" w:color="FFFFFF"/>
+            </w:tcBorders>
+          </w:tcPr>
+          <w:p>
+            <w:pPr>
+              <w:jc w:val="center"/>
+            </w:pPr>
+            <w:r/>
+            <w:r>
+              <w:rPr>
+                <w:rFonts w:ascii="Times New Roman" w:hAnsi="Times New Roman"/>
+                <w:b w:val="0"/>
+                <w:sz w:val="18"/>
+              </w:rPr>
+              <w:t>Q1</w:t>
+            </w:r>
+          </w:p>
+        </w:tc>
+        <w:tc>
+          <w:tcPr>
+            <w:tcW w:type="dxa" w:w="1275"/>
+            <w:vAlign w:val="center"/>
+            <w:tcBorders>
+              <w:top w:val="single" w:sz="10" w:color="000000"/>
+              <w:bottom w:val="single" w:sz="4" w:color="BFBFBF"/>
+              <w:left w:val="nil" w:sz="0" w:color="FFFFFF"/>
+              <w:right w:val="nil" w:sz="0" w:color="FFFFFF"/>
+            </w:tcBorders>
+          </w:tcPr>
+          <w:p>
+            <w:pPr>
+              <w:jc w:val="center"/>
+            </w:pPr>
+            <w:r/>
+            <w:r>
+              <w:rPr>
+                <w:rFonts w:ascii="Times New Roman" w:hAnsi="Times New Roman"/>
+                <w:b w:val="0"/>
+                <w:sz w:val="18"/>
+              </w:rPr>
+              <w:t>Loading</w:t>
+            </w:r>
+          </w:p>
+        </w:tc>
+        <w:tc>
+          <w:tcPr>
+            <w:tcW w:type="dxa" w:w="1275"/>
+            <w:vAlign w:val="center"/>
+            <w:tcBorders>
+              <w:top w:val="single" w:sz="10" w:color="000000"/>
+              <w:bottom w:val="single" w:sz="4" w:color="BFBFBF"/>
+              <w:left w:val="nil" w:sz="0" w:color="FFFFFF"/>
+              <w:right w:val="nil" w:sz="0" w:color="FFFFFF"/>
+            </w:tcBorders>
+          </w:tcPr>
+          <w:p>
+            <w:pPr>
+              <w:jc w:val="center"/>
+            </w:pPr>
+            <w:r/>
+            <w:r>
+              <w:rPr>
+                <w:rFonts w:ascii="Times New Roman" w:hAnsi="Times New Roman"/>
+                <w:b w:val="0"/>
+                <w:sz w:val="18"/>
+              </w:rPr>
+              <w:t>cold start</w:t>
+            </w:r>
+          </w:p>
+        </w:tc>
+        <w:tc>
+          <w:tcPr>
+            <w:tcW w:type="dxa" w:w="1275"/>
+            <w:vAlign w:val="center"/>
+            <w:tcBorders>
+              <w:top w:val="single" w:sz="10" w:color="000000"/>
+              <w:bottom w:val="single" w:sz="4" w:color="BFBFBF"/>
+              <w:left w:val="nil" w:sz="0" w:color="FFFFFF"/>
+              <w:right w:val="nil" w:sz="0" w:color="FFFFFF"/>
+            </w:tcBorders>
+          </w:tcPr>
+          <w:p>
+            <w:pPr>
+              <w:jc w:val="center"/>
+            </w:pPr>
+            <w:r/>
+            <w:r>
+              <w:rPr>
+                <w:rFonts w:ascii="Times New Roman" w:hAnsi="Times New Roman"/>
+                <w:b w:val="0"/>
+                <w:sz w:val="18"/>
+              </w:rPr>
+              <w:t>3.46</w:t>
+            </w:r>
+          </w:p>
+        </w:tc>
+        <w:tc>
+          <w:tcPr>
+            <w:tcW w:type="dxa" w:w="1275"/>
+            <w:vAlign w:val="center"/>
+            <w:tcBorders>
+              <w:top w:val="single" w:sz="10" w:color="000000"/>
+              <w:bottom w:val="single" w:sz="4" w:color="BFBFBF"/>
+              <w:left w:val="nil" w:sz="0" w:color="FFFFFF"/>
+              <w:right w:val="nil" w:sz="0" w:color="FFFFFF"/>
+            </w:tcBorders>
+          </w:tcPr>
+          <w:p>
+            <w:pPr>
+              <w:jc w:val="center"/>
+            </w:pPr>
+            <w:r/>
+            <w:r>
+              <w:rPr>
+                <w:rFonts w:ascii="Times New Roman" w:hAnsi="Times New Roman"/>
+                <w:b w:val="0"/>
+                <w:sz w:val="18"/>
+              </w:rPr>
+              <w:t>0.35</w:t>
+            </w:r>
+          </w:p>
+        </w:tc>
+        <w:tc>
+          <w:tcPr>
+            <w:tcW w:type="dxa" w:w="1275"/>
+            <w:vAlign w:val="center"/>
+            <w:tcBorders>
+              <w:top w:val="single" w:sz="10" w:color="000000"/>
+              <w:bottom w:val="single" w:sz="4" w:color="BFBFBF"/>
+              <w:left w:val="nil" w:sz="0" w:color="FFFFFF"/>
+              <w:right w:val="nil" w:sz="0" w:color="FFFFFF"/>
+            </w:tcBorders>
+          </w:tcPr>
+          <w:p>
+            <w:pPr>
+              <w:jc w:val="center"/>
+            </w:pPr>
+            <w:r/>
+            <w:r>
+              <w:rPr>
+                <w:rFonts w:ascii="Times New Roman" w:hAnsi="Times New Roman"/>
+                <w:b w:val="0"/>
+                <w:sz w:val="18"/>
+              </w:rPr>
+              <w:t>3.35</w:t>
+            </w:r>
+          </w:p>
+        </w:tc>
+        <w:tc>
+          <w:tcPr>
+            <w:tcW w:type="dxa" w:w="1275"/>
+            <w:vAlign w:val="center"/>
+            <w:tcBorders>
+              <w:top w:val="single" w:sz="10" w:color="000000"/>
+              <w:bottom w:val="single" w:sz="4" w:color="BFBFBF"/>
+              <w:left w:val="nil" w:sz="0" w:color="FFFFFF"/>
+              <w:right w:val="nil" w:sz="0" w:color="FFFFFF"/>
+            </w:tcBorders>
+          </w:tcPr>
+          <w:p>
+            <w:pPr>
+              <w:jc w:val="center"/>
+            </w:pPr>
+            <w:r/>
+            <w:r>
+              <w:rPr>
+                <w:rFonts w:ascii="Times New Roman" w:hAnsi="Times New Roman"/>
+                <w:b w:val="0"/>
+                <w:sz w:val="18"/>
+              </w:rPr>
+              <w:t>3.21</w:t>
+            </w:r>
+          </w:p>
+        </w:tc>
+        <w:tc>
+          <w:tcPr>
+            <w:tcW w:type="dxa" w:w="1275"/>
+            <w:vAlign w:val="center"/>
+            <w:tcBorders>
+              <w:top w:val="single" w:sz="10" w:color="000000"/>
+              <w:bottom w:val="single" w:sz="4" w:color="BFBFBF"/>
+              <w:left w:val="nil" w:sz="0" w:color="FFFFFF"/>
+              <w:right w:val="nil" w:sz="0" w:color="FFFFFF"/>
+            </w:tcBorders>
+          </w:tcPr>
+          <w:p>
+            <w:pPr>
+              <w:jc w:val="center"/>
+            </w:pPr>
+            <w:r/>
+            <w:r>
+              <w:rPr>
+                <w:rFonts w:ascii="Times New Roman" w:hAnsi="Times New Roman"/>
+                <w:b w:val="0"/>
+                <w:sz w:val="18"/>
+              </w:rPr>
+              <w:t>4.67</w:t>
+            </w:r>
+          </w:p>
+        </w:tc>
+      </w:tr>
+      <w:tr>
+        <w:tc>
+          <w:tcPr>
+            <w:tcW w:type="dxa" w:w="1275"/>
+            <w:vAlign w:val="center"/>
+            <w:tcBorders>
+              <w:top w:val="nil" w:sz="0" w:color="FFFFFF"/>
+              <w:bottom w:val="single" w:sz="4" w:color="BFBFBF"/>
+              <w:left w:val="nil" w:sz="0" w:color="FFFFFF"/>
+              <w:right w:val="nil" w:sz="0" w:color="FFFFFF"/>
+            </w:tcBorders>
+          </w:tcPr>
+          <w:p>
+            <w:pPr>
+              <w:jc w:val="center"/>
+            </w:pPr>
+            <w:r/>
+            <w:r>
+              <w:rPr>
+                <w:rFonts w:ascii="Times New Roman" w:hAnsi="Times New Roman"/>
+                <w:b w:val="0"/>
+                <w:sz w:val="18"/>
+              </w:rPr>
+              <w:t>Q1</w:t>
+            </w:r>
+          </w:p>
+        </w:tc>
+        <w:tc>
+          <w:tcPr>
+            <w:tcW w:type="dxa" w:w="1275"/>
+            <w:vAlign w:val="center"/>
+            <w:tcBorders>
+              <w:top w:val="nil" w:sz="0" w:color="FFFFFF"/>
+              <w:bottom w:val="single" w:sz="4" w:color="BFBFBF"/>
+              <w:left w:val="nil" w:sz="0" w:color="FFFFFF"/>
+              <w:right w:val="nil" w:sz="0" w:color="FFFFFF"/>
+            </w:tcBorders>
+          </w:tcPr>
+          <w:p>
+            <w:pPr>
+              <w:jc w:val="center"/>
+            </w:pPr>
+            <w:r/>
+            <w:r>
+              <w:rPr>
+                <w:rFonts w:ascii="Times New Roman" w:hAnsi="Times New Roman"/>
+                <w:b w:val="0"/>
+                <w:sz w:val="18"/>
+              </w:rPr>
+              <w:t>Loading</w:t>
+            </w:r>
+          </w:p>
+        </w:tc>
+        <w:tc>
+          <w:tcPr>
+            <w:tcW w:type="dxa" w:w="1275"/>
+            <w:vAlign w:val="center"/>
+            <w:tcBorders>
+              <w:top w:val="nil" w:sz="0" w:color="FFFFFF"/>
+              <w:bottom w:val="single" w:sz="4" w:color="BFBFBF"/>
+              <w:left w:val="nil" w:sz="0" w:color="FFFFFF"/>
+              <w:right w:val="nil" w:sz="0" w:color="FFFFFF"/>
+            </w:tcBorders>
+          </w:tcPr>
+          <w:p>
+            <w:pPr>
+              <w:jc w:val="center"/>
+            </w:pPr>
+            <w:r/>
+            <w:r>
+              <w:rPr>
+                <w:rFonts w:ascii="Times New Roman" w:hAnsi="Times New Roman"/>
+                <w:b w:val="0"/>
+                <w:sz w:val="18"/>
+              </w:rPr>
+              <w:t>warmup</w:t>
+            </w:r>
+          </w:p>
+        </w:tc>
+        <w:tc>
+          <w:tcPr>
+            <w:tcW w:type="dxa" w:w="1275"/>
+            <w:vAlign w:val="center"/>
+            <w:tcBorders>
+              <w:top w:val="nil" w:sz="0" w:color="FFFFFF"/>
+              <w:bottom w:val="single" w:sz="4" w:color="BFBFBF"/>
+              <w:left w:val="nil" w:sz="0" w:color="FFFFFF"/>
+              <w:right w:val="nil" w:sz="0" w:color="FFFFFF"/>
+            </w:tcBorders>
+          </w:tcPr>
+          <w:p>
+            <w:pPr>
+              <w:jc w:val="center"/>
+            </w:pPr>
+            <w:r/>
+            <w:r>
+              <w:rPr>
+                <w:rFonts w:ascii="Times New Roman" w:hAnsi="Times New Roman"/>
+                <w:b w:val="0"/>
+                <w:sz w:val="18"/>
+              </w:rPr>
+              <w:t>0.09</w:t>
+            </w:r>
+          </w:p>
+        </w:tc>
+        <w:tc>
+          <w:tcPr>
+            <w:tcW w:type="dxa" w:w="1275"/>
+            <w:vAlign w:val="center"/>
+            <w:tcBorders>
+              <w:top w:val="nil" w:sz="0" w:color="FFFFFF"/>
+              <w:bottom w:val="single" w:sz="4" w:color="BFBFBF"/>
+              <w:left w:val="nil" w:sz="0" w:color="FFFFFF"/>
+              <w:right w:val="nil" w:sz="0" w:color="FFFFFF"/>
+            </w:tcBorders>
+          </w:tcPr>
+          <w:p>
+            <w:pPr>
+              <w:jc w:val="center"/>
+            </w:pPr>
+            <w:r/>
+            <w:r>
+              <w:rPr>
+                <w:rFonts w:ascii="Times New Roman" w:hAnsi="Times New Roman"/>
+                <w:b w:val="0"/>
+                <w:sz w:val="18"/>
+              </w:rPr>
+              <w:t>0.03</w:t>
+            </w:r>
+          </w:p>
+        </w:tc>
+        <w:tc>
+          <w:tcPr>
+            <w:tcW w:type="dxa" w:w="1275"/>
+            <w:vAlign w:val="center"/>
+            <w:tcBorders>
+              <w:top w:val="nil" w:sz="0" w:color="FFFFFF"/>
+              <w:bottom w:val="single" w:sz="4" w:color="BFBFBF"/>
+              <w:left w:val="nil" w:sz="0" w:color="FFFFFF"/>
+              <w:right w:val="nil" w:sz="0" w:color="FFFFFF"/>
+            </w:tcBorders>
+          </w:tcPr>
+          <w:p>
+            <w:pPr>
+              <w:jc w:val="center"/>
+            </w:pPr>
+            <w:r/>
+            <w:r>
+              <w:rPr>
+                <w:rFonts w:ascii="Times New Roman" w:hAnsi="Times New Roman"/>
+                <w:b w:val="0"/>
+                <w:sz w:val="18"/>
+              </w:rPr>
+              <w:t>0.08</w:t>
+            </w:r>
+          </w:p>
+        </w:tc>
+        <w:tc>
+          <w:tcPr>
+            <w:tcW w:type="dxa" w:w="1275"/>
+            <w:vAlign w:val="center"/>
+            <w:tcBorders>
+              <w:top w:val="nil" w:sz="0" w:color="FFFFFF"/>
+              <w:bottom w:val="single" w:sz="4" w:color="BFBFBF"/>
+              <w:left w:val="nil" w:sz="0" w:color="FFFFFF"/>
+              <w:right w:val="nil" w:sz="0" w:color="FFFFFF"/>
+            </w:tcBorders>
+          </w:tcPr>
+          <w:p>
+            <w:pPr>
+              <w:jc w:val="center"/>
+            </w:pPr>
+            <w:r/>
+            <w:r>
+              <w:rPr>
+                <w:rFonts w:ascii="Times New Roman" w:hAnsi="Times New Roman"/>
+                <w:b w:val="0"/>
+                <w:sz w:val="18"/>
+              </w:rPr>
+              <w:t>0.07</w:t>
+            </w:r>
+          </w:p>
+        </w:tc>
+        <w:tc>
+          <w:tcPr>
+            <w:tcW w:type="dxa" w:w="1275"/>
+            <w:vAlign w:val="center"/>
+            <w:tcBorders>
+              <w:top w:val="nil" w:sz="0" w:color="FFFFFF"/>
+              <w:bottom w:val="single" w:sz="4" w:color="BFBFBF"/>
+              <w:left w:val="nil" w:sz="0" w:color="FFFFFF"/>
+              <w:right w:val="nil" w:sz="0" w:color="FFFFFF"/>
+            </w:tcBorders>
+          </w:tcPr>
+          <w:p>
+            <w:pPr>
+              <w:jc w:val="center"/>
+            </w:pPr>
+            <w:r/>
+            <w:r>
+              <w:rPr>
+                <w:rFonts w:ascii="Times New Roman" w:hAnsi="Times New Roman"/>
+                <w:b w:val="0"/>
+                <w:sz w:val="18"/>
+              </w:rPr>
+              <w:t>0.17</w:t>
+            </w:r>
+          </w:p>
+        </w:tc>
+      </w:tr>
+      <w:tr>
+        <w:tc>
+          <w:tcPr>
+            <w:tcW w:type="dxa" w:w="1275"/>
+            <w:vAlign w:val="center"/>
+            <w:tcBorders>
+              <w:top w:val="single" w:sz="10" w:color="000000"/>
+              <w:bottom w:val="single" w:sz="4" w:color="BFBFBF"/>
+              <w:left w:val="nil" w:sz="0" w:color="FFFFFF"/>
+              <w:right w:val="nil" w:sz="0" w:color="FFFFFF"/>
+            </w:tcBorders>
+          </w:tcPr>
+          <w:p>
+            <w:pPr>
+              <w:jc w:val="center"/>
+            </w:pPr>
+            <w:r/>
+            <w:r>
+              <w:rPr>
+                <w:rFonts w:ascii="Times New Roman" w:hAnsi="Times New Roman"/>
+                <w:b w:val="0"/>
+                <w:sz w:val="18"/>
+              </w:rPr>
+              <w:t>Q1</w:t>
+            </w:r>
+          </w:p>
+        </w:tc>
+        <w:tc>
+          <w:tcPr>
+            <w:tcW w:type="dxa" w:w="1275"/>
+            <w:vAlign w:val="center"/>
+            <w:tcBorders>
+              <w:top w:val="single" w:sz="10" w:color="000000"/>
+              <w:bottom w:val="single" w:sz="4" w:color="BFBFBF"/>
+              <w:left w:val="nil" w:sz="0" w:color="FFFFFF"/>
+              <w:right w:val="nil" w:sz="0" w:color="FFFFFF"/>
+            </w:tcBorders>
+          </w:tcPr>
+          <w:p>
+            <w:pPr>
+              <w:jc w:val="center"/>
+            </w:pPr>
+            <w:r/>
+            <w:r>
+              <w:rPr>
+                <w:rFonts w:ascii="Times New Roman" w:hAnsi="Times New Roman"/>
+                <w:b w:val="0"/>
+                <w:sz w:val="18"/>
+              </w:rPr>
+              <w:t>Processing</w:t>
+            </w:r>
+          </w:p>
+        </w:tc>
+        <w:tc>
+          <w:tcPr>
+            <w:tcW w:type="dxa" w:w="1275"/>
+            <w:vAlign w:val="center"/>
+            <w:tcBorders>
+              <w:top w:val="single" w:sz="10" w:color="000000"/>
+              <w:bottom w:val="single" w:sz="4" w:color="BFBFBF"/>
+              <w:left w:val="nil" w:sz="0" w:color="FFFFFF"/>
+              <w:right w:val="nil" w:sz="0" w:color="FFFFFF"/>
+            </w:tcBorders>
+          </w:tcPr>
+          <w:p>
+            <w:pPr>
+              <w:jc w:val="center"/>
+            </w:pPr>
+            <w:r/>
+            <w:r>
+              <w:rPr>
+                <w:rFonts w:ascii="Times New Roman" w:hAnsi="Times New Roman"/>
+                <w:b w:val="0"/>
+                <w:sz w:val="18"/>
+              </w:rPr>
+              <w:t>cold start</w:t>
+            </w:r>
+          </w:p>
+        </w:tc>
+        <w:tc>
+          <w:tcPr>
+            <w:tcW w:type="dxa" w:w="1275"/>
+            <w:vAlign w:val="center"/>
+            <w:tcBorders>
+              <w:top w:val="single" w:sz="10" w:color="000000"/>
+              <w:bottom w:val="single" w:sz="4" w:color="BFBFBF"/>
+              <w:left w:val="nil" w:sz="0" w:color="FFFFFF"/>
+              <w:right w:val="nil" w:sz="0" w:color="FFFFFF"/>
+            </w:tcBorders>
+          </w:tcPr>
+          <w:p>
+            <w:pPr>
+              <w:jc w:val="center"/>
+            </w:pPr>
+            <w:r/>
+            <w:r>
+              <w:rPr>
+                <w:rFonts w:ascii="Times New Roman" w:hAnsi="Times New Roman"/>
+                <w:b w:val="0"/>
+                <w:sz w:val="18"/>
+              </w:rPr>
+              <w:t>2.14</w:t>
+            </w:r>
+          </w:p>
+        </w:tc>
+        <w:tc>
+          <w:tcPr>
+            <w:tcW w:type="dxa" w:w="1275"/>
+            <w:vAlign w:val="center"/>
+            <w:tcBorders>
+              <w:top w:val="single" w:sz="10" w:color="000000"/>
+              <w:bottom w:val="single" w:sz="4" w:color="BFBFBF"/>
+              <w:left w:val="nil" w:sz="0" w:color="FFFFFF"/>
+              <w:right w:val="nil" w:sz="0" w:color="FFFFFF"/>
+            </w:tcBorders>
+          </w:tcPr>
+          <w:p>
+            <w:pPr>
+              <w:jc w:val="center"/>
+            </w:pPr>
+            <w:r/>
+            <w:r>
+              <w:rPr>
+                <w:rFonts w:ascii="Times New Roman" w:hAnsi="Times New Roman"/>
+                <w:b w:val="0"/>
+                <w:sz w:val="18"/>
+              </w:rPr>
+              <w:t>0.40</w:t>
+            </w:r>
+          </w:p>
+        </w:tc>
+        <w:tc>
+          <w:tcPr>
+            <w:tcW w:type="dxa" w:w="1275"/>
+            <w:vAlign w:val="center"/>
+            <w:tcBorders>
+              <w:top w:val="single" w:sz="10" w:color="000000"/>
+              <w:bottom w:val="single" w:sz="4" w:color="BFBFBF"/>
+              <w:left w:val="nil" w:sz="0" w:color="FFFFFF"/>
+              <w:right w:val="nil" w:sz="0" w:color="FFFFFF"/>
+            </w:tcBorders>
+          </w:tcPr>
+          <w:p>
+            <w:pPr>
+              <w:jc w:val="center"/>
+            </w:pPr>
+            <w:r/>
+            <w:r>
+              <w:rPr>
+                <w:rFonts w:ascii="Times New Roman" w:hAnsi="Times New Roman"/>
+                <w:b w:val="0"/>
+                <w:sz w:val="18"/>
+              </w:rPr>
+              <w:t>2.03</w:t>
+            </w:r>
+          </w:p>
+        </w:tc>
+        <w:tc>
+          <w:tcPr>
+            <w:tcW w:type="dxa" w:w="1275"/>
+            <w:vAlign w:val="center"/>
+            <w:tcBorders>
+              <w:top w:val="single" w:sz="10" w:color="000000"/>
+              <w:bottom w:val="single" w:sz="4" w:color="BFBFBF"/>
+              <w:left w:val="nil" w:sz="0" w:color="FFFFFF"/>
+              <w:right w:val="nil" w:sz="0" w:color="FFFFFF"/>
+            </w:tcBorders>
+          </w:tcPr>
+          <w:p>
+            <w:pPr>
+              <w:jc w:val="center"/>
+            </w:pPr>
+            <w:r/>
+            <w:r>
+              <w:rPr>
+                <w:rFonts w:ascii="Times New Roman" w:hAnsi="Times New Roman"/>
+                <w:b w:val="0"/>
+                <w:sz w:val="18"/>
+              </w:rPr>
+              <w:t>1.87</w:t>
+            </w:r>
+          </w:p>
+        </w:tc>
+        <w:tc>
+          <w:tcPr>
+            <w:tcW w:type="dxa" w:w="1275"/>
+            <w:vAlign w:val="center"/>
+            <w:tcBorders>
+              <w:top w:val="single" w:sz="10" w:color="000000"/>
+              <w:bottom w:val="single" w:sz="4" w:color="BFBFBF"/>
+              <w:left w:val="nil" w:sz="0" w:color="FFFFFF"/>
+              <w:right w:val="nil" w:sz="0" w:color="FFFFFF"/>
+            </w:tcBorders>
+          </w:tcPr>
+          <w:p>
+            <w:pPr>
+              <w:jc w:val="center"/>
+            </w:pPr>
+            <w:r/>
+            <w:r>
+              <w:rPr>
+                <w:rFonts w:ascii="Times New Roman" w:hAnsi="Times New Roman"/>
+                <w:b w:val="0"/>
+                <w:sz w:val="18"/>
+              </w:rPr>
+              <w:t>3.48</w:t>
+            </w:r>
+          </w:p>
+        </w:tc>
+      </w:tr>
+      <w:tr>
+        <w:tc>
+          <w:tcPr>
+            <w:tcW w:type="dxa" w:w="1275"/>
+            <w:vAlign w:val="center"/>
+            <w:tcBorders>
+              <w:top w:val="nil" w:sz="0" w:color="FFFFFF"/>
+              <w:bottom w:val="single" w:sz="4" w:color="BFBFBF"/>
+              <w:left w:val="nil" w:sz="0" w:color="FFFFFF"/>
+              <w:right w:val="nil" w:sz="0" w:color="FFFFFF"/>
+            </w:tcBorders>
+          </w:tcPr>
+          <w:p>
+            <w:pPr>
+              <w:jc w:val="center"/>
+            </w:pPr>
+            <w:r/>
+            <w:r>
+              <w:rPr>
+                <w:rFonts w:ascii="Times New Roman" w:hAnsi="Times New Roman"/>
+                <w:b w:val="0"/>
+                <w:sz w:val="18"/>
+              </w:rPr>
+              <w:t>Q1</w:t>
+            </w:r>
+          </w:p>
+        </w:tc>
+        <w:tc>
+          <w:tcPr>
+            <w:tcW w:type="dxa" w:w="1275"/>
+            <w:vAlign w:val="center"/>
+            <w:tcBorders>
+              <w:top w:val="nil" w:sz="0" w:color="FFFFFF"/>
+              <w:bottom w:val="single" w:sz="4" w:color="BFBFBF"/>
+              <w:left w:val="nil" w:sz="0" w:color="FFFFFF"/>
+              <w:right w:val="nil" w:sz="0" w:color="FFFFFF"/>
+            </w:tcBorders>
+          </w:tcPr>
+          <w:p>
+            <w:pPr>
+              <w:jc w:val="center"/>
+            </w:pPr>
+            <w:r/>
+            <w:r>
+              <w:rPr>
+                <w:rFonts w:ascii="Times New Roman" w:hAnsi="Times New Roman"/>
+                <w:b w:val="0"/>
+                <w:sz w:val="18"/>
+              </w:rPr>
+              <w:t>Processing</w:t>
+            </w:r>
+          </w:p>
+        </w:tc>
+        <w:tc>
+          <w:tcPr>
+            <w:tcW w:type="dxa" w:w="1275"/>
+            <w:vAlign w:val="center"/>
+            <w:tcBorders>
+              <w:top w:val="nil" w:sz="0" w:color="FFFFFF"/>
+              <w:bottom w:val="single" w:sz="4" w:color="BFBFBF"/>
+              <w:left w:val="nil" w:sz="0" w:color="FFFFFF"/>
+              <w:right w:val="nil" w:sz="0" w:color="FFFFFF"/>
+            </w:tcBorders>
+          </w:tcPr>
+          <w:p>
+            <w:pPr>
+              <w:jc w:val="center"/>
+            </w:pPr>
+            <w:r/>
+            <w:r>
+              <w:rPr>
+                <w:rFonts w:ascii="Times New Roman" w:hAnsi="Times New Roman"/>
+                <w:b w:val="0"/>
+                <w:sz w:val="18"/>
+              </w:rPr>
+              <w:t>warmup</w:t>
+            </w:r>
+          </w:p>
+        </w:tc>
+        <w:tc>
+          <w:tcPr>
+            <w:tcW w:type="dxa" w:w="1275"/>
+            <w:vAlign w:val="center"/>
+            <w:tcBorders>
+              <w:top w:val="nil" w:sz="0" w:color="FFFFFF"/>
+              <w:bottom w:val="single" w:sz="4" w:color="BFBFBF"/>
+              <w:left w:val="nil" w:sz="0" w:color="FFFFFF"/>
+              <w:right w:val="nil" w:sz="0" w:color="FFFFFF"/>
+            </w:tcBorders>
+          </w:tcPr>
+          <w:p>
+            <w:pPr>
+              <w:jc w:val="center"/>
+            </w:pPr>
+            <w:r/>
+            <w:r>
+              <w:rPr>
+                <w:rFonts w:ascii="Times New Roman" w:hAnsi="Times New Roman"/>
+                <w:b w:val="0"/>
+                <w:sz w:val="18"/>
+              </w:rPr>
+              <w:t>0.36</w:t>
+            </w:r>
+          </w:p>
+        </w:tc>
+        <w:tc>
+          <w:tcPr>
+            <w:tcW w:type="dxa" w:w="1275"/>
+            <w:vAlign w:val="center"/>
+            <w:tcBorders>
+              <w:top w:val="nil" w:sz="0" w:color="FFFFFF"/>
+              <w:bottom w:val="single" w:sz="4" w:color="BFBFBF"/>
+              <w:left w:val="nil" w:sz="0" w:color="FFFFFF"/>
+              <w:right w:val="nil" w:sz="0" w:color="FFFFFF"/>
+            </w:tcBorders>
+          </w:tcPr>
+          <w:p>
+            <w:pPr>
+              <w:jc w:val="center"/>
+            </w:pPr>
+            <w:r/>
+            <w:r>
+              <w:rPr>
+                <w:rFonts w:ascii="Times New Roman" w:hAnsi="Times New Roman"/>
+                <w:b w:val="0"/>
+                <w:sz w:val="18"/>
+              </w:rPr>
+              <w:t>0.13</w:t>
+            </w:r>
+          </w:p>
+        </w:tc>
+        <w:tc>
+          <w:tcPr>
+            <w:tcW w:type="dxa" w:w="1275"/>
+            <w:vAlign w:val="center"/>
+            <w:tcBorders>
+              <w:top w:val="nil" w:sz="0" w:color="FFFFFF"/>
+              <w:bottom w:val="single" w:sz="4" w:color="BFBFBF"/>
+              <w:left w:val="nil" w:sz="0" w:color="FFFFFF"/>
+              <w:right w:val="nil" w:sz="0" w:color="FFFFFF"/>
+            </w:tcBorders>
+          </w:tcPr>
+          <w:p>
+            <w:pPr>
+              <w:jc w:val="center"/>
+            </w:pPr>
+            <w:r/>
+            <w:r>
+              <w:rPr>
+                <w:rFonts w:ascii="Times New Roman" w:hAnsi="Times New Roman"/>
+                <w:b w:val="0"/>
+                <w:sz w:val="18"/>
+              </w:rPr>
+              <w:t>0.31</w:t>
+            </w:r>
+          </w:p>
+        </w:tc>
+        <w:tc>
+          <w:tcPr>
+            <w:tcW w:type="dxa" w:w="1275"/>
+            <w:vAlign w:val="center"/>
+            <w:tcBorders>
+              <w:top w:val="nil" w:sz="0" w:color="FFFFFF"/>
+              <w:bottom w:val="single" w:sz="4" w:color="BFBFBF"/>
+              <w:left w:val="nil" w:sz="0" w:color="FFFFFF"/>
+              <w:right w:val="nil" w:sz="0" w:color="FFFFFF"/>
+            </w:tcBorders>
+          </w:tcPr>
+          <w:p>
+            <w:pPr>
+              <w:jc w:val="center"/>
+            </w:pPr>
+            <w:r/>
+            <w:r>
+              <w:rPr>
+                <w:rFonts w:ascii="Times New Roman" w:hAnsi="Times New Roman"/>
+                <w:b w:val="0"/>
+                <w:sz w:val="18"/>
+              </w:rPr>
+              <w:t>0.25</w:t>
+            </w:r>
+          </w:p>
+        </w:tc>
+        <w:tc>
+          <w:tcPr>
+            <w:tcW w:type="dxa" w:w="1275"/>
+            <w:vAlign w:val="center"/>
+            <w:tcBorders>
+              <w:top w:val="nil" w:sz="0" w:color="FFFFFF"/>
+              <w:bottom w:val="single" w:sz="4" w:color="BFBFBF"/>
+              <w:left w:val="nil" w:sz="0" w:color="FFFFFF"/>
+              <w:right w:val="nil" w:sz="0" w:color="FFFFFF"/>
+            </w:tcBorders>
+          </w:tcPr>
+          <w:p>
+            <w:pPr>
+              <w:jc w:val="center"/>
+            </w:pPr>
+            <w:r/>
+            <w:r>
+              <w:rPr>
+                <w:rFonts w:ascii="Times New Roman" w:hAnsi="Times New Roman"/>
+                <w:b w:val="0"/>
+                <w:sz w:val="18"/>
+              </w:rPr>
+              <w:t>0.66</w:t>
+            </w:r>
+          </w:p>
+        </w:tc>
+      </w:tr>
+      <w:tr>
+        <w:tc>
+          <w:tcPr>
+            <w:tcW w:type="dxa" w:w="1275"/>
+            <w:vAlign w:val="center"/>
+            <w:tcBorders>
+              <w:top w:val="single" w:sz="10" w:color="000000"/>
+              <w:bottom w:val="single" w:sz="4" w:color="BFBFBF"/>
+              <w:left w:val="nil" w:sz="0" w:color="FFFFFF"/>
+              <w:right w:val="nil" w:sz="0" w:color="FFFFFF"/>
+            </w:tcBorders>
+          </w:tcPr>
+          <w:p>
+            <w:pPr>
+              <w:jc w:val="center"/>
+            </w:pPr>
+            <w:r/>
+            <w:r>
+              <w:rPr>
+                <w:rFonts w:ascii="Times New Roman" w:hAnsi="Times New Roman"/>
+                <w:b w:val="0"/>
+                <w:sz w:val="18"/>
+              </w:rPr>
+              <w:t>Q1</w:t>
+            </w:r>
+          </w:p>
+        </w:tc>
+        <w:tc>
+          <w:tcPr>
+            <w:tcW w:type="dxa" w:w="1275"/>
+            <w:vAlign w:val="center"/>
+            <w:tcBorders>
+              <w:top w:val="single" w:sz="10" w:color="000000"/>
+              <w:bottom w:val="single" w:sz="4" w:color="BFBFBF"/>
+              <w:left w:val="nil" w:sz="0" w:color="FFFFFF"/>
+              <w:right w:val="nil" w:sz="0" w:color="FFFFFF"/>
+            </w:tcBorders>
+          </w:tcPr>
+          <w:p>
+            <w:pPr>
+              <w:jc w:val="center"/>
+            </w:pPr>
+            <w:r/>
+            <w:r>
+              <w:rPr>
+                <w:rFonts w:ascii="Times New Roman" w:hAnsi="Times New Roman"/>
+                <w:b w:val="0"/>
+                <w:sz w:val="18"/>
+              </w:rPr>
+              <w:t>End-to-end</w:t>
+            </w:r>
+          </w:p>
+        </w:tc>
+        <w:tc>
+          <w:tcPr>
+            <w:tcW w:type="dxa" w:w="1275"/>
+            <w:vAlign w:val="center"/>
+            <w:tcBorders>
+              <w:top w:val="single" w:sz="10" w:color="000000"/>
+              <w:bottom w:val="single" w:sz="4" w:color="BFBFBF"/>
+              <w:left w:val="nil" w:sz="0" w:color="FFFFFF"/>
+              <w:right w:val="nil" w:sz="0" w:color="FFFFFF"/>
+            </w:tcBorders>
+          </w:tcPr>
+          <w:p>
+            <w:pPr>
+              <w:jc w:val="center"/>
+            </w:pPr>
+            <w:r/>
+            <w:r>
+              <w:rPr>
+                <w:rFonts w:ascii="Times New Roman" w:hAnsi="Times New Roman"/>
+                <w:b w:val="0"/>
+                <w:sz w:val="18"/>
+              </w:rPr>
+              <w:t>cold start</w:t>
+            </w:r>
+          </w:p>
+        </w:tc>
+        <w:tc>
+          <w:tcPr>
+            <w:tcW w:type="dxa" w:w="1275"/>
+            <w:vAlign w:val="center"/>
+            <w:tcBorders>
+              <w:top w:val="single" w:sz="10" w:color="000000"/>
+              <w:bottom w:val="single" w:sz="4" w:color="BFBFBF"/>
+              <w:left w:val="nil" w:sz="0" w:color="FFFFFF"/>
+              <w:right w:val="nil" w:sz="0" w:color="FFFFFF"/>
+            </w:tcBorders>
+          </w:tcPr>
+          <w:p>
+            <w:pPr>
+              <w:jc w:val="center"/>
+            </w:pPr>
+            <w:r/>
+            <w:r>
+              <w:rPr>
+                <w:rFonts w:ascii="Times New Roman" w:hAnsi="Times New Roman"/>
+                <w:b w:val="0"/>
+                <w:sz w:val="18"/>
+              </w:rPr>
+              <w:t>8.22</w:t>
+            </w:r>
+          </w:p>
+        </w:tc>
+        <w:tc>
+          <w:tcPr>
+            <w:tcW w:type="dxa" w:w="1275"/>
+            <w:vAlign w:val="center"/>
+            <w:tcBorders>
+              <w:top w:val="single" w:sz="10" w:color="000000"/>
+              <w:bottom w:val="single" w:sz="4" w:color="BFBFBF"/>
+              <w:left w:val="nil" w:sz="0" w:color="FFFFFF"/>
+              <w:right w:val="nil" w:sz="0" w:color="FFFFFF"/>
+            </w:tcBorders>
+          </w:tcPr>
+          <w:p>
+            <w:pPr>
+              <w:jc w:val="center"/>
+            </w:pPr>
+            <w:r/>
+            <w:r>
+              <w:rPr>
+                <w:rFonts w:ascii="Times New Roman" w:hAnsi="Times New Roman"/>
+                <w:b w:val="0"/>
+                <w:sz w:val="18"/>
+              </w:rPr>
+              <w:t>1.61</w:t>
+            </w:r>
+          </w:p>
+        </w:tc>
+        <w:tc>
+          <w:tcPr>
+            <w:tcW w:type="dxa" w:w="1275"/>
+            <w:vAlign w:val="center"/>
+            <w:tcBorders>
+              <w:top w:val="single" w:sz="10" w:color="000000"/>
+              <w:bottom w:val="single" w:sz="4" w:color="BFBFBF"/>
+              <w:left w:val="nil" w:sz="0" w:color="FFFFFF"/>
+              <w:right w:val="nil" w:sz="0" w:color="FFFFFF"/>
+            </w:tcBorders>
+          </w:tcPr>
+          <w:p>
+            <w:pPr>
+              <w:jc w:val="center"/>
+            </w:pPr>
+            <w:r/>
+            <w:r>
+              <w:rPr>
+                <w:rFonts w:ascii="Times New Roman" w:hAnsi="Times New Roman"/>
+                <w:b w:val="0"/>
+                <w:sz w:val="18"/>
+              </w:rPr>
+              <w:t>7.60</w:t>
+            </w:r>
+          </w:p>
+        </w:tc>
+        <w:tc>
+          <w:tcPr>
+            <w:tcW w:type="dxa" w:w="1275"/>
+            <w:vAlign w:val="center"/>
+            <w:tcBorders>
+              <w:top w:val="single" w:sz="10" w:color="000000"/>
+              <w:bottom w:val="single" w:sz="4" w:color="BFBFBF"/>
+              <w:left w:val="nil" w:sz="0" w:color="FFFFFF"/>
+              <w:right w:val="nil" w:sz="0" w:color="FFFFFF"/>
+            </w:tcBorders>
+          </w:tcPr>
+          <w:p>
+            <w:pPr>
+              <w:jc w:val="center"/>
+            </w:pPr>
+            <w:r/>
+            <w:r>
+              <w:rPr>
+                <w:rFonts w:ascii="Times New Roman" w:hAnsi="Times New Roman"/>
+                <w:b w:val="0"/>
+                <w:sz w:val="18"/>
+              </w:rPr>
+              <w:t>7.58</w:t>
+            </w:r>
+          </w:p>
+        </w:tc>
+        <w:tc>
+          <w:tcPr>
+            <w:tcW w:type="dxa" w:w="1275"/>
+            <w:vAlign w:val="center"/>
+            <w:tcBorders>
+              <w:top w:val="single" w:sz="10" w:color="000000"/>
+              <w:bottom w:val="single" w:sz="4" w:color="BFBFBF"/>
+              <w:left w:val="nil" w:sz="0" w:color="FFFFFF"/>
+              <w:right w:val="nil" w:sz="0" w:color="FFFFFF"/>
+            </w:tcBorders>
+          </w:tcPr>
+          <w:p>
+            <w:pPr>
+              <w:jc w:val="center"/>
+            </w:pPr>
+            <w:r/>
+            <w:r>
+              <w:rPr>
+                <w:rFonts w:ascii="Times New Roman" w:hAnsi="Times New Roman"/>
+                <w:b w:val="0"/>
+                <w:sz w:val="18"/>
+              </w:rPr>
+              <w:t>13.82</w:t>
+            </w:r>
+          </w:p>
+        </w:tc>
+      </w:tr>
+      <w:tr>
+        <w:tc>
+          <w:tcPr>
+            <w:tcW w:type="dxa" w:w="1275"/>
+            <w:vAlign w:val="center"/>
+            <w:tcBorders>
+              <w:top w:val="nil" w:sz="0" w:color="FFFFFF"/>
+              <w:bottom w:val="single" w:sz="4" w:color="BFBFBF"/>
+              <w:left w:val="nil" w:sz="0" w:color="FFFFFF"/>
+              <w:right w:val="nil" w:sz="0" w:color="FFFFFF"/>
+            </w:tcBorders>
+          </w:tcPr>
+          <w:p>
+            <w:pPr>
+              <w:jc w:val="center"/>
+            </w:pPr>
+            <w:r/>
+            <w:r>
+              <w:rPr>
+                <w:rFonts w:ascii="Times New Roman" w:hAnsi="Times New Roman"/>
+                <w:b w:val="0"/>
+                <w:sz w:val="18"/>
+              </w:rPr>
+              <w:t>Q1</w:t>
+            </w:r>
+          </w:p>
+        </w:tc>
+        <w:tc>
+          <w:tcPr>
+            <w:tcW w:type="dxa" w:w="1275"/>
+            <w:vAlign w:val="center"/>
+            <w:tcBorders>
+              <w:top w:val="nil" w:sz="0" w:color="FFFFFF"/>
+              <w:bottom w:val="single" w:sz="4" w:color="BFBFBF"/>
+              <w:left w:val="nil" w:sz="0" w:color="FFFFFF"/>
+              <w:right w:val="nil" w:sz="0" w:color="FFFFFF"/>
+            </w:tcBorders>
+          </w:tcPr>
+          <w:p>
+            <w:pPr>
+              <w:jc w:val="center"/>
+            </w:pPr>
+            <w:r/>
+            <w:r>
+              <w:rPr>
+                <w:rFonts w:ascii="Times New Roman" w:hAnsi="Times New Roman"/>
+                <w:b w:val="0"/>
+                <w:sz w:val="18"/>
+              </w:rPr>
+              <w:t>End-to-end</w:t>
+            </w:r>
+          </w:p>
+        </w:tc>
+        <w:tc>
+          <w:tcPr>
+            <w:tcW w:type="dxa" w:w="1275"/>
+            <w:vAlign w:val="center"/>
+            <w:tcBorders>
+              <w:top w:val="nil" w:sz="0" w:color="FFFFFF"/>
+              <w:bottom w:val="single" w:sz="4" w:color="BFBFBF"/>
+              <w:left w:val="nil" w:sz="0" w:color="FFFFFF"/>
+              <w:right w:val="nil" w:sz="0" w:color="FFFFFF"/>
+            </w:tcBorders>
+          </w:tcPr>
+          <w:p>
+            <w:pPr>
+              <w:jc w:val="center"/>
+            </w:pPr>
+            <w:r/>
+            <w:r>
+              <w:rPr>
+                <w:rFonts w:ascii="Times New Roman" w:hAnsi="Times New Roman"/>
+                <w:b w:val="0"/>
+                <w:sz w:val="18"/>
+              </w:rPr>
+              <w:t>warmup</w:t>
+            </w:r>
+          </w:p>
+        </w:tc>
+        <w:tc>
+          <w:tcPr>
+            <w:tcW w:type="dxa" w:w="1275"/>
+            <w:vAlign w:val="center"/>
+            <w:tcBorders>
+              <w:top w:val="nil" w:sz="0" w:color="FFFFFF"/>
+              <w:bottom w:val="single" w:sz="4" w:color="BFBFBF"/>
+              <w:left w:val="nil" w:sz="0" w:color="FFFFFF"/>
+              <w:right w:val="nil" w:sz="0" w:color="FFFFFF"/>
+            </w:tcBorders>
+          </w:tcPr>
+          <w:p>
+            <w:pPr>
+              <w:jc w:val="center"/>
+            </w:pPr>
+            <w:r/>
+            <w:r>
+              <w:rPr>
+                <w:rFonts w:ascii="Times New Roman" w:hAnsi="Times New Roman"/>
+                <w:b w:val="0"/>
+                <w:sz w:val="18"/>
+              </w:rPr>
+              <w:t>1.83</w:t>
+            </w:r>
+          </w:p>
+        </w:tc>
+        <w:tc>
+          <w:tcPr>
+            <w:tcW w:type="dxa" w:w="1275"/>
+            <w:vAlign w:val="center"/>
+            <w:tcBorders>
+              <w:top w:val="nil" w:sz="0" w:color="FFFFFF"/>
+              <w:bottom w:val="single" w:sz="4" w:color="BFBFBF"/>
+              <w:left w:val="nil" w:sz="0" w:color="FFFFFF"/>
+              <w:right w:val="nil" w:sz="0" w:color="FFFFFF"/>
+            </w:tcBorders>
+          </w:tcPr>
+          <w:p>
+            <w:pPr>
+              <w:jc w:val="center"/>
+            </w:pPr>
+            <w:r/>
+            <w:r>
+              <w:rPr>
+                <w:rFonts w:ascii="Times New Roman" w:hAnsi="Times New Roman"/>
+                <w:b w:val="0"/>
+                <w:sz w:val="18"/>
+              </w:rPr>
+              <w:t>0.70</w:t>
+            </w:r>
+          </w:p>
+        </w:tc>
+        <w:tc>
+          <w:tcPr>
+            <w:tcW w:type="dxa" w:w="1275"/>
+            <w:vAlign w:val="center"/>
+            <w:tcBorders>
+              <w:top w:val="nil" w:sz="0" w:color="FFFFFF"/>
+              <w:bottom w:val="single" w:sz="4" w:color="BFBFBF"/>
+              <w:left w:val="nil" w:sz="0" w:color="FFFFFF"/>
+              <w:right w:val="nil" w:sz="0" w:color="FFFFFF"/>
+            </w:tcBorders>
+          </w:tcPr>
+          <w:p>
+            <w:pPr>
+              <w:jc w:val="center"/>
+            </w:pPr>
+            <w:r/>
+            <w:r>
+              <w:rPr>
+                <w:rFonts w:ascii="Times New Roman" w:hAnsi="Times New Roman"/>
+                <w:b w:val="0"/>
+                <w:sz w:val="18"/>
+              </w:rPr>
+              <w:t>1.62</w:t>
+            </w:r>
+          </w:p>
+        </w:tc>
+        <w:tc>
+          <w:tcPr>
+            <w:tcW w:type="dxa" w:w="1275"/>
+            <w:vAlign w:val="center"/>
+            <w:tcBorders>
+              <w:top w:val="nil" w:sz="0" w:color="FFFFFF"/>
+              <w:bottom w:val="single" w:sz="4" w:color="BFBFBF"/>
+              <w:left w:val="nil" w:sz="0" w:color="FFFFFF"/>
+              <w:right w:val="nil" w:sz="0" w:color="FFFFFF"/>
+            </w:tcBorders>
+          </w:tcPr>
+          <w:p>
+            <w:pPr>
+              <w:jc w:val="center"/>
+            </w:pPr>
+            <w:r/>
+            <w:r>
+              <w:rPr>
+                <w:rFonts w:ascii="Times New Roman" w:hAnsi="Times New Roman"/>
+                <w:b w:val="0"/>
+                <w:sz w:val="18"/>
+              </w:rPr>
+              <w:t>1.24</w:t>
+            </w:r>
+          </w:p>
+        </w:tc>
+        <w:tc>
+          <w:tcPr>
+            <w:tcW w:type="dxa" w:w="1275"/>
+            <w:vAlign w:val="center"/>
+            <w:tcBorders>
+              <w:top w:val="nil" w:sz="0" w:color="FFFFFF"/>
+              <w:bottom w:val="single" w:sz="4" w:color="BFBFBF"/>
+              <w:left w:val="nil" w:sz="0" w:color="FFFFFF"/>
+              <w:right w:val="nil" w:sz="0" w:color="FFFFFF"/>
+            </w:tcBorders>
+          </w:tcPr>
+          <w:p>
+            <w:pPr>
+              <w:jc w:val="center"/>
+            </w:pPr>
+            <w:r/>
+            <w:r>
+              <w:rPr>
+                <w:rFonts w:ascii="Times New Roman" w:hAnsi="Times New Roman"/>
+                <w:b w:val="0"/>
+                <w:sz w:val="18"/>
+              </w:rPr>
+              <w:t>3.90</w:t>
+            </w:r>
+          </w:p>
+        </w:tc>
+      </w:tr>
+      <w:tr>
+        <w:tc>
+          <w:tcPr>
+            <w:tcW w:type="dxa" w:w="1275"/>
+            <w:vAlign w:val="center"/>
+            <w:tcBorders>
+              <w:top w:val="single" w:sz="10" w:color="000000"/>
+              <w:bottom w:val="single" w:sz="4" w:color="BFBFBF"/>
+              <w:left w:val="nil" w:sz="0" w:color="FFFFFF"/>
+              <w:right w:val="nil" w:sz="0" w:color="FFFFFF"/>
+            </w:tcBorders>
+          </w:tcPr>
+          <w:p>
+            <w:pPr>
+              <w:jc w:val="center"/>
+            </w:pPr>
+            <w:r/>
+            <w:r>
+              <w:rPr>
+                <w:rFonts w:ascii="Times New Roman" w:hAnsi="Times New Roman"/>
+                <w:b w:val="0"/>
+                <w:sz w:val="18"/>
+              </w:rPr>
+              <w:t>Q1</w:t>
+            </w:r>
+          </w:p>
+        </w:tc>
+        <w:tc>
+          <w:tcPr>
+            <w:tcW w:type="dxa" w:w="1275"/>
+            <w:vAlign w:val="center"/>
+            <w:tcBorders>
+              <w:top w:val="single" w:sz="10" w:color="000000"/>
+              <w:bottom w:val="single" w:sz="4" w:color="BFBFBF"/>
+              <w:left w:val="nil" w:sz="0" w:color="FFFFFF"/>
+              <w:right w:val="nil" w:sz="0" w:color="FFFFFF"/>
+            </w:tcBorders>
+          </w:tcPr>
+          <w:p>
+            <w:pPr>
+              <w:jc w:val="center"/>
+            </w:pPr>
+            <w:r/>
+            <w:r>
+              <w:rPr>
+                <w:rFonts w:ascii="Times New Roman" w:hAnsi="Times New Roman"/>
+                <w:b w:val="0"/>
+                <w:sz w:val="18"/>
+              </w:rPr>
+              <w:t>Spark stop</w:t>
+            </w:r>
+          </w:p>
+        </w:tc>
+        <w:tc>
+          <w:tcPr>
+            <w:tcW w:type="dxa" w:w="1275"/>
+            <w:vAlign w:val="center"/>
+            <w:tcBorders>
+              <w:top w:val="single" w:sz="10" w:color="000000"/>
+              <w:bottom w:val="single" w:sz="4" w:color="BFBFBF"/>
+              <w:left w:val="nil" w:sz="0" w:color="FFFFFF"/>
+              <w:right w:val="nil" w:sz="0" w:color="FFFFFF"/>
+            </w:tcBorders>
+          </w:tcPr>
+          <w:p>
+            <w:pPr>
+              <w:jc w:val="center"/>
+            </w:pPr>
+            <w:r/>
+            <w:r>
+              <w:rPr>
+                <w:rFonts w:ascii="Times New Roman" w:hAnsi="Times New Roman"/>
+                <w:b w:val="0"/>
+                <w:sz w:val="18"/>
+              </w:rPr>
+              <w:t>cold start</w:t>
+            </w:r>
+          </w:p>
+        </w:tc>
+        <w:tc>
+          <w:tcPr>
+            <w:tcW w:type="dxa" w:w="1275"/>
+            <w:vAlign w:val="center"/>
+            <w:tcBorders>
+              <w:top w:val="single" w:sz="10" w:color="000000"/>
+              <w:bottom w:val="single" w:sz="4" w:color="BFBFBF"/>
+              <w:left w:val="nil" w:sz="0" w:color="FFFFFF"/>
+              <w:right w:val="nil" w:sz="0" w:color="FFFFFF"/>
+            </w:tcBorders>
+          </w:tcPr>
+          <w:p>
+            <w:pPr>
+              <w:jc w:val="center"/>
+            </w:pPr>
+            <w:r/>
+            <w:r>
+              <w:rPr>
+                <w:rFonts w:ascii="Times New Roman" w:hAnsi="Times New Roman"/>
+                <w:b w:val="0"/>
+                <w:sz w:val="18"/>
+              </w:rPr>
+              <w:t>0.30</w:t>
+            </w:r>
+          </w:p>
+        </w:tc>
+        <w:tc>
+          <w:tcPr>
+            <w:tcW w:type="dxa" w:w="1275"/>
+            <w:vAlign w:val="center"/>
+            <w:tcBorders>
+              <w:top w:val="single" w:sz="10" w:color="000000"/>
+              <w:bottom w:val="single" w:sz="4" w:color="BFBFBF"/>
+              <w:left w:val="nil" w:sz="0" w:color="FFFFFF"/>
+              <w:right w:val="nil" w:sz="0" w:color="FFFFFF"/>
+            </w:tcBorders>
+          </w:tcPr>
+          <w:p>
+            <w:pPr>
+              <w:jc w:val="center"/>
+            </w:pPr>
+            <w:r/>
+            <w:r>
+              <w:rPr>
+                <w:rFonts w:ascii="Times New Roman" w:hAnsi="Times New Roman"/>
+                <w:b w:val="0"/>
+                <w:sz w:val="18"/>
+              </w:rPr>
+              <w:t>0.13</w:t>
+            </w:r>
+          </w:p>
+        </w:tc>
+        <w:tc>
+          <w:tcPr>
+            <w:tcW w:type="dxa" w:w="1275"/>
+            <w:vAlign w:val="center"/>
+            <w:tcBorders>
+              <w:top w:val="single" w:sz="10" w:color="000000"/>
+              <w:bottom w:val="single" w:sz="4" w:color="BFBFBF"/>
+              <w:left w:val="nil" w:sz="0" w:color="FFFFFF"/>
+              <w:right w:val="nil" w:sz="0" w:color="FFFFFF"/>
+            </w:tcBorders>
+          </w:tcPr>
+          <w:p>
+            <w:pPr>
+              <w:jc w:val="center"/>
+            </w:pPr>
+            <w:r/>
+            <w:r>
+              <w:rPr>
+                <w:rFonts w:ascii="Times New Roman" w:hAnsi="Times New Roman"/>
+                <w:b w:val="0"/>
+                <w:sz w:val="18"/>
+              </w:rPr>
+              <w:t>0.31</w:t>
+            </w:r>
+          </w:p>
+        </w:tc>
+        <w:tc>
+          <w:tcPr>
+            <w:tcW w:type="dxa" w:w="1275"/>
+            <w:vAlign w:val="center"/>
+            <w:tcBorders>
+              <w:top w:val="single" w:sz="10" w:color="000000"/>
+              <w:bottom w:val="single" w:sz="4" w:color="BFBFBF"/>
+              <w:left w:val="nil" w:sz="0" w:color="FFFFFF"/>
+              <w:right w:val="nil" w:sz="0" w:color="FFFFFF"/>
+            </w:tcBorders>
+          </w:tcPr>
+          <w:p>
+            <w:pPr>
+              <w:jc w:val="center"/>
+            </w:pPr>
+            <w:r/>
+            <w:r>
+              <w:rPr>
+                <w:rFonts w:ascii="Times New Roman" w:hAnsi="Times New Roman"/>
+                <w:b w:val="0"/>
+                <w:sz w:val="18"/>
+              </w:rPr>
+              <w:t>0.06</w:t>
+            </w:r>
+          </w:p>
+        </w:tc>
+        <w:tc>
+          <w:tcPr>
+            <w:tcW w:type="dxa" w:w="1275"/>
+            <w:vAlign w:val="center"/>
+            <w:tcBorders>
+              <w:top w:val="single" w:sz="10" w:color="000000"/>
+              <w:bottom w:val="single" w:sz="4" w:color="BFBFBF"/>
+              <w:left w:val="nil" w:sz="0" w:color="FFFFFF"/>
+              <w:right w:val="nil" w:sz="0" w:color="FFFFFF"/>
+            </w:tcBorders>
+          </w:tcPr>
+          <w:p>
+            <w:pPr>
+              <w:jc w:val="center"/>
+            </w:pPr>
+            <w:r/>
+            <w:r>
+              <w:rPr>
+                <w:rFonts w:ascii="Times New Roman" w:hAnsi="Times New Roman"/>
+                <w:b w:val="0"/>
+                <w:sz w:val="18"/>
+              </w:rPr>
+              <w:t>0.51</w:t>
+            </w:r>
+          </w:p>
+        </w:tc>
+      </w:tr>
+      <w:tr>
+        <w:tc>
+          <w:tcPr>
+            <w:tcW w:type="dxa" w:w="1275"/>
+            <w:vAlign w:val="center"/>
+            <w:tcBorders>
+              <w:top w:val="single" w:sz="14" w:color="000000"/>
+              <w:bottom w:val="single" w:sz="4" w:color="BFBFBF"/>
+              <w:left w:val="nil" w:sz="0" w:color="FFFFFF"/>
+              <w:right w:val="nil" w:sz="0" w:color="FFFFFF"/>
+            </w:tcBorders>
+          </w:tcPr>
+          <w:p>
+            <w:pPr>
+              <w:jc w:val="center"/>
+            </w:pPr>
+            <w:r/>
+            <w:r>
+              <w:rPr>
+                <w:rFonts w:ascii="Times New Roman" w:hAnsi="Times New Roman"/>
+                <w:b w:val="0"/>
+                <w:sz w:val="18"/>
+              </w:rPr>
+              <w:t>Q2</w:t>
+            </w:r>
+          </w:p>
+        </w:tc>
+        <w:tc>
+          <w:tcPr>
+            <w:tcW w:type="dxa" w:w="1275"/>
+            <w:vAlign w:val="center"/>
+            <w:tcBorders>
+              <w:top w:val="single" w:sz="14" w:color="000000"/>
+              <w:bottom w:val="single" w:sz="4" w:color="BFBFBF"/>
+              <w:left w:val="nil" w:sz="0" w:color="FFFFFF"/>
+              <w:right w:val="nil" w:sz="0" w:color="FFFFFF"/>
+            </w:tcBorders>
+          </w:tcPr>
+          <w:p>
+            <w:pPr>
+              <w:jc w:val="center"/>
+            </w:pPr>
+            <w:r/>
+            <w:r>
+              <w:rPr>
+                <w:rFonts w:ascii="Times New Roman" w:hAnsi="Times New Roman"/>
+                <w:b w:val="0"/>
+                <w:sz w:val="18"/>
+              </w:rPr>
+              <w:t>Spark start</w:t>
+            </w:r>
+          </w:p>
+        </w:tc>
+        <w:tc>
+          <w:tcPr>
+            <w:tcW w:type="dxa" w:w="1275"/>
+            <w:vAlign w:val="center"/>
+            <w:tcBorders>
+              <w:top w:val="single" w:sz="14" w:color="000000"/>
+              <w:bottom w:val="single" w:sz="4" w:color="BFBFBF"/>
+              <w:left w:val="nil" w:sz="0" w:color="FFFFFF"/>
+              <w:right w:val="nil" w:sz="0" w:color="FFFFFF"/>
+            </w:tcBorders>
+          </w:tcPr>
+          <w:p>
+            <w:pPr>
+              <w:jc w:val="center"/>
+            </w:pPr>
+            <w:r/>
+            <w:r>
+              <w:rPr>
+                <w:rFonts w:ascii="Times New Roman" w:hAnsi="Times New Roman"/>
+                <w:b w:val="0"/>
+                <w:sz w:val="18"/>
+              </w:rPr>
+              <w:t>cold start</w:t>
+            </w:r>
+          </w:p>
+        </w:tc>
+        <w:tc>
+          <w:tcPr>
+            <w:tcW w:type="dxa" w:w="1275"/>
+            <w:vAlign w:val="center"/>
+            <w:tcBorders>
+              <w:top w:val="single" w:sz="14" w:color="000000"/>
+              <w:bottom w:val="single" w:sz="4" w:color="BFBFBF"/>
+              <w:left w:val="nil" w:sz="0" w:color="FFFFFF"/>
+              <w:right w:val="nil" w:sz="0" w:color="FFFFFF"/>
+            </w:tcBorders>
+          </w:tcPr>
+          <w:p>
+            <w:pPr>
+              <w:jc w:val="center"/>
+            </w:pPr>
+            <w:r/>
+            <w:r>
+              <w:rPr>
+                <w:rFonts w:ascii="Times New Roman" w:hAnsi="Times New Roman"/>
+                <w:b w:val="0"/>
+                <w:sz w:val="18"/>
+              </w:rPr>
+              <w:t>0.10</w:t>
+            </w:r>
+          </w:p>
+        </w:tc>
+        <w:tc>
+          <w:tcPr>
+            <w:tcW w:type="dxa" w:w="1275"/>
+            <w:vAlign w:val="center"/>
+            <w:tcBorders>
+              <w:top w:val="single" w:sz="14" w:color="000000"/>
+              <w:bottom w:val="single" w:sz="4" w:color="BFBFBF"/>
+              <w:left w:val="nil" w:sz="0" w:color="FFFFFF"/>
+              <w:right w:val="nil" w:sz="0" w:color="FFFFFF"/>
+            </w:tcBorders>
+          </w:tcPr>
+          <w:p>
+            <w:pPr>
+              <w:jc w:val="center"/>
+            </w:pPr>
+            <w:r/>
+            <w:r>
+              <w:rPr>
+                <w:rFonts w:ascii="Times New Roman" w:hAnsi="Times New Roman"/>
+                <w:b w:val="0"/>
+                <w:sz w:val="18"/>
+              </w:rPr>
+              <w:t>0.01</w:t>
+            </w:r>
+          </w:p>
+        </w:tc>
+        <w:tc>
+          <w:tcPr>
+            <w:tcW w:type="dxa" w:w="1275"/>
+            <w:vAlign w:val="center"/>
+            <w:tcBorders>
+              <w:top w:val="single" w:sz="14" w:color="000000"/>
+              <w:bottom w:val="single" w:sz="4" w:color="BFBFBF"/>
+              <w:left w:val="nil" w:sz="0" w:color="FFFFFF"/>
+              <w:right w:val="nil" w:sz="0" w:color="FFFFFF"/>
+            </w:tcBorders>
+          </w:tcPr>
+          <w:p>
+            <w:pPr>
+              <w:jc w:val="center"/>
+            </w:pPr>
+            <w:r/>
+            <w:r>
+              <w:rPr>
+                <w:rFonts w:ascii="Times New Roman" w:hAnsi="Times New Roman"/>
+                <w:b w:val="0"/>
+                <w:sz w:val="18"/>
+              </w:rPr>
+              <w:t>0.10</w:t>
+            </w:r>
+          </w:p>
+        </w:tc>
+        <w:tc>
+          <w:tcPr>
+            <w:tcW w:type="dxa" w:w="1275"/>
+            <w:vAlign w:val="center"/>
+            <w:tcBorders>
+              <w:top w:val="single" w:sz="14" w:color="000000"/>
+              <w:bottom w:val="single" w:sz="4" w:color="BFBFBF"/>
+              <w:left w:val="nil" w:sz="0" w:color="FFFFFF"/>
+              <w:right w:val="nil" w:sz="0" w:color="FFFFFF"/>
+            </w:tcBorders>
+          </w:tcPr>
+          <w:p>
+            <w:pPr>
+              <w:jc w:val="center"/>
+            </w:pPr>
+            <w:r/>
+            <w:r>
+              <w:rPr>
+                <w:rFonts w:ascii="Times New Roman" w:hAnsi="Times New Roman"/>
+                <w:b w:val="0"/>
+                <w:sz w:val="18"/>
+              </w:rPr>
+              <w:t>0.08</w:t>
+            </w:r>
+          </w:p>
+        </w:tc>
+        <w:tc>
+          <w:tcPr>
+            <w:tcW w:type="dxa" w:w="1275"/>
+            <w:vAlign w:val="center"/>
+            <w:tcBorders>
+              <w:top w:val="single" w:sz="14" w:color="000000"/>
+              <w:bottom w:val="single" w:sz="4" w:color="BFBFBF"/>
+              <w:left w:val="nil" w:sz="0" w:color="FFFFFF"/>
+              <w:right w:val="nil" w:sz="0" w:color="FFFFFF"/>
+            </w:tcBorders>
+          </w:tcPr>
+          <w:p>
+            <w:pPr>
+              <w:jc w:val="center"/>
+            </w:pPr>
+            <w:r/>
+            <w:r>
+              <w:rPr>
+                <w:rFonts w:ascii="Times New Roman" w:hAnsi="Times New Roman"/>
+                <w:b w:val="0"/>
+                <w:sz w:val="18"/>
+              </w:rPr>
+              <w:t>0.13</w:t>
+            </w:r>
+          </w:p>
+        </w:tc>
+      </w:tr>
+      <w:tr>
+        <w:tc>
+          <w:tcPr>
+            <w:tcW w:type="dxa" w:w="1275"/>
+            <w:vAlign w:val="center"/>
+            <w:tcBorders>
+              <w:top w:val="single" w:sz="10" w:color="000000"/>
+              <w:bottom w:val="single" w:sz="4" w:color="BFBFBF"/>
+              <w:left w:val="nil" w:sz="0" w:color="FFFFFF"/>
+              <w:right w:val="nil" w:sz="0" w:color="FFFFFF"/>
+            </w:tcBorders>
+          </w:tcPr>
+          <w:p>
+            <w:pPr>
+              <w:jc w:val="center"/>
+            </w:pPr>
+            <w:r/>
+            <w:r>
+              <w:rPr>
+                <w:rFonts w:ascii="Times New Roman" w:hAnsi="Times New Roman"/>
+                <w:b w:val="0"/>
+                <w:sz w:val="18"/>
+              </w:rPr>
+              <w:t>Q2</w:t>
+            </w:r>
+          </w:p>
+        </w:tc>
+        <w:tc>
+          <w:tcPr>
+            <w:tcW w:type="dxa" w:w="1275"/>
+            <w:vAlign w:val="center"/>
+            <w:tcBorders>
+              <w:top w:val="single" w:sz="10" w:color="000000"/>
+              <w:bottom w:val="single" w:sz="4" w:color="BFBFBF"/>
+              <w:left w:val="nil" w:sz="0" w:color="FFFFFF"/>
+              <w:right w:val="nil" w:sz="0" w:color="FFFFFF"/>
+            </w:tcBorders>
+          </w:tcPr>
+          <w:p>
+            <w:pPr>
+              <w:jc w:val="center"/>
+            </w:pPr>
+            <w:r/>
+            <w:r>
+              <w:rPr>
+                <w:rFonts w:ascii="Times New Roman" w:hAnsi="Times New Roman"/>
+                <w:b w:val="0"/>
+                <w:sz w:val="18"/>
+              </w:rPr>
+              <w:t>Loading</w:t>
+            </w:r>
+          </w:p>
+        </w:tc>
+        <w:tc>
+          <w:tcPr>
+            <w:tcW w:type="dxa" w:w="1275"/>
+            <w:vAlign w:val="center"/>
+            <w:tcBorders>
+              <w:top w:val="single" w:sz="10" w:color="000000"/>
+              <w:bottom w:val="single" w:sz="4" w:color="BFBFBF"/>
+              <w:left w:val="nil" w:sz="0" w:color="FFFFFF"/>
+              <w:right w:val="nil" w:sz="0" w:color="FFFFFF"/>
+            </w:tcBorders>
+          </w:tcPr>
+          <w:p>
+            <w:pPr>
+              <w:jc w:val="center"/>
+            </w:pPr>
+            <w:r/>
+            <w:r>
+              <w:rPr>
+                <w:rFonts w:ascii="Times New Roman" w:hAnsi="Times New Roman"/>
+                <w:b w:val="0"/>
+                <w:sz w:val="18"/>
+              </w:rPr>
+              <w:t>cold start</w:t>
+            </w:r>
+          </w:p>
+        </w:tc>
+        <w:tc>
+          <w:tcPr>
+            <w:tcW w:type="dxa" w:w="1275"/>
+            <w:vAlign w:val="center"/>
+            <w:tcBorders>
+              <w:top w:val="single" w:sz="10" w:color="000000"/>
+              <w:bottom w:val="single" w:sz="4" w:color="BFBFBF"/>
+              <w:left w:val="nil" w:sz="0" w:color="FFFFFF"/>
+              <w:right w:val="nil" w:sz="0" w:color="FFFFFF"/>
+            </w:tcBorders>
+          </w:tcPr>
+          <w:p>
+            <w:pPr>
+              <w:jc w:val="center"/>
+            </w:pPr>
+            <w:r/>
+            <w:r>
+              <w:rPr>
+                <w:rFonts w:ascii="Times New Roman" w:hAnsi="Times New Roman"/>
+                <w:b w:val="0"/>
+                <w:sz w:val="18"/>
+              </w:rPr>
+              <w:t>3.48</w:t>
+            </w:r>
+          </w:p>
+        </w:tc>
+        <w:tc>
+          <w:tcPr>
+            <w:tcW w:type="dxa" w:w="1275"/>
+            <w:vAlign w:val="center"/>
+            <w:tcBorders>
+              <w:top w:val="single" w:sz="10" w:color="000000"/>
+              <w:bottom w:val="single" w:sz="4" w:color="BFBFBF"/>
+              <w:left w:val="nil" w:sz="0" w:color="FFFFFF"/>
+              <w:right w:val="nil" w:sz="0" w:color="FFFFFF"/>
+            </w:tcBorders>
+          </w:tcPr>
+          <w:p>
+            <w:pPr>
+              <w:jc w:val="center"/>
+            </w:pPr>
+            <w:r/>
+            <w:r>
+              <w:rPr>
+                <w:rFonts w:ascii="Times New Roman" w:hAnsi="Times New Roman"/>
+                <w:b w:val="0"/>
+                <w:sz w:val="18"/>
+              </w:rPr>
+              <w:t>0.19</w:t>
+            </w:r>
+          </w:p>
+        </w:tc>
+        <w:tc>
+          <w:tcPr>
+            <w:tcW w:type="dxa" w:w="1275"/>
+            <w:vAlign w:val="center"/>
+            <w:tcBorders>
+              <w:top w:val="single" w:sz="10" w:color="000000"/>
+              <w:bottom w:val="single" w:sz="4" w:color="BFBFBF"/>
+              <w:left w:val="nil" w:sz="0" w:color="FFFFFF"/>
+              <w:right w:val="nil" w:sz="0" w:color="FFFFFF"/>
+            </w:tcBorders>
+          </w:tcPr>
+          <w:p>
+            <w:pPr>
+              <w:jc w:val="center"/>
+            </w:pPr>
+            <w:r/>
+            <w:r>
+              <w:rPr>
+                <w:rFonts w:ascii="Times New Roman" w:hAnsi="Times New Roman"/>
+                <w:b w:val="0"/>
+                <w:sz w:val="18"/>
+              </w:rPr>
+              <w:t>3.42</w:t>
+            </w:r>
+          </w:p>
+        </w:tc>
+        <w:tc>
+          <w:tcPr>
+            <w:tcW w:type="dxa" w:w="1275"/>
+            <w:vAlign w:val="center"/>
+            <w:tcBorders>
+              <w:top w:val="single" w:sz="10" w:color="000000"/>
+              <w:bottom w:val="single" w:sz="4" w:color="BFBFBF"/>
+              <w:left w:val="nil" w:sz="0" w:color="FFFFFF"/>
+              <w:right w:val="nil" w:sz="0" w:color="FFFFFF"/>
+            </w:tcBorders>
+          </w:tcPr>
+          <w:p>
+            <w:pPr>
+              <w:jc w:val="center"/>
+            </w:pPr>
+            <w:r/>
+            <w:r>
+              <w:rPr>
+                <w:rFonts w:ascii="Times New Roman" w:hAnsi="Times New Roman"/>
+                <w:b w:val="0"/>
+                <w:sz w:val="18"/>
+              </w:rPr>
+              <w:t>3.23</w:t>
+            </w:r>
+          </w:p>
+        </w:tc>
+        <w:tc>
+          <w:tcPr>
+            <w:tcW w:type="dxa" w:w="1275"/>
+            <w:vAlign w:val="center"/>
+            <w:tcBorders>
+              <w:top w:val="single" w:sz="10" w:color="000000"/>
+              <w:bottom w:val="single" w:sz="4" w:color="BFBFBF"/>
+              <w:left w:val="nil" w:sz="0" w:color="FFFFFF"/>
+              <w:right w:val="nil" w:sz="0" w:color="FFFFFF"/>
+            </w:tcBorders>
+          </w:tcPr>
+          <w:p>
+            <w:pPr>
+              <w:jc w:val="center"/>
+            </w:pPr>
+            <w:r/>
+            <w:r>
+              <w:rPr>
+                <w:rFonts w:ascii="Times New Roman" w:hAnsi="Times New Roman"/>
+                <w:b w:val="0"/>
+                <w:sz w:val="18"/>
+              </w:rPr>
+              <w:t>3.82</w:t>
+            </w:r>
+          </w:p>
+        </w:tc>
+      </w:tr>
+      <w:tr>
+        <w:tc>
+          <w:tcPr>
+            <w:tcW w:type="dxa" w:w="1275"/>
+            <w:vAlign w:val="center"/>
+            <w:tcBorders>
+              <w:top w:val="nil" w:sz="0" w:color="FFFFFF"/>
+              <w:bottom w:val="single" w:sz="4" w:color="BFBFBF"/>
+              <w:left w:val="nil" w:sz="0" w:color="FFFFFF"/>
+              <w:right w:val="nil" w:sz="0" w:color="FFFFFF"/>
+            </w:tcBorders>
+          </w:tcPr>
+          <w:p>
+            <w:pPr>
+              <w:jc w:val="center"/>
+            </w:pPr>
+            <w:r/>
+            <w:r>
+              <w:rPr>
+                <w:rFonts w:ascii="Times New Roman" w:hAnsi="Times New Roman"/>
+                <w:b w:val="0"/>
+                <w:sz w:val="18"/>
+              </w:rPr>
+              <w:t>Q2</w:t>
+            </w:r>
+          </w:p>
+        </w:tc>
+        <w:tc>
+          <w:tcPr>
+            <w:tcW w:type="dxa" w:w="1275"/>
+            <w:vAlign w:val="center"/>
+            <w:tcBorders>
+              <w:top w:val="nil" w:sz="0" w:color="FFFFFF"/>
+              <w:bottom w:val="single" w:sz="4" w:color="BFBFBF"/>
+              <w:left w:val="nil" w:sz="0" w:color="FFFFFF"/>
+              <w:right w:val="nil" w:sz="0" w:color="FFFFFF"/>
+            </w:tcBorders>
+          </w:tcPr>
+          <w:p>
+            <w:pPr>
+              <w:jc w:val="center"/>
+            </w:pPr>
+            <w:r/>
+            <w:r>
+              <w:rPr>
+                <w:rFonts w:ascii="Times New Roman" w:hAnsi="Times New Roman"/>
+                <w:b w:val="0"/>
+                <w:sz w:val="18"/>
+              </w:rPr>
+              <w:t>Loading</w:t>
+            </w:r>
+          </w:p>
+        </w:tc>
+        <w:tc>
+          <w:tcPr>
+            <w:tcW w:type="dxa" w:w="1275"/>
+            <w:vAlign w:val="center"/>
+            <w:tcBorders>
+              <w:top w:val="nil" w:sz="0" w:color="FFFFFF"/>
+              <w:bottom w:val="single" w:sz="4" w:color="BFBFBF"/>
+              <w:left w:val="nil" w:sz="0" w:color="FFFFFF"/>
+              <w:right w:val="nil" w:sz="0" w:color="FFFFFF"/>
+            </w:tcBorders>
+          </w:tcPr>
+          <w:p>
+            <w:pPr>
+              <w:jc w:val="center"/>
+            </w:pPr>
+            <w:r/>
+            <w:r>
+              <w:rPr>
+                <w:rFonts w:ascii="Times New Roman" w:hAnsi="Times New Roman"/>
+                <w:b w:val="0"/>
+                <w:sz w:val="18"/>
+              </w:rPr>
+              <w:t>warmup</w:t>
+            </w:r>
+          </w:p>
+        </w:tc>
+        <w:tc>
+          <w:tcPr>
+            <w:tcW w:type="dxa" w:w="1275"/>
+            <w:vAlign w:val="center"/>
+            <w:tcBorders>
+              <w:top w:val="nil" w:sz="0" w:color="FFFFFF"/>
+              <w:bottom w:val="single" w:sz="4" w:color="BFBFBF"/>
+              <w:left w:val="nil" w:sz="0" w:color="FFFFFF"/>
+              <w:right w:val="nil" w:sz="0" w:color="FFFFFF"/>
+            </w:tcBorders>
+          </w:tcPr>
+          <w:p>
+            <w:pPr>
+              <w:jc w:val="center"/>
+            </w:pPr>
+            <w:r/>
+            <w:r>
+              <w:rPr>
+                <w:rFonts w:ascii="Times New Roman" w:hAnsi="Times New Roman"/>
+                <w:b w:val="0"/>
+                <w:sz w:val="18"/>
+              </w:rPr>
+              <w:t>0.07</w:t>
+            </w:r>
+          </w:p>
+        </w:tc>
+        <w:tc>
+          <w:tcPr>
+            <w:tcW w:type="dxa" w:w="1275"/>
+            <w:vAlign w:val="center"/>
+            <w:tcBorders>
+              <w:top w:val="nil" w:sz="0" w:color="FFFFFF"/>
+              <w:bottom w:val="single" w:sz="4" w:color="BFBFBF"/>
+              <w:left w:val="nil" w:sz="0" w:color="FFFFFF"/>
+              <w:right w:val="nil" w:sz="0" w:color="FFFFFF"/>
+            </w:tcBorders>
+          </w:tcPr>
+          <w:p>
+            <w:pPr>
+              <w:jc w:val="center"/>
+            </w:pPr>
+            <w:r/>
+            <w:r>
+              <w:rPr>
+                <w:rFonts w:ascii="Times New Roman" w:hAnsi="Times New Roman"/>
+                <w:b w:val="0"/>
+                <w:sz w:val="18"/>
+              </w:rPr>
+              <w:t>0.01</w:t>
+            </w:r>
+          </w:p>
+        </w:tc>
+        <w:tc>
+          <w:tcPr>
+            <w:tcW w:type="dxa" w:w="1275"/>
+            <w:vAlign w:val="center"/>
+            <w:tcBorders>
+              <w:top w:val="nil" w:sz="0" w:color="FFFFFF"/>
+              <w:bottom w:val="single" w:sz="4" w:color="BFBFBF"/>
+              <w:left w:val="nil" w:sz="0" w:color="FFFFFF"/>
+              <w:right w:val="nil" w:sz="0" w:color="FFFFFF"/>
+            </w:tcBorders>
+          </w:tcPr>
+          <w:p>
+            <w:pPr>
+              <w:jc w:val="center"/>
+            </w:pPr>
+            <w:r/>
+            <w:r>
+              <w:rPr>
+                <w:rFonts w:ascii="Times New Roman" w:hAnsi="Times New Roman"/>
+                <w:b w:val="0"/>
+                <w:sz w:val="18"/>
+              </w:rPr>
+              <w:t>0.07</w:t>
+            </w:r>
+          </w:p>
+        </w:tc>
+        <w:tc>
+          <w:tcPr>
+            <w:tcW w:type="dxa" w:w="1275"/>
+            <w:vAlign w:val="center"/>
+            <w:tcBorders>
+              <w:top w:val="nil" w:sz="0" w:color="FFFFFF"/>
+              <w:bottom w:val="single" w:sz="4" w:color="BFBFBF"/>
+              <w:left w:val="nil" w:sz="0" w:color="FFFFFF"/>
+              <w:right w:val="nil" w:sz="0" w:color="FFFFFF"/>
+            </w:tcBorders>
+          </w:tcPr>
+          <w:p>
+            <w:pPr>
+              <w:jc w:val="center"/>
+            </w:pPr>
+            <w:r/>
+            <w:r>
+              <w:rPr>
+                <w:rFonts w:ascii="Times New Roman" w:hAnsi="Times New Roman"/>
+                <w:b w:val="0"/>
+                <w:sz w:val="18"/>
+              </w:rPr>
+              <w:t>0.06</w:t>
+            </w:r>
+          </w:p>
+        </w:tc>
+        <w:tc>
+          <w:tcPr>
+            <w:tcW w:type="dxa" w:w="1275"/>
+            <w:vAlign w:val="center"/>
+            <w:tcBorders>
+              <w:top w:val="nil" w:sz="0" w:color="FFFFFF"/>
+              <w:bottom w:val="single" w:sz="4" w:color="BFBFBF"/>
+              <w:left w:val="nil" w:sz="0" w:color="FFFFFF"/>
+              <w:right w:val="nil" w:sz="0" w:color="FFFFFF"/>
+            </w:tcBorders>
+          </w:tcPr>
+          <w:p>
+            <w:pPr>
+              <w:jc w:val="center"/>
+            </w:pPr>
+            <w:r/>
+            <w:r>
+              <w:rPr>
+                <w:rFonts w:ascii="Times New Roman" w:hAnsi="Times New Roman"/>
+                <w:b w:val="0"/>
+                <w:sz w:val="18"/>
+              </w:rPr>
+              <w:t>0.11</w:t>
+            </w:r>
+          </w:p>
+        </w:tc>
+      </w:tr>
+      <w:tr>
+        <w:tc>
+          <w:tcPr>
+            <w:tcW w:type="dxa" w:w="1275"/>
+            <w:vAlign w:val="center"/>
+            <w:tcBorders>
+              <w:top w:val="single" w:sz="10" w:color="000000"/>
+              <w:bottom w:val="single" w:sz="4" w:color="BFBFBF"/>
+              <w:left w:val="nil" w:sz="0" w:color="FFFFFF"/>
+              <w:right w:val="nil" w:sz="0" w:color="FFFFFF"/>
+            </w:tcBorders>
+          </w:tcPr>
+          <w:p>
+            <w:pPr>
+              <w:jc w:val="center"/>
+            </w:pPr>
+            <w:r/>
+            <w:r>
+              <w:rPr>
+                <w:rFonts w:ascii="Times New Roman" w:hAnsi="Times New Roman"/>
+                <w:b w:val="0"/>
+                <w:sz w:val="18"/>
+              </w:rPr>
+              <w:t>Q2</w:t>
+            </w:r>
+          </w:p>
+        </w:tc>
+        <w:tc>
+          <w:tcPr>
+            <w:tcW w:type="dxa" w:w="1275"/>
+            <w:vAlign w:val="center"/>
+            <w:tcBorders>
+              <w:top w:val="single" w:sz="10" w:color="000000"/>
+              <w:bottom w:val="single" w:sz="4" w:color="BFBFBF"/>
+              <w:left w:val="nil" w:sz="0" w:color="FFFFFF"/>
+              <w:right w:val="nil" w:sz="0" w:color="FFFFFF"/>
+            </w:tcBorders>
+          </w:tcPr>
+          <w:p>
+            <w:pPr>
+              <w:jc w:val="center"/>
+            </w:pPr>
+            <w:r/>
+            <w:r>
+              <w:rPr>
+                <w:rFonts w:ascii="Times New Roman" w:hAnsi="Times New Roman"/>
+                <w:b w:val="0"/>
+                <w:sz w:val="18"/>
+              </w:rPr>
+              <w:t>Processing</w:t>
+            </w:r>
+          </w:p>
+        </w:tc>
+        <w:tc>
+          <w:tcPr>
+            <w:tcW w:type="dxa" w:w="1275"/>
+            <w:vAlign w:val="center"/>
+            <w:tcBorders>
+              <w:top w:val="single" w:sz="10" w:color="000000"/>
+              <w:bottom w:val="single" w:sz="4" w:color="BFBFBF"/>
+              <w:left w:val="nil" w:sz="0" w:color="FFFFFF"/>
+              <w:right w:val="nil" w:sz="0" w:color="FFFFFF"/>
+            </w:tcBorders>
+          </w:tcPr>
+          <w:p>
+            <w:pPr>
+              <w:jc w:val="center"/>
+            </w:pPr>
+            <w:r/>
+            <w:r>
+              <w:rPr>
+                <w:rFonts w:ascii="Times New Roman" w:hAnsi="Times New Roman"/>
+                <w:b w:val="0"/>
+                <w:sz w:val="18"/>
+              </w:rPr>
+              <w:t>cold start</w:t>
+            </w:r>
+          </w:p>
+        </w:tc>
+        <w:tc>
+          <w:tcPr>
+            <w:tcW w:type="dxa" w:w="1275"/>
+            <w:vAlign w:val="center"/>
+            <w:tcBorders>
+              <w:top w:val="single" w:sz="10" w:color="000000"/>
+              <w:bottom w:val="single" w:sz="4" w:color="BFBFBF"/>
+              <w:left w:val="nil" w:sz="0" w:color="FFFFFF"/>
+              <w:right w:val="nil" w:sz="0" w:color="FFFFFF"/>
+            </w:tcBorders>
+          </w:tcPr>
+          <w:p>
+            <w:pPr>
+              <w:jc w:val="center"/>
+            </w:pPr>
+            <w:r/>
+            <w:r>
+              <w:rPr>
+                <w:rFonts w:ascii="Times New Roman" w:hAnsi="Times New Roman"/>
+                <w:b w:val="0"/>
+                <w:sz w:val="18"/>
+              </w:rPr>
+              <w:t>3.89</w:t>
+            </w:r>
+          </w:p>
+        </w:tc>
+        <w:tc>
+          <w:tcPr>
+            <w:tcW w:type="dxa" w:w="1275"/>
+            <w:vAlign w:val="center"/>
+            <w:tcBorders>
+              <w:top w:val="single" w:sz="10" w:color="000000"/>
+              <w:bottom w:val="single" w:sz="4" w:color="BFBFBF"/>
+              <w:left w:val="nil" w:sz="0" w:color="FFFFFF"/>
+              <w:right w:val="nil" w:sz="0" w:color="FFFFFF"/>
+            </w:tcBorders>
+          </w:tcPr>
+          <w:p>
+            <w:pPr>
+              <w:jc w:val="center"/>
+            </w:pPr>
+            <w:r/>
+            <w:r>
+              <w:rPr>
+                <w:rFonts w:ascii="Times New Roman" w:hAnsi="Times New Roman"/>
+                <w:b w:val="0"/>
+                <w:sz w:val="18"/>
+              </w:rPr>
+              <w:t>0.30</w:t>
+            </w:r>
+          </w:p>
+        </w:tc>
+        <w:tc>
+          <w:tcPr>
+            <w:tcW w:type="dxa" w:w="1275"/>
+            <w:vAlign w:val="center"/>
+            <w:tcBorders>
+              <w:top w:val="single" w:sz="10" w:color="000000"/>
+              <w:bottom w:val="single" w:sz="4" w:color="BFBFBF"/>
+              <w:left w:val="nil" w:sz="0" w:color="FFFFFF"/>
+              <w:right w:val="nil" w:sz="0" w:color="FFFFFF"/>
+            </w:tcBorders>
+          </w:tcPr>
+          <w:p>
+            <w:pPr>
+              <w:jc w:val="center"/>
+            </w:pPr>
+            <w:r/>
+            <w:r>
+              <w:rPr>
+                <w:rFonts w:ascii="Times New Roman" w:hAnsi="Times New Roman"/>
+                <w:b w:val="0"/>
+                <w:sz w:val="18"/>
+              </w:rPr>
+              <w:t>3.88</w:t>
+            </w:r>
+          </w:p>
+        </w:tc>
+        <w:tc>
+          <w:tcPr>
+            <w:tcW w:type="dxa" w:w="1275"/>
+            <w:vAlign w:val="center"/>
+            <w:tcBorders>
+              <w:top w:val="single" w:sz="10" w:color="000000"/>
+              <w:bottom w:val="single" w:sz="4" w:color="BFBFBF"/>
+              <w:left w:val="nil" w:sz="0" w:color="FFFFFF"/>
+              <w:right w:val="nil" w:sz="0" w:color="FFFFFF"/>
+            </w:tcBorders>
+          </w:tcPr>
+          <w:p>
+            <w:pPr>
+              <w:jc w:val="center"/>
+            </w:pPr>
+            <w:r/>
+            <w:r>
+              <w:rPr>
+                <w:rFonts w:ascii="Times New Roman" w:hAnsi="Times New Roman"/>
+                <w:b w:val="0"/>
+                <w:sz w:val="18"/>
+              </w:rPr>
+              <w:t>3.42</w:t>
+            </w:r>
+          </w:p>
+        </w:tc>
+        <w:tc>
+          <w:tcPr>
+            <w:tcW w:type="dxa" w:w="1275"/>
+            <w:vAlign w:val="center"/>
+            <w:tcBorders>
+              <w:top w:val="single" w:sz="10" w:color="000000"/>
+              <w:bottom w:val="single" w:sz="4" w:color="BFBFBF"/>
+              <w:left w:val="nil" w:sz="0" w:color="FFFFFF"/>
+              <w:right w:val="nil" w:sz="0" w:color="FFFFFF"/>
+            </w:tcBorders>
+          </w:tcPr>
+          <w:p>
+            <w:pPr>
+              <w:jc w:val="center"/>
+            </w:pPr>
+            <w:r/>
+            <w:r>
+              <w:rPr>
+                <w:rFonts w:ascii="Times New Roman" w:hAnsi="Times New Roman"/>
+                <w:b w:val="0"/>
+                <w:sz w:val="18"/>
+              </w:rPr>
+              <w:t>4.59</w:t>
+            </w:r>
+          </w:p>
+        </w:tc>
+      </w:tr>
+      <w:tr>
+        <w:tc>
+          <w:tcPr>
+            <w:tcW w:type="dxa" w:w="1275"/>
+            <w:vAlign w:val="center"/>
+            <w:tcBorders>
+              <w:top w:val="nil" w:sz="0" w:color="FFFFFF"/>
+              <w:bottom w:val="single" w:sz="4" w:color="BFBFBF"/>
+              <w:left w:val="nil" w:sz="0" w:color="FFFFFF"/>
+              <w:right w:val="nil" w:sz="0" w:color="FFFFFF"/>
+            </w:tcBorders>
+          </w:tcPr>
+          <w:p>
+            <w:pPr>
+              <w:jc w:val="center"/>
+            </w:pPr>
+            <w:r/>
+            <w:r>
+              <w:rPr>
+                <w:rFonts w:ascii="Times New Roman" w:hAnsi="Times New Roman"/>
+                <w:b w:val="0"/>
+                <w:sz w:val="18"/>
+              </w:rPr>
+              <w:t>Q2</w:t>
+            </w:r>
+          </w:p>
+        </w:tc>
+        <w:tc>
+          <w:tcPr>
+            <w:tcW w:type="dxa" w:w="1275"/>
+            <w:vAlign w:val="center"/>
+            <w:tcBorders>
+              <w:top w:val="nil" w:sz="0" w:color="FFFFFF"/>
+              <w:bottom w:val="single" w:sz="4" w:color="BFBFBF"/>
+              <w:left w:val="nil" w:sz="0" w:color="FFFFFF"/>
+              <w:right w:val="nil" w:sz="0" w:color="FFFFFF"/>
+            </w:tcBorders>
+          </w:tcPr>
+          <w:p>
+            <w:pPr>
+              <w:jc w:val="center"/>
+            </w:pPr>
+            <w:r/>
+            <w:r>
+              <w:rPr>
+                <w:rFonts w:ascii="Times New Roman" w:hAnsi="Times New Roman"/>
+                <w:b w:val="0"/>
+                <w:sz w:val="18"/>
+              </w:rPr>
+              <w:t>Processing</w:t>
+            </w:r>
+          </w:p>
+        </w:tc>
+        <w:tc>
+          <w:tcPr>
+            <w:tcW w:type="dxa" w:w="1275"/>
+            <w:vAlign w:val="center"/>
+            <w:tcBorders>
+              <w:top w:val="nil" w:sz="0" w:color="FFFFFF"/>
+              <w:bottom w:val="single" w:sz="4" w:color="BFBFBF"/>
+              <w:left w:val="nil" w:sz="0" w:color="FFFFFF"/>
+              <w:right w:val="nil" w:sz="0" w:color="FFFFFF"/>
+            </w:tcBorders>
+          </w:tcPr>
+          <w:p>
+            <w:pPr>
+              <w:jc w:val="center"/>
+            </w:pPr>
+            <w:r/>
+            <w:r>
+              <w:rPr>
+                <w:rFonts w:ascii="Times New Roman" w:hAnsi="Times New Roman"/>
+                <w:b w:val="0"/>
+                <w:sz w:val="18"/>
+              </w:rPr>
+              <w:t>warmup</w:t>
+            </w:r>
+          </w:p>
+        </w:tc>
+        <w:tc>
+          <w:tcPr>
+            <w:tcW w:type="dxa" w:w="1275"/>
+            <w:vAlign w:val="center"/>
+            <w:tcBorders>
+              <w:top w:val="nil" w:sz="0" w:color="FFFFFF"/>
+              <w:bottom w:val="single" w:sz="4" w:color="BFBFBF"/>
+              <w:left w:val="nil" w:sz="0" w:color="FFFFFF"/>
+              <w:right w:val="nil" w:sz="0" w:color="FFFFFF"/>
+            </w:tcBorders>
+          </w:tcPr>
+          <w:p>
+            <w:pPr>
+              <w:jc w:val="center"/>
+            </w:pPr>
+            <w:r/>
+            <w:r>
+              <w:rPr>
+                <w:rFonts w:ascii="Times New Roman" w:hAnsi="Times New Roman"/>
+                <w:b w:val="0"/>
+                <w:sz w:val="18"/>
+              </w:rPr>
+              <w:t>0.29</w:t>
+            </w:r>
+          </w:p>
+        </w:tc>
+        <w:tc>
+          <w:tcPr>
+            <w:tcW w:type="dxa" w:w="1275"/>
+            <w:vAlign w:val="center"/>
+            <w:tcBorders>
+              <w:top w:val="nil" w:sz="0" w:color="FFFFFF"/>
+              <w:bottom w:val="single" w:sz="4" w:color="BFBFBF"/>
+              <w:left w:val="nil" w:sz="0" w:color="FFFFFF"/>
+              <w:right w:val="nil" w:sz="0" w:color="FFFFFF"/>
+            </w:tcBorders>
+          </w:tcPr>
+          <w:p>
+            <w:pPr>
+              <w:jc w:val="center"/>
+            </w:pPr>
+            <w:r/>
+            <w:r>
+              <w:rPr>
+                <w:rFonts w:ascii="Times New Roman" w:hAnsi="Times New Roman"/>
+                <w:b w:val="0"/>
+                <w:sz w:val="18"/>
+              </w:rPr>
+              <w:t>0.03</w:t>
+            </w:r>
+          </w:p>
+        </w:tc>
+        <w:tc>
+          <w:tcPr>
+            <w:tcW w:type="dxa" w:w="1275"/>
+            <w:vAlign w:val="center"/>
+            <w:tcBorders>
+              <w:top w:val="nil" w:sz="0" w:color="FFFFFF"/>
+              <w:bottom w:val="single" w:sz="4" w:color="BFBFBF"/>
+              <w:left w:val="nil" w:sz="0" w:color="FFFFFF"/>
+              <w:right w:val="nil" w:sz="0" w:color="FFFFFF"/>
+            </w:tcBorders>
+          </w:tcPr>
+          <w:p>
+            <w:pPr>
+              <w:jc w:val="center"/>
+            </w:pPr>
+            <w:r/>
+            <w:r>
+              <w:rPr>
+                <w:rFonts w:ascii="Times New Roman" w:hAnsi="Times New Roman"/>
+                <w:b w:val="0"/>
+                <w:sz w:val="18"/>
+              </w:rPr>
+              <w:t>0.28</w:t>
+            </w:r>
+          </w:p>
+        </w:tc>
+        <w:tc>
+          <w:tcPr>
+            <w:tcW w:type="dxa" w:w="1275"/>
+            <w:vAlign w:val="center"/>
+            <w:tcBorders>
+              <w:top w:val="nil" w:sz="0" w:color="FFFFFF"/>
+              <w:bottom w:val="single" w:sz="4" w:color="BFBFBF"/>
+              <w:left w:val="nil" w:sz="0" w:color="FFFFFF"/>
+              <w:right w:val="nil" w:sz="0" w:color="FFFFFF"/>
+            </w:tcBorders>
+          </w:tcPr>
+          <w:p>
+            <w:pPr>
+              <w:jc w:val="center"/>
+            </w:pPr>
+            <w:r/>
+            <w:r>
+              <w:rPr>
+                <w:rFonts w:ascii="Times New Roman" w:hAnsi="Times New Roman"/>
+                <w:b w:val="0"/>
+                <w:sz w:val="18"/>
+              </w:rPr>
+              <w:t>0.25</w:t>
+            </w:r>
+          </w:p>
+        </w:tc>
+        <w:tc>
+          <w:tcPr>
+            <w:tcW w:type="dxa" w:w="1275"/>
+            <w:vAlign w:val="center"/>
+            <w:tcBorders>
+              <w:top w:val="nil" w:sz="0" w:color="FFFFFF"/>
+              <w:bottom w:val="single" w:sz="4" w:color="BFBFBF"/>
+              <w:left w:val="nil" w:sz="0" w:color="FFFFFF"/>
+              <w:right w:val="nil" w:sz="0" w:color="FFFFFF"/>
+            </w:tcBorders>
+          </w:tcPr>
+          <w:p>
+            <w:pPr>
+              <w:jc w:val="center"/>
+            </w:pPr>
+            <w:r/>
+            <w:r>
+              <w:rPr>
+                <w:rFonts w:ascii="Times New Roman" w:hAnsi="Times New Roman"/>
+                <w:b w:val="0"/>
+                <w:sz w:val="18"/>
+              </w:rPr>
+              <w:t>0.36</w:t>
+            </w:r>
+          </w:p>
+        </w:tc>
+      </w:tr>
+      <w:tr>
+        <w:tc>
+          <w:tcPr>
+            <w:tcW w:type="dxa" w:w="1275"/>
+            <w:vAlign w:val="center"/>
+            <w:tcBorders>
+              <w:top w:val="single" w:sz="10" w:color="000000"/>
+              <w:bottom w:val="single" w:sz="4" w:color="BFBFBF"/>
+              <w:left w:val="nil" w:sz="0" w:color="FFFFFF"/>
+              <w:right w:val="nil" w:sz="0" w:color="FFFFFF"/>
+            </w:tcBorders>
+          </w:tcPr>
+          <w:p>
+            <w:pPr>
+              <w:jc w:val="center"/>
+            </w:pPr>
+            <w:r/>
+            <w:r>
+              <w:rPr>
+                <w:rFonts w:ascii="Times New Roman" w:hAnsi="Times New Roman"/>
+                <w:b w:val="0"/>
+                <w:sz w:val="18"/>
+              </w:rPr>
+              <w:t>Q2</w:t>
+            </w:r>
+          </w:p>
+        </w:tc>
+        <w:tc>
+          <w:tcPr>
+            <w:tcW w:type="dxa" w:w="1275"/>
+            <w:vAlign w:val="center"/>
+            <w:tcBorders>
+              <w:top w:val="single" w:sz="10" w:color="000000"/>
+              <w:bottom w:val="single" w:sz="4" w:color="BFBFBF"/>
+              <w:left w:val="nil" w:sz="0" w:color="FFFFFF"/>
+              <w:right w:val="nil" w:sz="0" w:color="FFFFFF"/>
+            </w:tcBorders>
+          </w:tcPr>
+          <w:p>
+            <w:pPr>
+              <w:jc w:val="center"/>
+            </w:pPr>
+            <w:r/>
+            <w:r>
+              <w:rPr>
+                <w:rFonts w:ascii="Times New Roman" w:hAnsi="Times New Roman"/>
+                <w:b w:val="0"/>
+                <w:sz w:val="18"/>
+              </w:rPr>
+              <w:t>End-to-end</w:t>
+            </w:r>
+          </w:p>
+        </w:tc>
+        <w:tc>
+          <w:tcPr>
+            <w:tcW w:type="dxa" w:w="1275"/>
+            <w:vAlign w:val="center"/>
+            <w:tcBorders>
+              <w:top w:val="single" w:sz="10" w:color="000000"/>
+              <w:bottom w:val="single" w:sz="4" w:color="BFBFBF"/>
+              <w:left w:val="nil" w:sz="0" w:color="FFFFFF"/>
+              <w:right w:val="nil" w:sz="0" w:color="FFFFFF"/>
+            </w:tcBorders>
+          </w:tcPr>
+          <w:p>
+            <w:pPr>
+              <w:jc w:val="center"/>
+            </w:pPr>
+            <w:r/>
+            <w:r>
+              <w:rPr>
+                <w:rFonts w:ascii="Times New Roman" w:hAnsi="Times New Roman"/>
+                <w:b w:val="0"/>
+                <w:sz w:val="18"/>
+              </w:rPr>
+              <w:t>cold start</w:t>
+            </w:r>
+          </w:p>
+        </w:tc>
+        <w:tc>
+          <w:tcPr>
+            <w:tcW w:type="dxa" w:w="1275"/>
+            <w:vAlign w:val="center"/>
+            <w:tcBorders>
+              <w:top w:val="single" w:sz="10" w:color="000000"/>
+              <w:bottom w:val="single" w:sz="4" w:color="BFBFBF"/>
+              <w:left w:val="nil" w:sz="0" w:color="FFFFFF"/>
+              <w:right w:val="nil" w:sz="0" w:color="FFFFFF"/>
+            </w:tcBorders>
+          </w:tcPr>
+          <w:p>
+            <w:pPr>
+              <w:jc w:val="center"/>
+            </w:pPr>
+            <w:r/>
+            <w:r>
+              <w:rPr>
+                <w:rFonts w:ascii="Times New Roman" w:hAnsi="Times New Roman"/>
+                <w:b w:val="0"/>
+                <w:sz w:val="18"/>
+              </w:rPr>
+              <w:t>8.92</w:t>
+            </w:r>
+          </w:p>
+        </w:tc>
+        <w:tc>
+          <w:tcPr>
+            <w:tcW w:type="dxa" w:w="1275"/>
+            <w:vAlign w:val="center"/>
+            <w:tcBorders>
+              <w:top w:val="single" w:sz="10" w:color="000000"/>
+              <w:bottom w:val="single" w:sz="4" w:color="BFBFBF"/>
+              <w:left w:val="nil" w:sz="0" w:color="FFFFFF"/>
+              <w:right w:val="nil" w:sz="0" w:color="FFFFFF"/>
+            </w:tcBorders>
+          </w:tcPr>
+          <w:p>
+            <w:pPr>
+              <w:jc w:val="center"/>
+            </w:pPr>
+            <w:r/>
+            <w:r>
+              <w:rPr>
+                <w:rFonts w:ascii="Times New Roman" w:hAnsi="Times New Roman"/>
+                <w:b w:val="0"/>
+                <w:sz w:val="18"/>
+              </w:rPr>
+              <w:t>0.41</w:t>
+            </w:r>
+          </w:p>
+        </w:tc>
+        <w:tc>
+          <w:tcPr>
+            <w:tcW w:type="dxa" w:w="1275"/>
+            <w:vAlign w:val="center"/>
+            <w:tcBorders>
+              <w:top w:val="single" w:sz="10" w:color="000000"/>
+              <w:bottom w:val="single" w:sz="4" w:color="BFBFBF"/>
+              <w:left w:val="nil" w:sz="0" w:color="FFFFFF"/>
+              <w:right w:val="nil" w:sz="0" w:color="FFFFFF"/>
+            </w:tcBorders>
+          </w:tcPr>
+          <w:p>
+            <w:pPr>
+              <w:jc w:val="center"/>
+            </w:pPr>
+            <w:r/>
+            <w:r>
+              <w:rPr>
+                <w:rFonts w:ascii="Times New Roman" w:hAnsi="Times New Roman"/>
+                <w:b w:val="0"/>
+                <w:sz w:val="18"/>
+              </w:rPr>
+              <w:t>9.09</w:t>
+            </w:r>
+          </w:p>
+        </w:tc>
+        <w:tc>
+          <w:tcPr>
+            <w:tcW w:type="dxa" w:w="1275"/>
+            <w:vAlign w:val="center"/>
+            <w:tcBorders>
+              <w:top w:val="single" w:sz="10" w:color="000000"/>
+              <w:bottom w:val="single" w:sz="4" w:color="BFBFBF"/>
+              <w:left w:val="nil" w:sz="0" w:color="FFFFFF"/>
+              <w:right w:val="nil" w:sz="0" w:color="FFFFFF"/>
+            </w:tcBorders>
+          </w:tcPr>
+          <w:p>
+            <w:pPr>
+              <w:jc w:val="center"/>
+            </w:pPr>
+            <w:r/>
+            <w:r>
+              <w:rPr>
+                <w:rFonts w:ascii="Times New Roman" w:hAnsi="Times New Roman"/>
+                <w:b w:val="0"/>
+                <w:sz w:val="18"/>
+              </w:rPr>
+              <w:t>8.07</w:t>
+            </w:r>
+          </w:p>
+        </w:tc>
+        <w:tc>
+          <w:tcPr>
+            <w:tcW w:type="dxa" w:w="1275"/>
+            <w:vAlign w:val="center"/>
+            <w:tcBorders>
+              <w:top w:val="single" w:sz="10" w:color="000000"/>
+              <w:bottom w:val="single" w:sz="4" w:color="BFBFBF"/>
+              <w:left w:val="nil" w:sz="0" w:color="FFFFFF"/>
+              <w:right w:val="nil" w:sz="0" w:color="FFFFFF"/>
+            </w:tcBorders>
+          </w:tcPr>
+          <w:p>
+            <w:pPr>
+              <w:jc w:val="center"/>
+            </w:pPr>
+            <w:r/>
+            <w:r>
+              <w:rPr>
+                <w:rFonts w:ascii="Times New Roman" w:hAnsi="Times New Roman"/>
+                <w:b w:val="0"/>
+                <w:sz w:val="18"/>
+              </w:rPr>
+              <w:t>9.59</w:t>
+            </w:r>
+          </w:p>
+        </w:tc>
+      </w:tr>
+      <w:tr>
+        <w:tc>
+          <w:tcPr>
+            <w:tcW w:type="dxa" w:w="1275"/>
+            <w:vAlign w:val="center"/>
+            <w:tcBorders>
+              <w:top w:val="nil" w:sz="0" w:color="FFFFFF"/>
+              <w:bottom w:val="single" w:sz="4" w:color="BFBFBF"/>
+              <w:left w:val="nil" w:sz="0" w:color="FFFFFF"/>
+              <w:right w:val="nil" w:sz="0" w:color="FFFFFF"/>
+            </w:tcBorders>
+          </w:tcPr>
+          <w:p>
+            <w:pPr>
+              <w:jc w:val="center"/>
+            </w:pPr>
+            <w:r/>
+            <w:r>
+              <w:rPr>
+                <w:rFonts w:ascii="Times New Roman" w:hAnsi="Times New Roman"/>
+                <w:b w:val="0"/>
+                <w:sz w:val="18"/>
+              </w:rPr>
+              <w:t>Q2</w:t>
+            </w:r>
+          </w:p>
+        </w:tc>
+        <w:tc>
+          <w:tcPr>
+            <w:tcW w:type="dxa" w:w="1275"/>
+            <w:vAlign w:val="center"/>
+            <w:tcBorders>
+              <w:top w:val="nil" w:sz="0" w:color="FFFFFF"/>
+              <w:bottom w:val="single" w:sz="4" w:color="BFBFBF"/>
+              <w:left w:val="nil" w:sz="0" w:color="FFFFFF"/>
+              <w:right w:val="nil" w:sz="0" w:color="FFFFFF"/>
+            </w:tcBorders>
+          </w:tcPr>
+          <w:p>
+            <w:pPr>
+              <w:jc w:val="center"/>
+            </w:pPr>
+            <w:r/>
+            <w:r>
+              <w:rPr>
+                <w:rFonts w:ascii="Times New Roman" w:hAnsi="Times New Roman"/>
+                <w:b w:val="0"/>
+                <w:sz w:val="18"/>
+              </w:rPr>
+              <w:t>End-to-end</w:t>
+            </w:r>
+          </w:p>
+        </w:tc>
+        <w:tc>
+          <w:tcPr>
+            <w:tcW w:type="dxa" w:w="1275"/>
+            <w:vAlign w:val="center"/>
+            <w:tcBorders>
+              <w:top w:val="nil" w:sz="0" w:color="FFFFFF"/>
+              <w:bottom w:val="single" w:sz="4" w:color="BFBFBF"/>
+              <w:left w:val="nil" w:sz="0" w:color="FFFFFF"/>
+              <w:right w:val="nil" w:sz="0" w:color="FFFFFF"/>
+            </w:tcBorders>
+          </w:tcPr>
+          <w:p>
+            <w:pPr>
+              <w:jc w:val="center"/>
+            </w:pPr>
+            <w:r/>
+            <w:r>
+              <w:rPr>
+                <w:rFonts w:ascii="Times New Roman" w:hAnsi="Times New Roman"/>
+                <w:b w:val="0"/>
+                <w:sz w:val="18"/>
+              </w:rPr>
+              <w:t>warmup</w:t>
+            </w:r>
+          </w:p>
+        </w:tc>
+        <w:tc>
+          <w:tcPr>
+            <w:tcW w:type="dxa" w:w="1275"/>
+            <w:vAlign w:val="center"/>
+            <w:tcBorders>
+              <w:top w:val="nil" w:sz="0" w:color="FFFFFF"/>
+              <w:bottom w:val="single" w:sz="4" w:color="BFBFBF"/>
+              <w:left w:val="nil" w:sz="0" w:color="FFFFFF"/>
+              <w:right w:val="nil" w:sz="0" w:color="FFFFFF"/>
+            </w:tcBorders>
+          </w:tcPr>
+          <w:p>
+            <w:pPr>
+              <w:jc w:val="center"/>
+            </w:pPr>
+            <w:r/>
+            <w:r>
+              <w:rPr>
+                <w:rFonts w:ascii="Times New Roman" w:hAnsi="Times New Roman"/>
+                <w:b w:val="0"/>
+                <w:sz w:val="18"/>
+              </w:rPr>
+              <w:t>1.36</w:t>
+            </w:r>
+          </w:p>
+        </w:tc>
+        <w:tc>
+          <w:tcPr>
+            <w:tcW w:type="dxa" w:w="1275"/>
+            <w:vAlign w:val="center"/>
+            <w:tcBorders>
+              <w:top w:val="nil" w:sz="0" w:color="FFFFFF"/>
+              <w:bottom w:val="single" w:sz="4" w:color="BFBFBF"/>
+              <w:left w:val="nil" w:sz="0" w:color="FFFFFF"/>
+              <w:right w:val="nil" w:sz="0" w:color="FFFFFF"/>
+            </w:tcBorders>
+          </w:tcPr>
+          <w:p>
+            <w:pPr>
+              <w:jc w:val="center"/>
+            </w:pPr>
+            <w:r/>
+            <w:r>
+              <w:rPr>
+                <w:rFonts w:ascii="Times New Roman" w:hAnsi="Times New Roman"/>
+                <w:b w:val="0"/>
+                <w:sz w:val="18"/>
+              </w:rPr>
+              <w:t>0.31</w:t>
+            </w:r>
+          </w:p>
+        </w:tc>
+        <w:tc>
+          <w:tcPr>
+            <w:tcW w:type="dxa" w:w="1275"/>
+            <w:vAlign w:val="center"/>
+            <w:tcBorders>
+              <w:top w:val="nil" w:sz="0" w:color="FFFFFF"/>
+              <w:bottom w:val="single" w:sz="4" w:color="BFBFBF"/>
+              <w:left w:val="nil" w:sz="0" w:color="FFFFFF"/>
+              <w:right w:val="nil" w:sz="0" w:color="FFFFFF"/>
+            </w:tcBorders>
+          </w:tcPr>
+          <w:p>
+            <w:pPr>
+              <w:jc w:val="center"/>
+            </w:pPr>
+            <w:r/>
+            <w:r>
+              <w:rPr>
+                <w:rFonts w:ascii="Times New Roman" w:hAnsi="Times New Roman"/>
+                <w:b w:val="0"/>
+                <w:sz w:val="18"/>
+              </w:rPr>
+              <w:t>1.27</w:t>
+            </w:r>
+          </w:p>
+        </w:tc>
+        <w:tc>
+          <w:tcPr>
+            <w:tcW w:type="dxa" w:w="1275"/>
+            <w:vAlign w:val="center"/>
+            <w:tcBorders>
+              <w:top w:val="nil" w:sz="0" w:color="FFFFFF"/>
+              <w:bottom w:val="single" w:sz="4" w:color="BFBFBF"/>
+              <w:left w:val="nil" w:sz="0" w:color="FFFFFF"/>
+              <w:right w:val="nil" w:sz="0" w:color="FFFFFF"/>
+            </w:tcBorders>
+          </w:tcPr>
+          <w:p>
+            <w:pPr>
+              <w:jc w:val="center"/>
+            </w:pPr>
+            <w:r/>
+            <w:r>
+              <w:rPr>
+                <w:rFonts w:ascii="Times New Roman" w:hAnsi="Times New Roman"/>
+                <w:b w:val="0"/>
+                <w:sz w:val="18"/>
+              </w:rPr>
+              <w:t>0.80</w:t>
+            </w:r>
+          </w:p>
+        </w:tc>
+        <w:tc>
+          <w:tcPr>
+            <w:tcW w:type="dxa" w:w="1275"/>
+            <w:vAlign w:val="center"/>
+            <w:tcBorders>
+              <w:top w:val="nil" w:sz="0" w:color="FFFFFF"/>
+              <w:bottom w:val="single" w:sz="4" w:color="BFBFBF"/>
+              <w:left w:val="nil" w:sz="0" w:color="FFFFFF"/>
+              <w:right w:val="nil" w:sz="0" w:color="FFFFFF"/>
+            </w:tcBorders>
+          </w:tcPr>
+          <w:p>
+            <w:pPr>
+              <w:jc w:val="center"/>
+            </w:pPr>
+            <w:r/>
+            <w:r>
+              <w:rPr>
+                <w:rFonts w:ascii="Times New Roman" w:hAnsi="Times New Roman"/>
+                <w:b w:val="0"/>
+                <w:sz w:val="18"/>
+              </w:rPr>
+              <w:t>1.87</w:t>
+            </w:r>
+          </w:p>
+        </w:tc>
+      </w:tr>
+      <w:tr>
+        <w:tc>
+          <w:tcPr>
+            <w:tcW w:type="dxa" w:w="1275"/>
+            <w:vAlign w:val="center"/>
+            <w:tcBorders>
+              <w:top w:val="single" w:sz="10" w:color="000000"/>
+              <w:bottom w:val="single" w:sz="4" w:color="BFBFBF"/>
+              <w:left w:val="nil" w:sz="0" w:color="FFFFFF"/>
+              <w:right w:val="nil" w:sz="0" w:color="FFFFFF"/>
+            </w:tcBorders>
+          </w:tcPr>
+          <w:p>
+            <w:pPr>
+              <w:jc w:val="center"/>
+            </w:pPr>
+            <w:r/>
+            <w:r>
+              <w:rPr>
+                <w:rFonts w:ascii="Times New Roman" w:hAnsi="Times New Roman"/>
+                <w:b w:val="0"/>
+                <w:sz w:val="18"/>
+              </w:rPr>
+              <w:t>Q2</w:t>
+            </w:r>
+          </w:p>
+        </w:tc>
+        <w:tc>
+          <w:tcPr>
+            <w:tcW w:type="dxa" w:w="1275"/>
+            <w:vAlign w:val="center"/>
+            <w:tcBorders>
+              <w:top w:val="single" w:sz="10" w:color="000000"/>
+              <w:bottom w:val="single" w:sz="4" w:color="BFBFBF"/>
+              <w:left w:val="nil" w:sz="0" w:color="FFFFFF"/>
+              <w:right w:val="nil" w:sz="0" w:color="FFFFFF"/>
+            </w:tcBorders>
+          </w:tcPr>
+          <w:p>
+            <w:pPr>
+              <w:jc w:val="center"/>
+            </w:pPr>
+            <w:r/>
+            <w:r>
+              <w:rPr>
+                <w:rFonts w:ascii="Times New Roman" w:hAnsi="Times New Roman"/>
+                <w:b w:val="0"/>
+                <w:sz w:val="18"/>
+              </w:rPr>
+              <w:t>Spark stop</w:t>
+            </w:r>
+          </w:p>
+        </w:tc>
+        <w:tc>
+          <w:tcPr>
+            <w:tcW w:type="dxa" w:w="1275"/>
+            <w:vAlign w:val="center"/>
+            <w:tcBorders>
+              <w:top w:val="single" w:sz="10" w:color="000000"/>
+              <w:bottom w:val="single" w:sz="4" w:color="BFBFBF"/>
+              <w:left w:val="nil" w:sz="0" w:color="FFFFFF"/>
+              <w:right w:val="nil" w:sz="0" w:color="FFFFFF"/>
+            </w:tcBorders>
+          </w:tcPr>
+          <w:p>
+            <w:pPr>
+              <w:jc w:val="center"/>
+            </w:pPr>
+            <w:r/>
+            <w:r>
+              <w:rPr>
+                <w:rFonts w:ascii="Times New Roman" w:hAnsi="Times New Roman"/>
+                <w:b w:val="0"/>
+                <w:sz w:val="18"/>
+              </w:rPr>
+              <w:t>cold start</w:t>
+            </w:r>
+          </w:p>
+        </w:tc>
+        <w:tc>
+          <w:tcPr>
+            <w:tcW w:type="dxa" w:w="1275"/>
+            <w:vAlign w:val="center"/>
+            <w:tcBorders>
+              <w:top w:val="single" w:sz="10" w:color="000000"/>
+              <w:bottom w:val="single" w:sz="4" w:color="BFBFBF"/>
+              <w:left w:val="nil" w:sz="0" w:color="FFFFFF"/>
+              <w:right w:val="nil" w:sz="0" w:color="FFFFFF"/>
+            </w:tcBorders>
+          </w:tcPr>
+          <w:p>
+            <w:pPr>
+              <w:jc w:val="center"/>
+            </w:pPr>
+            <w:r/>
+            <w:r>
+              <w:rPr>
+                <w:rFonts w:ascii="Times New Roman" w:hAnsi="Times New Roman"/>
+                <w:b w:val="0"/>
+                <w:sz w:val="18"/>
+              </w:rPr>
+              <w:t>0.25</w:t>
+            </w:r>
+          </w:p>
+        </w:tc>
+        <w:tc>
+          <w:tcPr>
+            <w:tcW w:type="dxa" w:w="1275"/>
+            <w:vAlign w:val="center"/>
+            <w:tcBorders>
+              <w:top w:val="single" w:sz="10" w:color="000000"/>
+              <w:bottom w:val="single" w:sz="4" w:color="BFBFBF"/>
+              <w:left w:val="nil" w:sz="0" w:color="FFFFFF"/>
+              <w:right w:val="nil" w:sz="0" w:color="FFFFFF"/>
+            </w:tcBorders>
+          </w:tcPr>
+          <w:p>
+            <w:pPr>
+              <w:jc w:val="center"/>
+            </w:pPr>
+            <w:r/>
+            <w:r>
+              <w:rPr>
+                <w:rFonts w:ascii="Times New Roman" w:hAnsi="Times New Roman"/>
+                <w:b w:val="0"/>
+                <w:sz w:val="18"/>
+              </w:rPr>
+              <w:t>0.14</w:t>
+            </w:r>
+          </w:p>
+        </w:tc>
+        <w:tc>
+          <w:tcPr>
+            <w:tcW w:type="dxa" w:w="1275"/>
+            <w:vAlign w:val="center"/>
+            <w:tcBorders>
+              <w:top w:val="single" w:sz="10" w:color="000000"/>
+              <w:bottom w:val="single" w:sz="4" w:color="BFBFBF"/>
+              <w:left w:val="nil" w:sz="0" w:color="FFFFFF"/>
+              <w:right w:val="nil" w:sz="0" w:color="FFFFFF"/>
+            </w:tcBorders>
+          </w:tcPr>
+          <w:p>
+            <w:pPr>
+              <w:jc w:val="center"/>
+            </w:pPr>
+            <w:r/>
+            <w:r>
+              <w:rPr>
+                <w:rFonts w:ascii="Times New Roman" w:hAnsi="Times New Roman"/>
+                <w:b w:val="0"/>
+                <w:sz w:val="18"/>
+              </w:rPr>
+              <w:t>0.20</w:t>
+            </w:r>
+          </w:p>
+        </w:tc>
+        <w:tc>
+          <w:tcPr>
+            <w:tcW w:type="dxa" w:w="1275"/>
+            <w:vAlign w:val="center"/>
+            <w:tcBorders>
+              <w:top w:val="single" w:sz="10" w:color="000000"/>
+              <w:bottom w:val="single" w:sz="4" w:color="BFBFBF"/>
+              <w:left w:val="nil" w:sz="0" w:color="FFFFFF"/>
+              <w:right w:val="nil" w:sz="0" w:color="FFFFFF"/>
+            </w:tcBorders>
+          </w:tcPr>
+          <w:p>
+            <w:pPr>
+              <w:jc w:val="center"/>
+            </w:pPr>
+            <w:r/>
+            <w:r>
+              <w:rPr>
+                <w:rFonts w:ascii="Times New Roman" w:hAnsi="Times New Roman"/>
+                <w:b w:val="0"/>
+                <w:sz w:val="18"/>
+              </w:rPr>
+              <w:t>0.08</w:t>
+            </w:r>
+          </w:p>
+        </w:tc>
+        <w:tc>
+          <w:tcPr>
+            <w:tcW w:type="dxa" w:w="1275"/>
+            <w:vAlign w:val="center"/>
+            <w:tcBorders>
+              <w:top w:val="single" w:sz="10" w:color="000000"/>
+              <w:bottom w:val="single" w:sz="4" w:color="BFBFBF"/>
+              <w:left w:val="nil" w:sz="0" w:color="FFFFFF"/>
+              <w:right w:val="nil" w:sz="0" w:color="FFFFFF"/>
+            </w:tcBorders>
+          </w:tcPr>
+          <w:p>
+            <w:pPr>
+              <w:jc w:val="center"/>
+            </w:pPr>
+            <w:r/>
+            <w:r>
+              <w:rPr>
+                <w:rFonts w:ascii="Times New Roman" w:hAnsi="Times New Roman"/>
+                <w:b w:val="0"/>
+                <w:sz w:val="18"/>
+              </w:rPr>
+              <w:t>0.55</w:t>
+            </w:r>
+          </w:p>
+        </w:tc>
+      </w:tr>
+      <w:tr>
+        <w:tc>
+          <w:tcPr>
+            <w:tcW w:type="dxa" w:w="1275"/>
+            <w:vAlign w:val="center"/>
+            <w:tcBorders>
+              <w:top w:val="single" w:sz="14" w:color="000000"/>
+              <w:bottom w:val="single" w:sz="4" w:color="BFBFBF"/>
+              <w:left w:val="nil" w:sz="0" w:color="FFFFFF"/>
+              <w:right w:val="nil" w:sz="0" w:color="FFFFFF"/>
+            </w:tcBorders>
+          </w:tcPr>
+          <w:p>
+            <w:pPr>
+              <w:jc w:val="center"/>
+            </w:pPr>
+            <w:r/>
+            <w:r>
+              <w:rPr>
+                <w:rFonts w:ascii="Times New Roman" w:hAnsi="Times New Roman"/>
+                <w:b w:val="0"/>
+                <w:sz w:val="18"/>
+              </w:rPr>
+              <w:t>Q3</w:t>
+            </w:r>
+          </w:p>
+        </w:tc>
+        <w:tc>
+          <w:tcPr>
+            <w:tcW w:type="dxa" w:w="1275"/>
+            <w:vAlign w:val="center"/>
+            <w:tcBorders>
+              <w:top w:val="single" w:sz="14" w:color="000000"/>
+              <w:bottom w:val="single" w:sz="4" w:color="BFBFBF"/>
+              <w:left w:val="nil" w:sz="0" w:color="FFFFFF"/>
+              <w:right w:val="nil" w:sz="0" w:color="FFFFFF"/>
+            </w:tcBorders>
+          </w:tcPr>
+          <w:p>
+            <w:pPr>
+              <w:jc w:val="center"/>
+            </w:pPr>
+            <w:r/>
+            <w:r>
+              <w:rPr>
+                <w:rFonts w:ascii="Times New Roman" w:hAnsi="Times New Roman"/>
+                <w:b w:val="0"/>
+                <w:sz w:val="18"/>
+              </w:rPr>
+              <w:t>Spark start</w:t>
+            </w:r>
+          </w:p>
+        </w:tc>
+        <w:tc>
+          <w:tcPr>
+            <w:tcW w:type="dxa" w:w="1275"/>
+            <w:vAlign w:val="center"/>
+            <w:tcBorders>
+              <w:top w:val="single" w:sz="14" w:color="000000"/>
+              <w:bottom w:val="single" w:sz="4" w:color="BFBFBF"/>
+              <w:left w:val="nil" w:sz="0" w:color="FFFFFF"/>
+              <w:right w:val="nil" w:sz="0" w:color="FFFFFF"/>
+            </w:tcBorders>
+          </w:tcPr>
+          <w:p>
+            <w:pPr>
+              <w:jc w:val="center"/>
+            </w:pPr>
+            <w:r/>
+            <w:r>
+              <w:rPr>
+                <w:rFonts w:ascii="Times New Roman" w:hAnsi="Times New Roman"/>
+                <w:b w:val="0"/>
+                <w:sz w:val="18"/>
+              </w:rPr>
+              <w:t>cold start</w:t>
+            </w:r>
+          </w:p>
+        </w:tc>
+        <w:tc>
+          <w:tcPr>
+            <w:tcW w:type="dxa" w:w="1275"/>
+            <w:vAlign w:val="center"/>
+            <w:tcBorders>
+              <w:top w:val="single" w:sz="14" w:color="000000"/>
+              <w:bottom w:val="single" w:sz="4" w:color="BFBFBF"/>
+              <w:left w:val="nil" w:sz="0" w:color="FFFFFF"/>
+              <w:right w:val="nil" w:sz="0" w:color="FFFFFF"/>
+            </w:tcBorders>
+          </w:tcPr>
+          <w:p>
+            <w:pPr>
+              <w:jc w:val="center"/>
+            </w:pPr>
+            <w:r/>
+            <w:r>
+              <w:rPr>
+                <w:rFonts w:ascii="Times New Roman" w:hAnsi="Times New Roman"/>
+                <w:b w:val="0"/>
+                <w:sz w:val="18"/>
+              </w:rPr>
+              <w:t>0.09</w:t>
+            </w:r>
+          </w:p>
+        </w:tc>
+        <w:tc>
+          <w:tcPr>
+            <w:tcW w:type="dxa" w:w="1275"/>
+            <w:vAlign w:val="center"/>
+            <w:tcBorders>
+              <w:top w:val="single" w:sz="14" w:color="000000"/>
+              <w:bottom w:val="single" w:sz="4" w:color="BFBFBF"/>
+              <w:left w:val="nil" w:sz="0" w:color="FFFFFF"/>
+              <w:right w:val="nil" w:sz="0" w:color="FFFFFF"/>
+            </w:tcBorders>
+          </w:tcPr>
+          <w:p>
+            <w:pPr>
+              <w:jc w:val="center"/>
+            </w:pPr>
+            <w:r/>
+            <w:r>
+              <w:rPr>
+                <w:rFonts w:ascii="Times New Roman" w:hAnsi="Times New Roman"/>
+                <w:b w:val="0"/>
+                <w:sz w:val="18"/>
+              </w:rPr>
+              <w:t>0.01</w:t>
+            </w:r>
+          </w:p>
+        </w:tc>
+        <w:tc>
+          <w:tcPr>
+            <w:tcW w:type="dxa" w:w="1275"/>
+            <w:vAlign w:val="center"/>
+            <w:tcBorders>
+              <w:top w:val="single" w:sz="14" w:color="000000"/>
+              <w:bottom w:val="single" w:sz="4" w:color="BFBFBF"/>
+              <w:left w:val="nil" w:sz="0" w:color="FFFFFF"/>
+              <w:right w:val="nil" w:sz="0" w:color="FFFFFF"/>
+            </w:tcBorders>
+          </w:tcPr>
+          <w:p>
+            <w:pPr>
+              <w:jc w:val="center"/>
+            </w:pPr>
+            <w:r/>
+            <w:r>
+              <w:rPr>
+                <w:rFonts w:ascii="Times New Roman" w:hAnsi="Times New Roman"/>
+                <w:b w:val="0"/>
+                <w:sz w:val="18"/>
+              </w:rPr>
+              <w:t>0.09</w:t>
+            </w:r>
+          </w:p>
+        </w:tc>
+        <w:tc>
+          <w:tcPr>
+            <w:tcW w:type="dxa" w:w="1275"/>
+            <w:vAlign w:val="center"/>
+            <w:tcBorders>
+              <w:top w:val="single" w:sz="14" w:color="000000"/>
+              <w:bottom w:val="single" w:sz="4" w:color="BFBFBF"/>
+              <w:left w:val="nil" w:sz="0" w:color="FFFFFF"/>
+              <w:right w:val="nil" w:sz="0" w:color="FFFFFF"/>
+            </w:tcBorders>
+          </w:tcPr>
+          <w:p>
+            <w:pPr>
+              <w:jc w:val="center"/>
+            </w:pPr>
+            <w:r/>
+            <w:r>
+              <w:rPr>
+                <w:rFonts w:ascii="Times New Roman" w:hAnsi="Times New Roman"/>
+                <w:b w:val="0"/>
+                <w:sz w:val="18"/>
+              </w:rPr>
+              <w:t>0.08</w:t>
+            </w:r>
+          </w:p>
+        </w:tc>
+        <w:tc>
+          <w:tcPr>
+            <w:tcW w:type="dxa" w:w="1275"/>
+            <w:vAlign w:val="center"/>
+            <w:tcBorders>
+              <w:top w:val="single" w:sz="14" w:color="000000"/>
+              <w:bottom w:val="single" w:sz="4" w:color="BFBFBF"/>
+              <w:left w:val="nil" w:sz="0" w:color="FFFFFF"/>
+              <w:right w:val="nil" w:sz="0" w:color="FFFFFF"/>
+            </w:tcBorders>
+          </w:tcPr>
+          <w:p>
+            <w:pPr>
+              <w:jc w:val="center"/>
+            </w:pPr>
+            <w:r/>
+            <w:r>
+              <w:rPr>
+                <w:rFonts w:ascii="Times New Roman" w:hAnsi="Times New Roman"/>
+                <w:b w:val="0"/>
+                <w:sz w:val="18"/>
+              </w:rPr>
+              <w:t>0.10</w:t>
+            </w:r>
+          </w:p>
+        </w:tc>
+      </w:tr>
+      <w:tr>
+        <w:tc>
+          <w:tcPr>
+            <w:tcW w:type="dxa" w:w="1275"/>
+            <w:vAlign w:val="center"/>
+            <w:tcBorders>
+              <w:top w:val="single" w:sz="10" w:color="000000"/>
+              <w:bottom w:val="single" w:sz="4" w:color="BFBFBF"/>
+              <w:left w:val="nil" w:sz="0" w:color="FFFFFF"/>
+              <w:right w:val="nil" w:sz="0" w:color="FFFFFF"/>
+            </w:tcBorders>
+          </w:tcPr>
+          <w:p>
+            <w:pPr>
+              <w:jc w:val="center"/>
+            </w:pPr>
+            <w:r/>
+            <w:r>
+              <w:rPr>
+                <w:rFonts w:ascii="Times New Roman" w:hAnsi="Times New Roman"/>
+                <w:b w:val="0"/>
+                <w:sz w:val="18"/>
+              </w:rPr>
+              <w:t>Q3</w:t>
+            </w:r>
+          </w:p>
+        </w:tc>
+        <w:tc>
+          <w:tcPr>
+            <w:tcW w:type="dxa" w:w="1275"/>
+            <w:vAlign w:val="center"/>
+            <w:tcBorders>
+              <w:top w:val="single" w:sz="10" w:color="000000"/>
+              <w:bottom w:val="single" w:sz="4" w:color="BFBFBF"/>
+              <w:left w:val="nil" w:sz="0" w:color="FFFFFF"/>
+              <w:right w:val="nil" w:sz="0" w:color="FFFFFF"/>
+            </w:tcBorders>
+          </w:tcPr>
+          <w:p>
+            <w:pPr>
+              <w:jc w:val="center"/>
+            </w:pPr>
+            <w:r/>
+            <w:r>
+              <w:rPr>
+                <w:rFonts w:ascii="Times New Roman" w:hAnsi="Times New Roman"/>
+                <w:b w:val="0"/>
+                <w:sz w:val="18"/>
+              </w:rPr>
+              <w:t>Loading</w:t>
+            </w:r>
+          </w:p>
+        </w:tc>
+        <w:tc>
+          <w:tcPr>
+            <w:tcW w:type="dxa" w:w="1275"/>
+            <w:vAlign w:val="center"/>
+            <w:tcBorders>
+              <w:top w:val="single" w:sz="10" w:color="000000"/>
+              <w:bottom w:val="single" w:sz="4" w:color="BFBFBF"/>
+              <w:left w:val="nil" w:sz="0" w:color="FFFFFF"/>
+              <w:right w:val="nil" w:sz="0" w:color="FFFFFF"/>
+            </w:tcBorders>
+          </w:tcPr>
+          <w:p>
+            <w:pPr>
+              <w:jc w:val="center"/>
+            </w:pPr>
+            <w:r/>
+            <w:r>
+              <w:rPr>
+                <w:rFonts w:ascii="Times New Roman" w:hAnsi="Times New Roman"/>
+                <w:b w:val="0"/>
+                <w:sz w:val="18"/>
+              </w:rPr>
+              <w:t>cold start</w:t>
+            </w:r>
+          </w:p>
+        </w:tc>
+        <w:tc>
+          <w:tcPr>
+            <w:tcW w:type="dxa" w:w="1275"/>
+            <w:vAlign w:val="center"/>
+            <w:tcBorders>
+              <w:top w:val="single" w:sz="10" w:color="000000"/>
+              <w:bottom w:val="single" w:sz="4" w:color="BFBFBF"/>
+              <w:left w:val="nil" w:sz="0" w:color="FFFFFF"/>
+              <w:right w:val="nil" w:sz="0" w:color="FFFFFF"/>
+            </w:tcBorders>
+          </w:tcPr>
+          <w:p>
+            <w:pPr>
+              <w:jc w:val="center"/>
+            </w:pPr>
+            <w:r/>
+            <w:r>
+              <w:rPr>
+                <w:rFonts w:ascii="Times New Roman" w:hAnsi="Times New Roman"/>
+                <w:b w:val="0"/>
+                <w:sz w:val="18"/>
+              </w:rPr>
+              <w:t>3.71</w:t>
+            </w:r>
+          </w:p>
+        </w:tc>
+        <w:tc>
+          <w:tcPr>
+            <w:tcW w:type="dxa" w:w="1275"/>
+            <w:vAlign w:val="center"/>
+            <w:tcBorders>
+              <w:top w:val="single" w:sz="10" w:color="000000"/>
+              <w:bottom w:val="single" w:sz="4" w:color="BFBFBF"/>
+              <w:left w:val="nil" w:sz="0" w:color="FFFFFF"/>
+              <w:right w:val="nil" w:sz="0" w:color="FFFFFF"/>
+            </w:tcBorders>
+          </w:tcPr>
+          <w:p>
+            <w:pPr>
+              <w:jc w:val="center"/>
+            </w:pPr>
+            <w:r/>
+            <w:r>
+              <w:rPr>
+                <w:rFonts w:ascii="Times New Roman" w:hAnsi="Times New Roman"/>
+                <w:b w:val="0"/>
+                <w:sz w:val="18"/>
+              </w:rPr>
+              <w:t>0.66</w:t>
+            </w:r>
+          </w:p>
+        </w:tc>
+        <w:tc>
+          <w:tcPr>
+            <w:tcW w:type="dxa" w:w="1275"/>
+            <w:vAlign w:val="center"/>
+            <w:tcBorders>
+              <w:top w:val="single" w:sz="10" w:color="000000"/>
+              <w:bottom w:val="single" w:sz="4" w:color="BFBFBF"/>
+              <w:left w:val="nil" w:sz="0" w:color="FFFFFF"/>
+              <w:right w:val="nil" w:sz="0" w:color="FFFFFF"/>
+            </w:tcBorders>
+          </w:tcPr>
+          <w:p>
+            <w:pPr>
+              <w:jc w:val="center"/>
+            </w:pPr>
+            <w:r/>
+            <w:r>
+              <w:rPr>
+                <w:rFonts w:ascii="Times New Roman" w:hAnsi="Times New Roman"/>
+                <w:b w:val="0"/>
+                <w:sz w:val="18"/>
+              </w:rPr>
+              <w:t>3.47</w:t>
+            </w:r>
+          </w:p>
+        </w:tc>
+        <w:tc>
+          <w:tcPr>
+            <w:tcW w:type="dxa" w:w="1275"/>
+            <w:vAlign w:val="center"/>
+            <w:tcBorders>
+              <w:top w:val="single" w:sz="10" w:color="000000"/>
+              <w:bottom w:val="single" w:sz="4" w:color="BFBFBF"/>
+              <w:left w:val="nil" w:sz="0" w:color="FFFFFF"/>
+              <w:right w:val="nil" w:sz="0" w:color="FFFFFF"/>
+            </w:tcBorders>
+          </w:tcPr>
+          <w:p>
+            <w:pPr>
+              <w:jc w:val="center"/>
+            </w:pPr>
+            <w:r/>
+            <w:r>
+              <w:rPr>
+                <w:rFonts w:ascii="Times New Roman" w:hAnsi="Times New Roman"/>
+                <w:b w:val="0"/>
+                <w:sz w:val="18"/>
+              </w:rPr>
+              <w:t>3.28</w:t>
+            </w:r>
+          </w:p>
+        </w:tc>
+        <w:tc>
+          <w:tcPr>
+            <w:tcW w:type="dxa" w:w="1275"/>
+            <w:vAlign w:val="center"/>
+            <w:tcBorders>
+              <w:top w:val="single" w:sz="10" w:color="000000"/>
+              <w:bottom w:val="single" w:sz="4" w:color="BFBFBF"/>
+              <w:left w:val="nil" w:sz="0" w:color="FFFFFF"/>
+              <w:right w:val="nil" w:sz="0" w:color="FFFFFF"/>
+            </w:tcBorders>
+          </w:tcPr>
+          <w:p>
+            <w:pPr>
+              <w:jc w:val="center"/>
+            </w:pPr>
+            <w:r/>
+            <w:r>
+              <w:rPr>
+                <w:rFonts w:ascii="Times New Roman" w:hAnsi="Times New Roman"/>
+                <w:b w:val="0"/>
+                <w:sz w:val="18"/>
+              </w:rPr>
+              <w:t>5.48</w:t>
+            </w:r>
+          </w:p>
+        </w:tc>
+      </w:tr>
+      <w:tr>
+        <w:tc>
+          <w:tcPr>
+            <w:tcW w:type="dxa" w:w="1275"/>
+            <w:vAlign w:val="center"/>
+            <w:tcBorders>
+              <w:top w:val="nil" w:sz="0" w:color="FFFFFF"/>
+              <w:bottom w:val="single" w:sz="4" w:color="BFBFBF"/>
+              <w:left w:val="nil" w:sz="0" w:color="FFFFFF"/>
+              <w:right w:val="nil" w:sz="0" w:color="FFFFFF"/>
+            </w:tcBorders>
+          </w:tcPr>
+          <w:p>
+            <w:pPr>
+              <w:jc w:val="center"/>
+            </w:pPr>
+            <w:r/>
+            <w:r>
+              <w:rPr>
+                <w:rFonts w:ascii="Times New Roman" w:hAnsi="Times New Roman"/>
+                <w:b w:val="0"/>
+                <w:sz w:val="18"/>
+              </w:rPr>
+              <w:t>Q3</w:t>
+            </w:r>
+          </w:p>
+        </w:tc>
+        <w:tc>
+          <w:tcPr>
+            <w:tcW w:type="dxa" w:w="1275"/>
+            <w:vAlign w:val="center"/>
+            <w:tcBorders>
+              <w:top w:val="nil" w:sz="0" w:color="FFFFFF"/>
+              <w:bottom w:val="single" w:sz="4" w:color="BFBFBF"/>
+              <w:left w:val="nil" w:sz="0" w:color="FFFFFF"/>
+              <w:right w:val="nil" w:sz="0" w:color="FFFFFF"/>
+            </w:tcBorders>
+          </w:tcPr>
+          <w:p>
+            <w:pPr>
+              <w:jc w:val="center"/>
+            </w:pPr>
+            <w:r/>
+            <w:r>
+              <w:rPr>
+                <w:rFonts w:ascii="Times New Roman" w:hAnsi="Times New Roman"/>
+                <w:b w:val="0"/>
+                <w:sz w:val="18"/>
+              </w:rPr>
+              <w:t>Loading</w:t>
+            </w:r>
+          </w:p>
+        </w:tc>
+        <w:tc>
+          <w:tcPr>
+            <w:tcW w:type="dxa" w:w="1275"/>
+            <w:vAlign w:val="center"/>
+            <w:tcBorders>
+              <w:top w:val="nil" w:sz="0" w:color="FFFFFF"/>
+              <w:bottom w:val="single" w:sz="4" w:color="BFBFBF"/>
+              <w:left w:val="nil" w:sz="0" w:color="FFFFFF"/>
+              <w:right w:val="nil" w:sz="0" w:color="FFFFFF"/>
+            </w:tcBorders>
+          </w:tcPr>
+          <w:p>
+            <w:pPr>
+              <w:jc w:val="center"/>
+            </w:pPr>
+            <w:r/>
+            <w:r>
+              <w:rPr>
+                <w:rFonts w:ascii="Times New Roman" w:hAnsi="Times New Roman"/>
+                <w:b w:val="0"/>
+                <w:sz w:val="18"/>
+              </w:rPr>
+              <w:t>warmup</w:t>
+            </w:r>
+          </w:p>
+        </w:tc>
+        <w:tc>
+          <w:tcPr>
+            <w:tcW w:type="dxa" w:w="1275"/>
+            <w:vAlign w:val="center"/>
+            <w:tcBorders>
+              <w:top w:val="nil" w:sz="0" w:color="FFFFFF"/>
+              <w:bottom w:val="single" w:sz="4" w:color="BFBFBF"/>
+              <w:left w:val="nil" w:sz="0" w:color="FFFFFF"/>
+              <w:right w:val="nil" w:sz="0" w:color="FFFFFF"/>
+            </w:tcBorders>
+          </w:tcPr>
+          <w:p>
+            <w:pPr>
+              <w:jc w:val="center"/>
+            </w:pPr>
+            <w:r/>
+            <w:r>
+              <w:rPr>
+                <w:rFonts w:ascii="Times New Roman" w:hAnsi="Times New Roman"/>
+                <w:b w:val="0"/>
+                <w:sz w:val="18"/>
+              </w:rPr>
+              <w:t>0.06</w:t>
+            </w:r>
+          </w:p>
+        </w:tc>
+        <w:tc>
+          <w:tcPr>
+            <w:tcW w:type="dxa" w:w="1275"/>
+            <w:vAlign w:val="center"/>
+            <w:tcBorders>
+              <w:top w:val="nil" w:sz="0" w:color="FFFFFF"/>
+              <w:bottom w:val="single" w:sz="4" w:color="BFBFBF"/>
+              <w:left w:val="nil" w:sz="0" w:color="FFFFFF"/>
+              <w:right w:val="nil" w:sz="0" w:color="FFFFFF"/>
+            </w:tcBorders>
+          </w:tcPr>
+          <w:p>
+            <w:pPr>
+              <w:jc w:val="center"/>
+            </w:pPr>
+            <w:r/>
+            <w:r>
+              <w:rPr>
+                <w:rFonts w:ascii="Times New Roman" w:hAnsi="Times New Roman"/>
+                <w:b w:val="0"/>
+                <w:sz w:val="18"/>
+              </w:rPr>
+              <w:t>0.01</w:t>
+            </w:r>
+          </w:p>
+        </w:tc>
+        <w:tc>
+          <w:tcPr>
+            <w:tcW w:type="dxa" w:w="1275"/>
+            <w:vAlign w:val="center"/>
+            <w:tcBorders>
+              <w:top w:val="nil" w:sz="0" w:color="FFFFFF"/>
+              <w:bottom w:val="single" w:sz="4" w:color="BFBFBF"/>
+              <w:left w:val="nil" w:sz="0" w:color="FFFFFF"/>
+              <w:right w:val="nil" w:sz="0" w:color="FFFFFF"/>
+            </w:tcBorders>
+          </w:tcPr>
+          <w:p>
+            <w:pPr>
+              <w:jc w:val="center"/>
+            </w:pPr>
+            <w:r/>
+            <w:r>
+              <w:rPr>
+                <w:rFonts w:ascii="Times New Roman" w:hAnsi="Times New Roman"/>
+                <w:b w:val="0"/>
+                <w:sz w:val="18"/>
+              </w:rPr>
+              <w:t>0.06</w:t>
+            </w:r>
+          </w:p>
+        </w:tc>
+        <w:tc>
+          <w:tcPr>
+            <w:tcW w:type="dxa" w:w="1275"/>
+            <w:vAlign w:val="center"/>
+            <w:tcBorders>
+              <w:top w:val="nil" w:sz="0" w:color="FFFFFF"/>
+              <w:bottom w:val="single" w:sz="4" w:color="BFBFBF"/>
+              <w:left w:val="nil" w:sz="0" w:color="FFFFFF"/>
+              <w:right w:val="nil" w:sz="0" w:color="FFFFFF"/>
+            </w:tcBorders>
+          </w:tcPr>
+          <w:p>
+            <w:pPr>
+              <w:jc w:val="center"/>
+            </w:pPr>
+            <w:r/>
+            <w:r>
+              <w:rPr>
+                <w:rFonts w:ascii="Times New Roman" w:hAnsi="Times New Roman"/>
+                <w:b w:val="0"/>
+                <w:sz w:val="18"/>
+              </w:rPr>
+              <w:t>0.05</w:t>
+            </w:r>
+          </w:p>
+        </w:tc>
+        <w:tc>
+          <w:tcPr>
+            <w:tcW w:type="dxa" w:w="1275"/>
+            <w:vAlign w:val="center"/>
+            <w:tcBorders>
+              <w:top w:val="nil" w:sz="0" w:color="FFFFFF"/>
+              <w:bottom w:val="single" w:sz="4" w:color="BFBFBF"/>
+              <w:left w:val="nil" w:sz="0" w:color="FFFFFF"/>
+              <w:right w:val="nil" w:sz="0" w:color="FFFFFF"/>
+            </w:tcBorders>
+          </w:tcPr>
+          <w:p>
+            <w:pPr>
+              <w:jc w:val="center"/>
+            </w:pPr>
+            <w:r/>
+            <w:r>
+              <w:rPr>
+                <w:rFonts w:ascii="Times New Roman" w:hAnsi="Times New Roman"/>
+                <w:b w:val="0"/>
+                <w:sz w:val="18"/>
+              </w:rPr>
+              <w:t>0.07</w:t>
+            </w:r>
+          </w:p>
+        </w:tc>
+      </w:tr>
+      <w:tr>
+        <w:tc>
+          <w:tcPr>
+            <w:tcW w:type="dxa" w:w="1275"/>
+            <w:vAlign w:val="center"/>
+            <w:tcBorders>
+              <w:top w:val="single" w:sz="10" w:color="000000"/>
+              <w:bottom w:val="single" w:sz="4" w:color="BFBFBF"/>
+              <w:left w:val="nil" w:sz="0" w:color="FFFFFF"/>
+              <w:right w:val="nil" w:sz="0" w:color="FFFFFF"/>
+            </w:tcBorders>
+          </w:tcPr>
+          <w:p>
+            <w:pPr>
+              <w:jc w:val="center"/>
+            </w:pPr>
+            <w:r/>
+            <w:r>
+              <w:rPr>
+                <w:rFonts w:ascii="Times New Roman" w:hAnsi="Times New Roman"/>
+                <w:b w:val="0"/>
+                <w:sz w:val="18"/>
+              </w:rPr>
+              <w:t>Q3</w:t>
+            </w:r>
+          </w:p>
+        </w:tc>
+        <w:tc>
+          <w:tcPr>
+            <w:tcW w:type="dxa" w:w="1275"/>
+            <w:vAlign w:val="center"/>
+            <w:tcBorders>
+              <w:top w:val="single" w:sz="10" w:color="000000"/>
+              <w:bottom w:val="single" w:sz="4" w:color="BFBFBF"/>
+              <w:left w:val="nil" w:sz="0" w:color="FFFFFF"/>
+              <w:right w:val="nil" w:sz="0" w:color="FFFFFF"/>
+            </w:tcBorders>
+          </w:tcPr>
+          <w:p>
+            <w:pPr>
+              <w:jc w:val="center"/>
+            </w:pPr>
+            <w:r/>
+            <w:r>
+              <w:rPr>
+                <w:rFonts w:ascii="Times New Roman" w:hAnsi="Times New Roman"/>
+                <w:b w:val="0"/>
+                <w:sz w:val="18"/>
+              </w:rPr>
+              <w:t>Processing</w:t>
+            </w:r>
+          </w:p>
+        </w:tc>
+        <w:tc>
+          <w:tcPr>
+            <w:tcW w:type="dxa" w:w="1275"/>
+            <w:vAlign w:val="center"/>
+            <w:tcBorders>
+              <w:top w:val="single" w:sz="10" w:color="000000"/>
+              <w:bottom w:val="single" w:sz="4" w:color="BFBFBF"/>
+              <w:left w:val="nil" w:sz="0" w:color="FFFFFF"/>
+              <w:right w:val="nil" w:sz="0" w:color="FFFFFF"/>
+            </w:tcBorders>
+          </w:tcPr>
+          <w:p>
+            <w:pPr>
+              <w:jc w:val="center"/>
+            </w:pPr>
+            <w:r/>
+            <w:r>
+              <w:rPr>
+                <w:rFonts w:ascii="Times New Roman" w:hAnsi="Times New Roman"/>
+                <w:b w:val="0"/>
+                <w:sz w:val="18"/>
+              </w:rPr>
+              <w:t>cold start</w:t>
+            </w:r>
+          </w:p>
+        </w:tc>
+        <w:tc>
+          <w:tcPr>
+            <w:tcW w:type="dxa" w:w="1275"/>
+            <w:vAlign w:val="center"/>
+            <w:tcBorders>
+              <w:top w:val="single" w:sz="10" w:color="000000"/>
+              <w:bottom w:val="single" w:sz="4" w:color="BFBFBF"/>
+              <w:left w:val="nil" w:sz="0" w:color="FFFFFF"/>
+              <w:right w:val="nil" w:sz="0" w:color="FFFFFF"/>
+            </w:tcBorders>
+          </w:tcPr>
+          <w:p>
+            <w:pPr>
+              <w:jc w:val="center"/>
+            </w:pPr>
+            <w:r/>
+            <w:r>
+              <w:rPr>
+                <w:rFonts w:ascii="Times New Roman" w:hAnsi="Times New Roman"/>
+                <w:b w:val="0"/>
+                <w:sz w:val="18"/>
+              </w:rPr>
+              <w:t>3.72</w:t>
+            </w:r>
+          </w:p>
+        </w:tc>
+        <w:tc>
+          <w:tcPr>
+            <w:tcW w:type="dxa" w:w="1275"/>
+            <w:vAlign w:val="center"/>
+            <w:tcBorders>
+              <w:top w:val="single" w:sz="10" w:color="000000"/>
+              <w:bottom w:val="single" w:sz="4" w:color="BFBFBF"/>
+              <w:left w:val="nil" w:sz="0" w:color="FFFFFF"/>
+              <w:right w:val="nil" w:sz="0" w:color="FFFFFF"/>
+            </w:tcBorders>
+          </w:tcPr>
+          <w:p>
+            <w:pPr>
+              <w:jc w:val="center"/>
+            </w:pPr>
+            <w:r/>
+            <w:r>
+              <w:rPr>
+                <w:rFonts w:ascii="Times New Roman" w:hAnsi="Times New Roman"/>
+                <w:b w:val="0"/>
+                <w:sz w:val="18"/>
+              </w:rPr>
+              <w:t>1.32</w:t>
+            </w:r>
+          </w:p>
+        </w:tc>
+        <w:tc>
+          <w:tcPr>
+            <w:tcW w:type="dxa" w:w="1275"/>
+            <w:vAlign w:val="center"/>
+            <w:tcBorders>
+              <w:top w:val="single" w:sz="10" w:color="000000"/>
+              <w:bottom w:val="single" w:sz="4" w:color="BFBFBF"/>
+              <w:left w:val="nil" w:sz="0" w:color="FFFFFF"/>
+              <w:right w:val="nil" w:sz="0" w:color="FFFFFF"/>
+            </w:tcBorders>
+          </w:tcPr>
+          <w:p>
+            <w:pPr>
+              <w:jc w:val="center"/>
+            </w:pPr>
+            <w:r/>
+            <w:r>
+              <w:rPr>
+                <w:rFonts w:ascii="Times New Roman" w:hAnsi="Times New Roman"/>
+                <w:b w:val="0"/>
+                <w:sz w:val="18"/>
+              </w:rPr>
+              <w:t>3.22</w:t>
+            </w:r>
+          </w:p>
+        </w:tc>
+        <w:tc>
+          <w:tcPr>
+            <w:tcW w:type="dxa" w:w="1275"/>
+            <w:vAlign w:val="center"/>
+            <w:tcBorders>
+              <w:top w:val="single" w:sz="10" w:color="000000"/>
+              <w:bottom w:val="single" w:sz="4" w:color="BFBFBF"/>
+              <w:left w:val="nil" w:sz="0" w:color="FFFFFF"/>
+              <w:right w:val="nil" w:sz="0" w:color="FFFFFF"/>
+            </w:tcBorders>
+          </w:tcPr>
+          <w:p>
+            <w:pPr>
+              <w:jc w:val="center"/>
+            </w:pPr>
+            <w:r/>
+            <w:r>
+              <w:rPr>
+                <w:rFonts w:ascii="Times New Roman" w:hAnsi="Times New Roman"/>
+                <w:b w:val="0"/>
+                <w:sz w:val="18"/>
+              </w:rPr>
+              <w:t>2.88</w:t>
+            </w:r>
+          </w:p>
+        </w:tc>
+        <w:tc>
+          <w:tcPr>
+            <w:tcW w:type="dxa" w:w="1275"/>
+            <w:vAlign w:val="center"/>
+            <w:tcBorders>
+              <w:top w:val="single" w:sz="10" w:color="000000"/>
+              <w:bottom w:val="single" w:sz="4" w:color="BFBFBF"/>
+              <w:left w:val="nil" w:sz="0" w:color="FFFFFF"/>
+              <w:right w:val="nil" w:sz="0" w:color="FFFFFF"/>
+            </w:tcBorders>
+          </w:tcPr>
+          <w:p>
+            <w:pPr>
+              <w:jc w:val="center"/>
+            </w:pPr>
+            <w:r/>
+            <w:r>
+              <w:rPr>
+                <w:rFonts w:ascii="Times New Roman" w:hAnsi="Times New Roman"/>
+                <w:b w:val="0"/>
+                <w:sz w:val="18"/>
+              </w:rPr>
+              <w:t>7.32</w:t>
+            </w:r>
+          </w:p>
+        </w:tc>
+      </w:tr>
+      <w:tr>
+        <w:tc>
+          <w:tcPr>
+            <w:tcW w:type="dxa" w:w="1275"/>
+            <w:vAlign w:val="center"/>
+            <w:tcBorders>
+              <w:top w:val="nil" w:sz="0" w:color="FFFFFF"/>
+              <w:bottom w:val="single" w:sz="4" w:color="BFBFBF"/>
+              <w:left w:val="nil" w:sz="0" w:color="FFFFFF"/>
+              <w:right w:val="nil" w:sz="0" w:color="FFFFFF"/>
+            </w:tcBorders>
+          </w:tcPr>
+          <w:p>
+            <w:pPr>
+              <w:jc w:val="center"/>
+            </w:pPr>
+            <w:r/>
+            <w:r>
+              <w:rPr>
+                <w:rFonts w:ascii="Times New Roman" w:hAnsi="Times New Roman"/>
+                <w:b w:val="0"/>
+                <w:sz w:val="18"/>
+              </w:rPr>
+              <w:t>Q3</w:t>
+            </w:r>
+          </w:p>
+        </w:tc>
+        <w:tc>
+          <w:tcPr>
+            <w:tcW w:type="dxa" w:w="1275"/>
+            <w:vAlign w:val="center"/>
+            <w:tcBorders>
+              <w:top w:val="nil" w:sz="0" w:color="FFFFFF"/>
+              <w:bottom w:val="single" w:sz="4" w:color="BFBFBF"/>
+              <w:left w:val="nil" w:sz="0" w:color="FFFFFF"/>
+              <w:right w:val="nil" w:sz="0" w:color="FFFFFF"/>
+            </w:tcBorders>
+          </w:tcPr>
+          <w:p>
+            <w:pPr>
+              <w:jc w:val="center"/>
+            </w:pPr>
+            <w:r/>
+            <w:r>
+              <w:rPr>
+                <w:rFonts w:ascii="Times New Roman" w:hAnsi="Times New Roman"/>
+                <w:b w:val="0"/>
+                <w:sz w:val="18"/>
+              </w:rPr>
+              <w:t>Processing</w:t>
+            </w:r>
+          </w:p>
+        </w:tc>
+        <w:tc>
+          <w:tcPr>
+            <w:tcW w:type="dxa" w:w="1275"/>
+            <w:vAlign w:val="center"/>
+            <w:tcBorders>
+              <w:top w:val="nil" w:sz="0" w:color="FFFFFF"/>
+              <w:bottom w:val="single" w:sz="4" w:color="BFBFBF"/>
+              <w:left w:val="nil" w:sz="0" w:color="FFFFFF"/>
+              <w:right w:val="nil" w:sz="0" w:color="FFFFFF"/>
+            </w:tcBorders>
+          </w:tcPr>
+          <w:p>
+            <w:pPr>
+              <w:jc w:val="center"/>
+            </w:pPr>
+            <w:r/>
+            <w:r>
+              <w:rPr>
+                <w:rFonts w:ascii="Times New Roman" w:hAnsi="Times New Roman"/>
+                <w:b w:val="0"/>
+                <w:sz w:val="18"/>
+              </w:rPr>
+              <w:t>warmup</w:t>
+            </w:r>
+          </w:p>
+        </w:tc>
+        <w:tc>
+          <w:tcPr>
+            <w:tcW w:type="dxa" w:w="1275"/>
+            <w:vAlign w:val="center"/>
+            <w:tcBorders>
+              <w:top w:val="nil" w:sz="0" w:color="FFFFFF"/>
+              <w:bottom w:val="single" w:sz="4" w:color="BFBFBF"/>
+              <w:left w:val="nil" w:sz="0" w:color="FFFFFF"/>
+              <w:right w:val="nil" w:sz="0" w:color="FFFFFF"/>
+            </w:tcBorders>
+          </w:tcPr>
+          <w:p>
+            <w:pPr>
+              <w:jc w:val="center"/>
+            </w:pPr>
+            <w:r/>
+            <w:r>
+              <w:rPr>
+                <w:rFonts w:ascii="Times New Roman" w:hAnsi="Times New Roman"/>
+                <w:b w:val="0"/>
+                <w:sz w:val="18"/>
+              </w:rPr>
+              <w:t>0.79</w:t>
+            </w:r>
+          </w:p>
+        </w:tc>
+        <w:tc>
+          <w:tcPr>
+            <w:tcW w:type="dxa" w:w="1275"/>
+            <w:vAlign w:val="center"/>
+            <w:tcBorders>
+              <w:top w:val="nil" w:sz="0" w:color="FFFFFF"/>
+              <w:bottom w:val="single" w:sz="4" w:color="BFBFBF"/>
+              <w:left w:val="nil" w:sz="0" w:color="FFFFFF"/>
+              <w:right w:val="nil" w:sz="0" w:color="FFFFFF"/>
+            </w:tcBorders>
+          </w:tcPr>
+          <w:p>
+            <w:pPr>
+              <w:jc w:val="center"/>
+            </w:pPr>
+            <w:r/>
+            <w:r>
+              <w:rPr>
+                <w:rFonts w:ascii="Times New Roman" w:hAnsi="Times New Roman"/>
+                <w:b w:val="0"/>
+                <w:sz w:val="18"/>
+              </w:rPr>
+              <w:t>0.04</w:t>
+            </w:r>
+          </w:p>
+        </w:tc>
+        <w:tc>
+          <w:tcPr>
+            <w:tcW w:type="dxa" w:w="1275"/>
+            <w:vAlign w:val="center"/>
+            <w:tcBorders>
+              <w:top w:val="nil" w:sz="0" w:color="FFFFFF"/>
+              <w:bottom w:val="single" w:sz="4" w:color="BFBFBF"/>
+              <w:left w:val="nil" w:sz="0" w:color="FFFFFF"/>
+              <w:right w:val="nil" w:sz="0" w:color="FFFFFF"/>
+            </w:tcBorders>
+          </w:tcPr>
+          <w:p>
+            <w:pPr>
+              <w:jc w:val="center"/>
+            </w:pPr>
+            <w:r/>
+            <w:r>
+              <w:rPr>
+                <w:rFonts w:ascii="Times New Roman" w:hAnsi="Times New Roman"/>
+                <w:b w:val="0"/>
+                <w:sz w:val="18"/>
+              </w:rPr>
+              <w:t>0.79</w:t>
+            </w:r>
+          </w:p>
+        </w:tc>
+        <w:tc>
+          <w:tcPr>
+            <w:tcW w:type="dxa" w:w="1275"/>
+            <w:vAlign w:val="center"/>
+            <w:tcBorders>
+              <w:top w:val="nil" w:sz="0" w:color="FFFFFF"/>
+              <w:bottom w:val="single" w:sz="4" w:color="BFBFBF"/>
+              <w:left w:val="nil" w:sz="0" w:color="FFFFFF"/>
+              <w:right w:val="nil" w:sz="0" w:color="FFFFFF"/>
+            </w:tcBorders>
+          </w:tcPr>
+          <w:p>
+            <w:pPr>
+              <w:jc w:val="center"/>
+            </w:pPr>
+            <w:r/>
+            <w:r>
+              <w:rPr>
+                <w:rFonts w:ascii="Times New Roman" w:hAnsi="Times New Roman"/>
+                <w:b w:val="0"/>
+                <w:sz w:val="18"/>
+              </w:rPr>
+              <w:t>0.74</w:t>
+            </w:r>
+          </w:p>
+        </w:tc>
+        <w:tc>
+          <w:tcPr>
+            <w:tcW w:type="dxa" w:w="1275"/>
+            <w:vAlign w:val="center"/>
+            <w:tcBorders>
+              <w:top w:val="nil" w:sz="0" w:color="FFFFFF"/>
+              <w:bottom w:val="single" w:sz="4" w:color="BFBFBF"/>
+              <w:left w:val="nil" w:sz="0" w:color="FFFFFF"/>
+              <w:right w:val="nil" w:sz="0" w:color="FFFFFF"/>
+            </w:tcBorders>
+          </w:tcPr>
+          <w:p>
+            <w:pPr>
+              <w:jc w:val="center"/>
+            </w:pPr>
+            <w:r/>
+            <w:r>
+              <w:rPr>
+                <w:rFonts w:ascii="Times New Roman" w:hAnsi="Times New Roman"/>
+                <w:b w:val="0"/>
+                <w:sz w:val="18"/>
+              </w:rPr>
+              <w:t>0.87</w:t>
+            </w:r>
+          </w:p>
+        </w:tc>
+      </w:tr>
+      <w:tr>
+        <w:tc>
+          <w:tcPr>
+            <w:tcW w:type="dxa" w:w="1275"/>
+            <w:vAlign w:val="center"/>
+            <w:tcBorders>
+              <w:top w:val="single" w:sz="10" w:color="000000"/>
+              <w:bottom w:val="single" w:sz="4" w:color="BFBFBF"/>
+              <w:left w:val="nil" w:sz="0" w:color="FFFFFF"/>
+              <w:right w:val="nil" w:sz="0" w:color="FFFFFF"/>
+            </w:tcBorders>
+          </w:tcPr>
+          <w:p>
+            <w:pPr>
+              <w:jc w:val="center"/>
+            </w:pPr>
+            <w:r/>
+            <w:r>
+              <w:rPr>
+                <w:rFonts w:ascii="Times New Roman" w:hAnsi="Times New Roman"/>
+                <w:b w:val="0"/>
+                <w:sz w:val="18"/>
+              </w:rPr>
+              <w:t>Q3</w:t>
+            </w:r>
+          </w:p>
+        </w:tc>
+        <w:tc>
+          <w:tcPr>
+            <w:tcW w:type="dxa" w:w="1275"/>
+            <w:vAlign w:val="center"/>
+            <w:tcBorders>
+              <w:top w:val="single" w:sz="10" w:color="000000"/>
+              <w:bottom w:val="single" w:sz="4" w:color="BFBFBF"/>
+              <w:left w:val="nil" w:sz="0" w:color="FFFFFF"/>
+              <w:right w:val="nil" w:sz="0" w:color="FFFFFF"/>
+            </w:tcBorders>
+          </w:tcPr>
+          <w:p>
+            <w:pPr>
+              <w:jc w:val="center"/>
+            </w:pPr>
+            <w:r/>
+            <w:r>
+              <w:rPr>
+                <w:rFonts w:ascii="Times New Roman" w:hAnsi="Times New Roman"/>
+                <w:b w:val="0"/>
+                <w:sz w:val="18"/>
+              </w:rPr>
+              <w:t>End-to-end</w:t>
+            </w:r>
+          </w:p>
+        </w:tc>
+        <w:tc>
+          <w:tcPr>
+            <w:tcW w:type="dxa" w:w="1275"/>
+            <w:vAlign w:val="center"/>
+            <w:tcBorders>
+              <w:top w:val="single" w:sz="10" w:color="000000"/>
+              <w:bottom w:val="single" w:sz="4" w:color="BFBFBF"/>
+              <w:left w:val="nil" w:sz="0" w:color="FFFFFF"/>
+              <w:right w:val="nil" w:sz="0" w:color="FFFFFF"/>
+            </w:tcBorders>
+          </w:tcPr>
+          <w:p>
+            <w:pPr>
+              <w:jc w:val="center"/>
+            </w:pPr>
+            <w:r/>
+            <w:r>
+              <w:rPr>
+                <w:rFonts w:ascii="Times New Roman" w:hAnsi="Times New Roman"/>
+                <w:b w:val="0"/>
+                <w:sz w:val="18"/>
+              </w:rPr>
+              <w:t>cold start</w:t>
+            </w:r>
+          </w:p>
+        </w:tc>
+        <w:tc>
+          <w:tcPr>
+            <w:tcW w:type="dxa" w:w="1275"/>
+            <w:vAlign w:val="center"/>
+            <w:tcBorders>
+              <w:top w:val="single" w:sz="10" w:color="000000"/>
+              <w:bottom w:val="single" w:sz="4" w:color="BFBFBF"/>
+              <w:left w:val="nil" w:sz="0" w:color="FFFFFF"/>
+              <w:right w:val="nil" w:sz="0" w:color="FFFFFF"/>
+            </w:tcBorders>
+          </w:tcPr>
+          <w:p>
+            <w:pPr>
+              <w:jc w:val="center"/>
+            </w:pPr>
+            <w:r/>
+            <w:r>
+              <w:rPr>
+                <w:rFonts w:ascii="Times New Roman" w:hAnsi="Times New Roman"/>
+                <w:b w:val="0"/>
+                <w:sz w:val="18"/>
+              </w:rPr>
+              <w:t>13.81</w:t>
+            </w:r>
+          </w:p>
+        </w:tc>
+        <w:tc>
+          <w:tcPr>
+            <w:tcW w:type="dxa" w:w="1275"/>
+            <w:vAlign w:val="center"/>
+            <w:tcBorders>
+              <w:top w:val="single" w:sz="10" w:color="000000"/>
+              <w:bottom w:val="single" w:sz="4" w:color="BFBFBF"/>
+              <w:left w:val="nil" w:sz="0" w:color="FFFFFF"/>
+              <w:right w:val="nil" w:sz="0" w:color="FFFFFF"/>
+            </w:tcBorders>
+          </w:tcPr>
+          <w:p>
+            <w:pPr>
+              <w:jc w:val="center"/>
+            </w:pPr>
+            <w:r/>
+            <w:r>
+              <w:rPr>
+                <w:rFonts w:ascii="Times New Roman" w:hAnsi="Times New Roman"/>
+                <w:b w:val="0"/>
+                <w:sz w:val="18"/>
+              </w:rPr>
+              <w:t>2.14</w:t>
+            </w:r>
+          </w:p>
+        </w:tc>
+        <w:tc>
+          <w:tcPr>
+            <w:tcW w:type="dxa" w:w="1275"/>
+            <w:vAlign w:val="center"/>
+            <w:tcBorders>
+              <w:top w:val="single" w:sz="10" w:color="000000"/>
+              <w:bottom w:val="single" w:sz="4" w:color="BFBFBF"/>
+              <w:left w:val="nil" w:sz="0" w:color="FFFFFF"/>
+              <w:right w:val="nil" w:sz="0" w:color="FFFFFF"/>
+            </w:tcBorders>
+          </w:tcPr>
+          <w:p>
+            <w:pPr>
+              <w:jc w:val="center"/>
+            </w:pPr>
+            <w:r/>
+            <w:r>
+              <w:rPr>
+                <w:rFonts w:ascii="Times New Roman" w:hAnsi="Times New Roman"/>
+                <w:b w:val="0"/>
+                <w:sz w:val="18"/>
+              </w:rPr>
+              <w:t>13.08</w:t>
+            </w:r>
+          </w:p>
+        </w:tc>
+        <w:tc>
+          <w:tcPr>
+            <w:tcW w:type="dxa" w:w="1275"/>
+            <w:vAlign w:val="center"/>
+            <w:tcBorders>
+              <w:top w:val="single" w:sz="10" w:color="000000"/>
+              <w:bottom w:val="single" w:sz="4" w:color="BFBFBF"/>
+              <w:left w:val="nil" w:sz="0" w:color="FFFFFF"/>
+              <w:right w:val="nil" w:sz="0" w:color="FFFFFF"/>
+            </w:tcBorders>
+          </w:tcPr>
+          <w:p>
+            <w:pPr>
+              <w:jc w:val="center"/>
+            </w:pPr>
+            <w:r/>
+            <w:r>
+              <w:rPr>
+                <w:rFonts w:ascii="Times New Roman" w:hAnsi="Times New Roman"/>
+                <w:b w:val="0"/>
+                <w:sz w:val="18"/>
+              </w:rPr>
+              <w:t>12.09</w:t>
+            </w:r>
+          </w:p>
+        </w:tc>
+        <w:tc>
+          <w:tcPr>
+            <w:tcW w:type="dxa" w:w="1275"/>
+            <w:vAlign w:val="center"/>
+            <w:tcBorders>
+              <w:top w:val="single" w:sz="10" w:color="000000"/>
+              <w:bottom w:val="single" w:sz="4" w:color="BFBFBF"/>
+              <w:left w:val="nil" w:sz="0" w:color="FFFFFF"/>
+              <w:right w:val="nil" w:sz="0" w:color="FFFFFF"/>
+            </w:tcBorders>
+          </w:tcPr>
+          <w:p>
+            <w:pPr>
+              <w:jc w:val="center"/>
+            </w:pPr>
+            <w:r/>
+            <w:r>
+              <w:rPr>
+                <w:rFonts w:ascii="Times New Roman" w:hAnsi="Times New Roman"/>
+                <w:b w:val="0"/>
+                <w:sz w:val="18"/>
+              </w:rPr>
+              <w:t>19.63</w:t>
+            </w:r>
+          </w:p>
+        </w:tc>
+      </w:tr>
+      <w:tr>
+        <w:tc>
+          <w:tcPr>
+            <w:tcW w:type="dxa" w:w="1275"/>
+            <w:vAlign w:val="center"/>
+            <w:tcBorders>
+              <w:top w:val="nil" w:sz="0" w:color="FFFFFF"/>
+              <w:bottom w:val="single" w:sz="4" w:color="BFBFBF"/>
+              <w:left w:val="nil" w:sz="0" w:color="FFFFFF"/>
+              <w:right w:val="nil" w:sz="0" w:color="FFFFFF"/>
+            </w:tcBorders>
+          </w:tcPr>
+          <w:p>
+            <w:pPr>
+              <w:jc w:val="center"/>
+            </w:pPr>
+            <w:r/>
+            <w:r>
+              <w:rPr>
+                <w:rFonts w:ascii="Times New Roman" w:hAnsi="Times New Roman"/>
+                <w:b w:val="0"/>
+                <w:sz w:val="18"/>
+              </w:rPr>
+              <w:t>Q3</w:t>
+            </w:r>
+          </w:p>
+        </w:tc>
+        <w:tc>
+          <w:tcPr>
+            <w:tcW w:type="dxa" w:w="1275"/>
+            <w:vAlign w:val="center"/>
+            <w:tcBorders>
+              <w:top w:val="nil" w:sz="0" w:color="FFFFFF"/>
+              <w:bottom w:val="single" w:sz="4" w:color="BFBFBF"/>
+              <w:left w:val="nil" w:sz="0" w:color="FFFFFF"/>
+              <w:right w:val="nil" w:sz="0" w:color="FFFFFF"/>
+            </w:tcBorders>
+          </w:tcPr>
+          <w:p>
+            <w:pPr>
+              <w:jc w:val="center"/>
+            </w:pPr>
+            <w:r/>
+            <w:r>
+              <w:rPr>
+                <w:rFonts w:ascii="Times New Roman" w:hAnsi="Times New Roman"/>
+                <w:b w:val="0"/>
+                <w:sz w:val="18"/>
+              </w:rPr>
+              <w:t>End-to-end</w:t>
+            </w:r>
+          </w:p>
+        </w:tc>
+        <w:tc>
+          <w:tcPr>
+            <w:tcW w:type="dxa" w:w="1275"/>
+            <w:vAlign w:val="center"/>
+            <w:tcBorders>
+              <w:top w:val="nil" w:sz="0" w:color="FFFFFF"/>
+              <w:bottom w:val="single" w:sz="4" w:color="BFBFBF"/>
+              <w:left w:val="nil" w:sz="0" w:color="FFFFFF"/>
+              <w:right w:val="nil" w:sz="0" w:color="FFFFFF"/>
+            </w:tcBorders>
+          </w:tcPr>
+          <w:p>
+            <w:pPr>
+              <w:jc w:val="center"/>
+            </w:pPr>
+            <w:r/>
+            <w:r>
+              <w:rPr>
+                <w:rFonts w:ascii="Times New Roman" w:hAnsi="Times New Roman"/>
+                <w:b w:val="0"/>
+                <w:sz w:val="18"/>
+              </w:rPr>
+              <w:t>warmup</w:t>
+            </w:r>
+          </w:p>
+        </w:tc>
+        <w:tc>
+          <w:tcPr>
+            <w:tcW w:type="dxa" w:w="1275"/>
+            <w:vAlign w:val="center"/>
+            <w:tcBorders>
+              <w:top w:val="nil" w:sz="0" w:color="FFFFFF"/>
+              <w:bottom w:val="single" w:sz="4" w:color="BFBFBF"/>
+              <w:left w:val="nil" w:sz="0" w:color="FFFFFF"/>
+              <w:right w:val="nil" w:sz="0" w:color="FFFFFF"/>
+            </w:tcBorders>
+          </w:tcPr>
+          <w:p>
+            <w:pPr>
+              <w:jc w:val="center"/>
+            </w:pPr>
+            <w:r/>
+            <w:r>
+              <w:rPr>
+                <w:rFonts w:ascii="Times New Roman" w:hAnsi="Times New Roman"/>
+                <w:b w:val="0"/>
+                <w:sz w:val="18"/>
+              </w:rPr>
+              <w:t>4.63</w:t>
+            </w:r>
+          </w:p>
+        </w:tc>
+        <w:tc>
+          <w:tcPr>
+            <w:tcW w:type="dxa" w:w="1275"/>
+            <w:vAlign w:val="center"/>
+            <w:tcBorders>
+              <w:top w:val="nil" w:sz="0" w:color="FFFFFF"/>
+              <w:bottom w:val="single" w:sz="4" w:color="BFBFBF"/>
+              <w:left w:val="nil" w:sz="0" w:color="FFFFFF"/>
+              <w:right w:val="nil" w:sz="0" w:color="FFFFFF"/>
+            </w:tcBorders>
+          </w:tcPr>
+          <w:p>
+            <w:pPr>
+              <w:jc w:val="center"/>
+            </w:pPr>
+            <w:r/>
+            <w:r>
+              <w:rPr>
+                <w:rFonts w:ascii="Times New Roman" w:hAnsi="Times New Roman"/>
+                <w:b w:val="0"/>
+                <w:sz w:val="18"/>
+              </w:rPr>
+              <w:t>0.45</w:t>
+            </w:r>
+          </w:p>
+        </w:tc>
+        <w:tc>
+          <w:tcPr>
+            <w:tcW w:type="dxa" w:w="1275"/>
+            <w:vAlign w:val="center"/>
+            <w:tcBorders>
+              <w:top w:val="nil" w:sz="0" w:color="FFFFFF"/>
+              <w:bottom w:val="single" w:sz="4" w:color="BFBFBF"/>
+              <w:left w:val="nil" w:sz="0" w:color="FFFFFF"/>
+              <w:right w:val="nil" w:sz="0" w:color="FFFFFF"/>
+            </w:tcBorders>
+          </w:tcPr>
+          <w:p>
+            <w:pPr>
+              <w:jc w:val="center"/>
+            </w:pPr>
+            <w:r/>
+            <w:r>
+              <w:rPr>
+                <w:rFonts w:ascii="Times New Roman" w:hAnsi="Times New Roman"/>
+                <w:b w:val="0"/>
+                <w:sz w:val="18"/>
+              </w:rPr>
+              <w:t>4.57</w:t>
+            </w:r>
+          </w:p>
+        </w:tc>
+        <w:tc>
+          <w:tcPr>
+            <w:tcW w:type="dxa" w:w="1275"/>
+            <w:vAlign w:val="center"/>
+            <w:tcBorders>
+              <w:top w:val="nil" w:sz="0" w:color="FFFFFF"/>
+              <w:bottom w:val="single" w:sz="4" w:color="BFBFBF"/>
+              <w:left w:val="nil" w:sz="0" w:color="FFFFFF"/>
+              <w:right w:val="nil" w:sz="0" w:color="FFFFFF"/>
+            </w:tcBorders>
+          </w:tcPr>
+          <w:p>
+            <w:pPr>
+              <w:jc w:val="center"/>
+            </w:pPr>
+            <w:r/>
+            <w:r>
+              <w:rPr>
+                <w:rFonts w:ascii="Times New Roman" w:hAnsi="Times New Roman"/>
+                <w:b w:val="0"/>
+                <w:sz w:val="18"/>
+              </w:rPr>
+              <w:t>3.86</w:t>
+            </w:r>
+          </w:p>
+        </w:tc>
+        <w:tc>
+          <w:tcPr>
+            <w:tcW w:type="dxa" w:w="1275"/>
+            <w:vAlign w:val="center"/>
+            <w:tcBorders>
+              <w:top w:val="nil" w:sz="0" w:color="FFFFFF"/>
+              <w:bottom w:val="single" w:sz="4" w:color="BFBFBF"/>
+              <w:left w:val="nil" w:sz="0" w:color="FFFFFF"/>
+              <w:right w:val="nil" w:sz="0" w:color="FFFFFF"/>
+            </w:tcBorders>
+          </w:tcPr>
+          <w:p>
+            <w:pPr>
+              <w:jc w:val="center"/>
+            </w:pPr>
+            <w:r/>
+            <w:r>
+              <w:rPr>
+                <w:rFonts w:ascii="Times New Roman" w:hAnsi="Times New Roman"/>
+                <w:b w:val="0"/>
+                <w:sz w:val="18"/>
+              </w:rPr>
+              <w:t>5.85</w:t>
+            </w:r>
+          </w:p>
+        </w:tc>
+      </w:tr>
+      <w:tr>
+        <w:tc>
+          <w:tcPr>
+            <w:tcW w:type="dxa" w:w="1275"/>
+            <w:vAlign w:val="center"/>
+            <w:tcBorders>
+              <w:top w:val="nil" w:sz="0" w:color="FFFFFF"/>
+              <w:bottom w:val="single" w:sz="14" w:color="000000"/>
+              <w:left w:val="nil" w:sz="0" w:color="FFFFFF"/>
+              <w:right w:val="nil" w:sz="0" w:color="FFFFFF"/>
+            </w:tcBorders>
+          </w:tcPr>
+          <w:p>
+            <w:pPr>
+              <w:jc w:val="center"/>
+            </w:pPr>
+            <w:r/>
+            <w:r>
+              <w:rPr>
+                <w:rFonts w:ascii="Times New Roman" w:hAnsi="Times New Roman"/>
+                <w:b w:val="0"/>
+                <w:sz w:val="18"/>
+              </w:rPr>
+              <w:t>Q3</w:t>
+            </w:r>
+          </w:p>
+        </w:tc>
+        <w:tc>
+          <w:tcPr>
+            <w:tcW w:type="dxa" w:w="1275"/>
+            <w:vAlign w:val="center"/>
+            <w:tcBorders>
+              <w:top w:val="nil" w:sz="0" w:color="FFFFFF"/>
+              <w:bottom w:val="single" w:sz="14" w:color="000000"/>
+              <w:left w:val="nil" w:sz="0" w:color="FFFFFF"/>
+              <w:right w:val="nil" w:sz="0" w:color="FFFFFF"/>
+            </w:tcBorders>
+          </w:tcPr>
+          <w:p>
+            <w:pPr>
+              <w:jc w:val="center"/>
+            </w:pPr>
+            <w:r/>
+            <w:r>
+              <w:rPr>
+                <w:rFonts w:ascii="Times New Roman" w:hAnsi="Times New Roman"/>
+                <w:b w:val="0"/>
+                <w:sz w:val="18"/>
+              </w:rPr>
+              <w:t>Spark stop</w:t>
+            </w:r>
+          </w:p>
+        </w:tc>
+        <w:tc>
+          <w:tcPr>
+            <w:tcW w:type="dxa" w:w="1275"/>
+            <w:vAlign w:val="center"/>
+            <w:tcBorders>
+              <w:top w:val="nil" w:sz="0" w:color="FFFFFF"/>
+              <w:bottom w:val="single" w:sz="14" w:color="000000"/>
+              <w:left w:val="nil" w:sz="0" w:color="FFFFFF"/>
+              <w:right w:val="nil" w:sz="0" w:color="FFFFFF"/>
+            </w:tcBorders>
+          </w:tcPr>
+          <w:p>
+            <w:pPr>
+              <w:jc w:val="center"/>
+            </w:pPr>
+            <w:r/>
+            <w:r>
+              <w:rPr>
+                <w:rFonts w:ascii="Times New Roman" w:hAnsi="Times New Roman"/>
+                <w:b w:val="0"/>
+                <w:sz w:val="18"/>
+              </w:rPr>
+              <w:t>cold start</w:t>
+            </w:r>
+          </w:p>
+        </w:tc>
+        <w:tc>
+          <w:tcPr>
+            <w:tcW w:type="dxa" w:w="1275"/>
+            <w:vAlign w:val="center"/>
+            <w:tcBorders>
+              <w:top w:val="nil" w:sz="0" w:color="FFFFFF"/>
+              <w:bottom w:val="single" w:sz="14" w:color="000000"/>
+              <w:left w:val="nil" w:sz="0" w:color="FFFFFF"/>
+              <w:right w:val="nil" w:sz="0" w:color="FFFFFF"/>
+            </w:tcBorders>
+          </w:tcPr>
+          <w:p>
+            <w:pPr>
+              <w:jc w:val="center"/>
+            </w:pPr>
+            <w:r/>
+            <w:r>
+              <w:rPr>
+                <w:rFonts w:ascii="Times New Roman" w:hAnsi="Times New Roman"/>
+                <w:b w:val="0"/>
+                <w:sz w:val="18"/>
+              </w:rPr>
+              <w:t>0.25</w:t>
+            </w:r>
+          </w:p>
+        </w:tc>
+        <w:tc>
+          <w:tcPr>
+            <w:tcW w:type="dxa" w:w="1275"/>
+            <w:vAlign w:val="center"/>
+            <w:tcBorders>
+              <w:top w:val="nil" w:sz="0" w:color="FFFFFF"/>
+              <w:bottom w:val="single" w:sz="14" w:color="000000"/>
+              <w:left w:val="nil" w:sz="0" w:color="FFFFFF"/>
+              <w:right w:val="nil" w:sz="0" w:color="FFFFFF"/>
+            </w:tcBorders>
+          </w:tcPr>
+          <w:p>
+            <w:pPr>
+              <w:jc w:val="center"/>
+            </w:pPr>
+            <w:r/>
+            <w:r>
+              <w:rPr>
+                <w:rFonts w:ascii="Times New Roman" w:hAnsi="Times New Roman"/>
+                <w:b w:val="0"/>
+                <w:sz w:val="18"/>
+              </w:rPr>
+              <w:t>0.13</w:t>
+            </w:r>
+          </w:p>
+        </w:tc>
+        <w:tc>
+          <w:tcPr>
+            <w:tcW w:type="dxa" w:w="1275"/>
+            <w:vAlign w:val="center"/>
+            <w:tcBorders>
+              <w:top w:val="nil" w:sz="0" w:color="FFFFFF"/>
+              <w:bottom w:val="single" w:sz="14" w:color="000000"/>
+              <w:left w:val="nil" w:sz="0" w:color="FFFFFF"/>
+              <w:right w:val="nil" w:sz="0" w:color="FFFFFF"/>
+            </w:tcBorders>
+          </w:tcPr>
+          <w:p>
+            <w:pPr>
+              <w:jc w:val="center"/>
+            </w:pPr>
+            <w:r/>
+            <w:r>
+              <w:rPr>
+                <w:rFonts w:ascii="Times New Roman" w:hAnsi="Times New Roman"/>
+                <w:b w:val="0"/>
+                <w:sz w:val="18"/>
+              </w:rPr>
+              <w:t>0.30</w:t>
+            </w:r>
+          </w:p>
+        </w:tc>
+        <w:tc>
+          <w:tcPr>
+            <w:tcW w:type="dxa" w:w="1275"/>
+            <w:vAlign w:val="center"/>
+            <w:tcBorders>
+              <w:top w:val="nil" w:sz="0" w:color="FFFFFF"/>
+              <w:bottom w:val="single" w:sz="14" w:color="000000"/>
+              <w:left w:val="nil" w:sz="0" w:color="FFFFFF"/>
+              <w:right w:val="nil" w:sz="0" w:color="FFFFFF"/>
+            </w:tcBorders>
+          </w:tcPr>
+          <w:p>
+            <w:pPr>
+              <w:jc w:val="center"/>
+            </w:pPr>
+            <w:r/>
+            <w:r>
+              <w:rPr>
+                <w:rFonts w:ascii="Times New Roman" w:hAnsi="Times New Roman"/>
+                <w:b w:val="0"/>
+                <w:sz w:val="18"/>
+              </w:rPr>
+              <w:t>0.04</w:t>
+            </w:r>
+          </w:p>
+        </w:tc>
+        <w:tc>
+          <w:tcPr>
+            <w:tcW w:type="dxa" w:w="1275"/>
+            <w:vAlign w:val="center"/>
+            <w:tcBorders>
+              <w:top w:val="nil" w:sz="0" w:color="FFFFFF"/>
+              <w:bottom w:val="single" w:sz="14" w:color="000000"/>
+              <w:left w:val="nil" w:sz="0" w:color="FFFFFF"/>
+              <w:right w:val="nil" w:sz="0" w:color="FFFFFF"/>
+            </w:tcBorders>
+          </w:tcPr>
+          <w:p>
+            <w:pPr>
+              <w:jc w:val="center"/>
+            </w:pPr>
+            <w:r/>
+            <w:r>
+              <w:rPr>
+                <w:rFonts w:ascii="Times New Roman" w:hAnsi="Times New Roman"/>
+                <w:b w:val="0"/>
+                <w:sz w:val="18"/>
+              </w:rPr>
+              <w:t>0.47</w:t>
+            </w:r>
+          </w:p>
+        </w:tc>
+      </w:tr>
+    </w:tbl>
+    <w:p/>
+    <w:p>
+      <w:pPr>
+        <w:jc w:val="left"/>
+      </w:pPr>
+      <w:r>
+        <w:rPr>
+          <w:rFonts w:ascii="Times New Roman" w:hAnsi="Times New Roman"/>
+          <w:i/>
+          <w:sz w:val="18"/>
+        </w:rPr>
+        <w:t>Only selected phases are reported: Spark start, loading, processing, end-to-end and Spark stop. For Q2, processing is computed as all_airlines_computation_s + top10_computation_s, summed element by element from the aggregate rows. The mode column distinguishes cold start from warmup execution.</w:t>
       </w:r>
     </w:p>
     <w:sectPr>
